--- a/vscode.docx
+++ b/vscode.docx
@@ -140,6 +140,206 @@
         </w:rPr>
         <w:t>Comment Nhanh 1 Đoạn Code JS?</w:t>
       </w:r>
+    </w:p>
+    <w:p>
+      <w:pPr>
+        <w:pStyle w:val="ListParagraph"/>
+        <w:numPr>
+          <w:ilvl w:val="0"/>
+          <w:numId w:val="4"/>
+        </w:numPr>
+        <w:rPr>
+          <w:lang w:val="en-US"/>
+        </w:rPr>
+      </w:pPr>
+      <w:r>
+        <w:rPr>
+          <w:lang w:val="en-US"/>
+        </w:rPr>
+        <w:t>Bôi đen đoạn Code rồi nhấn “Ctrl” + “/”</w:t>
+      </w:r>
+    </w:p>
+    <w:p>
+      <w:pPr>
+        <w:pStyle w:val="ListParagraph"/>
+        <w:numPr>
+          <w:ilvl w:val="0"/>
+          <w:numId w:val="3"/>
+        </w:numPr>
+        <w:rPr>
+          <w:lang w:val="en-US"/>
+        </w:rPr>
+      </w:pPr>
+      <w:r>
+        <w:rPr>
+          <w:lang w:val="en-US"/>
+        </w:rPr>
+        <w:t>Mở Nhanh 1 Terminal Mới?</w:t>
+      </w:r>
+    </w:p>
+    <w:p>
+      <w:pPr>
+        <w:pStyle w:val="ListParagraph"/>
+        <w:numPr>
+          <w:ilvl w:val="0"/>
+          <w:numId w:val="4"/>
+        </w:numPr>
+        <w:rPr>
+          <w:lang w:val="en-US"/>
+        </w:rPr>
+      </w:pPr>
+      <w:r>
+        <w:rPr>
+          <w:lang w:val="en-US"/>
+        </w:rPr>
+        <w:t>“Ctrl” + “`”</w:t>
+      </w:r>
+    </w:p>
+    <w:p>
+      <w:pPr>
+        <w:pStyle w:val="ListParagraph"/>
+        <w:numPr>
+          <w:ilvl w:val="0"/>
+          <w:numId w:val="4"/>
+        </w:numPr>
+        <w:rPr>
+          <w:lang w:val="en-US"/>
+        </w:rPr>
+      </w:pPr>
+      <w:r>
+        <w:rPr>
+          <w:lang w:val="en-US"/>
+        </w:rPr>
+        <w:t>“`” là cái nút dưới “Esc”</w:t>
+      </w:r>
+    </w:p>
+    <w:p>
+      <w:pPr>
+        <w:rPr>
+          <w:lang w:val="en-US"/>
+        </w:rPr>
+      </w:pPr>
+    </w:p>
+    <w:p>
+      <w:pPr>
+        <w:rPr>
+          <w:lang w:val="en-US"/>
+        </w:rPr>
+      </w:pPr>
+      <w:r>
+        <w:rPr>
+          <w:lang w:val="en-US"/>
+        </w:rPr>
+        <w:t>Terminal:</w:t>
+      </w:r>
+    </w:p>
+    <w:p>
+      <w:pPr>
+        <w:pStyle w:val="ListParagraph"/>
+        <w:numPr>
+          <w:ilvl w:val="0"/>
+          <w:numId w:val="1"/>
+        </w:numPr>
+        <w:rPr>
+          <w:lang w:val="en-US"/>
+        </w:rPr>
+      </w:pPr>
+      <w:r>
+        <w:rPr>
+          <w:lang w:val="en-US"/>
+        </w:rPr>
+        <w:t>Cách Hoạt Động Của Terminal Trong VS Code?</w:t>
+      </w:r>
+    </w:p>
+    <w:p>
+      <w:pPr>
+        <w:pStyle w:val="ListParagraph"/>
+        <w:numPr>
+          <w:ilvl w:val="0"/>
+          <w:numId w:val="2"/>
+        </w:numPr>
+        <w:rPr>
+          <w:lang w:val="en-US"/>
+        </w:rPr>
+      </w:pPr>
+      <w:r>
+        <w:rPr>
+          <w:lang w:val="en-US"/>
+        </w:rPr>
+        <w:t>Terminal trong VS Code có khá nhiều kiểu như Bash, CMD, Power Shell, …, lúc mới đầu làm việc với VS Code nó sẽ chọn Power Shell làm Terminal mặc định</w:t>
+      </w:r>
+    </w:p>
+    <w:p>
+      <w:pPr>
+        <w:pStyle w:val="ListParagraph"/>
+        <w:numPr>
+          <w:ilvl w:val="0"/>
+          <w:numId w:val="2"/>
+        </w:numPr>
+        <w:rPr>
+          <w:lang w:val="en-US"/>
+        </w:rPr>
+      </w:pPr>
+      <w:r>
+        <w:rPr>
+          <w:lang w:val="en-US"/>
+        </w:rPr>
+        <w:t>Khi mở nhanh 1 Terminal mới thì nó sẽ có kiểu là Terminal mặc định</w:t>
+      </w:r>
+    </w:p>
+    <w:p>
+      <w:pPr>
+        <w:pStyle w:val="ListParagraph"/>
+        <w:numPr>
+          <w:ilvl w:val="0"/>
+          <w:numId w:val="2"/>
+        </w:numPr>
+        <w:rPr>
+          <w:lang w:val="en-US"/>
+        </w:rPr>
+      </w:pPr>
+      <w:r>
+        <w:rPr>
+          <w:lang w:val="en-US"/>
+        </w:rPr>
+        <w:t xml:space="preserve">Để thêm 1 Terminal kiểu khác thì </w:t>
+      </w:r>
+      <w:r>
+        <w:rPr>
+          <w:lang w:val="en-US"/>
+        </w:rPr>
+        <w:t xml:space="preserve">Click dấu mũi tên xuống bên cạnh dấu </w:t>
+      </w:r>
+      <w:r>
+        <w:rPr>
+          <w:lang w:val="en-US"/>
+        </w:rPr>
+        <w:t>“</w:t>
+      </w:r>
+      <w:r>
+        <w:rPr>
+          <w:lang w:val="en-US"/>
+        </w:rPr>
+        <w:t>+</w:t>
+      </w:r>
+      <w:r>
+        <w:rPr>
+          <w:lang w:val="en-US"/>
+        </w:rPr>
+        <w:t>”</w:t>
+      </w:r>
+      <w:r>
+        <w:rPr>
+          <w:lang w:val="en-US"/>
+        </w:rPr>
+        <w:t xml:space="preserve"> trong cửa sổ Terminal rồi chọn </w:t>
+      </w:r>
+      <w:r>
+        <w:rPr>
+          <w:lang w:val="en-US"/>
+        </w:rPr>
+        <w:t>kiểu</w:t>
+      </w:r>
       <w:bookmarkStart w:id="0" w:name="_GoBack"/>
       <w:bookmarkEnd w:id="0"/>
     </w:p>
@@ -148,44 +348,6 @@
         <w:pStyle w:val="ListParagraph"/>
         <w:numPr>
           <w:ilvl w:val="0"/>
-          <w:numId w:val="4"/>
-        </w:numPr>
-        <w:rPr>
-          <w:lang w:val="en-US"/>
-        </w:rPr>
-      </w:pPr>
-      <w:r>
-        <w:rPr>
-          <w:lang w:val="en-US"/>
-        </w:rPr>
-        <w:t>Bôi đen đoạn Code rồi nhấn “Ctrl” + “/”</w:t>
-      </w:r>
-    </w:p>
-    <w:p>
-      <w:pPr>
-        <w:rPr>
-          <w:lang w:val="en-US"/>
-        </w:rPr>
-      </w:pPr>
-    </w:p>
-    <w:p>
-      <w:pPr>
-        <w:rPr>
-          <w:lang w:val="en-US"/>
-        </w:rPr>
-      </w:pPr>
-      <w:r>
-        <w:rPr>
-          <w:lang w:val="en-US"/>
-        </w:rPr>
-        <w:t>Terminal:</w:t>
-      </w:r>
-    </w:p>
-    <w:p>
-      <w:pPr>
-        <w:pStyle w:val="ListParagraph"/>
-        <w:numPr>
-          <w:ilvl w:val="0"/>
           <w:numId w:val="1"/>
         </w:numPr>
         <w:rPr>
@@ -196,7 +358,13 @@
         <w:rPr>
           <w:lang w:val="en-US"/>
         </w:rPr>
-        <w:t>Cách Hoạt Động Của Terminal Trong VS Code?</w:t>
+        <w:t xml:space="preserve">Cách Chọn Terminal </w:t>
+      </w:r>
+      <w:r>
+        <w:rPr>
+          <w:lang w:val="en-US"/>
+        </w:rPr>
+        <w:t>Khác Làm Mặc Định?</w:t>
       </w:r>
     </w:p>
     <w:p>
@@ -214,13 +382,37 @@
         <w:rPr>
           <w:lang w:val="en-US"/>
         </w:rPr>
-        <w:t>Mặc định g</w:t>
-      </w:r>
-      <w:r>
-        <w:rPr>
-          <w:lang w:val="en-US"/>
-        </w:rPr>
-        <w:t>iống Power Shell, khác CMD, nên có thể 1 số câu lệnh trên CMD sẽ không dùng được trên Terminal của VS Code</w:t>
+        <w:t xml:space="preserve">Tạo 1 Terminal mới rồi </w:t>
+      </w:r>
+      <w:r>
+        <w:rPr>
+          <w:lang w:val="en-US"/>
+        </w:rPr>
+        <w:t xml:space="preserve">Click dấu mũi tên xuống bên cạnh dấu “+” trong cửa sổ Terminal rồi chọn </w:t>
+      </w:r>
+      <w:r>
+        <w:rPr>
+          <w:lang w:val="en-US"/>
+        </w:rPr>
+        <w:t>“Select Default Profile” rồi chọn kiểu</w:t>
+      </w:r>
+    </w:p>
+    <w:p>
+      <w:pPr>
+        <w:pStyle w:val="ListParagraph"/>
+        <w:numPr>
+          <w:ilvl w:val="0"/>
+          <w:numId w:val="1"/>
+        </w:numPr>
+        <w:rPr>
+          <w:lang w:val="en-US"/>
+        </w:rPr>
+      </w:pPr>
+      <w:r>
+        <w:rPr>
+          <w:lang w:val="en-US"/>
+        </w:rPr>
+        <w:t>Copy Và Paste Trên Terminal?</w:t>
       </w:r>
     </w:p>
     <w:p>
@@ -238,31 +430,25 @@
         <w:rPr>
           <w:lang w:val="en-US"/>
         </w:rPr>
-        <w:t xml:space="preserve">Để </w:t>
-      </w:r>
-      <w:r>
-        <w:rPr>
-          <w:lang w:val="en-US"/>
-        </w:rPr>
-        <w:t>thêm 1 Terminal</w:t>
-      </w:r>
-      <w:r>
-        <w:rPr>
-          <w:lang w:val="en-US"/>
-        </w:rPr>
-        <w:t xml:space="preserve"> </w:t>
-      </w:r>
-      <w:r>
-        <w:rPr>
-          <w:lang w:val="en-US"/>
-        </w:rPr>
-        <w:t>kiểu</w:t>
-      </w:r>
-      <w:r>
-        <w:rPr>
-          <w:lang w:val="en-US"/>
-        </w:rPr>
-        <w:t xml:space="preserve"> CMD, Click dấu mũi tên xuống bên cạnh dấu + trong cửa sổ Terminal rồi chọn Command Prompt</w:t>
+        <w:t>Bôi đen rồi tổ hợp phím “Ctrl” + “C” để Copy</w:t>
+      </w:r>
+    </w:p>
+    <w:p>
+      <w:pPr>
+        <w:pStyle w:val="ListParagraph"/>
+        <w:numPr>
+          <w:ilvl w:val="0"/>
+          <w:numId w:val="2"/>
+        </w:numPr>
+        <w:rPr>
+          <w:lang w:val="en-US"/>
+        </w:rPr>
+      </w:pPr>
+      <w:r>
+        <w:rPr>
+          <w:lang w:val="en-US"/>
+        </w:rPr>
+        <w:t>Phải chuột để Paste ngay lập tức</w:t>
       </w:r>
     </w:p>
     <w:p>
@@ -280,7 +466,7 @@
         <w:rPr>
           <w:lang w:val="en-US"/>
         </w:rPr>
-        <w:t>Copy Và Paste Trên Terminal?</w:t>
+        <w:t>Phân Đôi Terminal Thành 2 Terminal Con?</w:t>
       </w:r>
     </w:p>
     <w:p>
@@ -298,7 +484,7 @@
         <w:rPr>
           <w:lang w:val="en-US"/>
         </w:rPr>
-        <w:t>Bôi đen rồi tổ hợp phím “Ctrl” + “C” để Copy</w:t>
+        <w:t>Chọn Terminal rồi nhấn “Ctrl” + “Shift” + “5”</w:t>
       </w:r>
     </w:p>
     <w:p>
@@ -316,7 +502,7 @@
         <w:rPr>
           <w:lang w:val="en-US"/>
         </w:rPr>
-        <w:t>Phải chuột để Paste ngay lập tức</w:t>
+        <w:t>2 Terminal con này có kiểu giống Terminal ban đầu, hoạt động riêng biệt, và khi chọn 1 trong 2 Terminal con thì sẽ hiện cả 2 cửa sổ Terminal</w:t>
       </w:r>
     </w:p>
     <w:sectPr>

--- a/vscode.docx
+++ b/vscode.docx
@@ -194,152 +194,6 @@
         </w:rPr>
         <w:t>“Ctrl” + “`”</w:t>
       </w:r>
-    </w:p>
-    <w:p>
-      <w:pPr>
-        <w:pStyle w:val="ListParagraph"/>
-        <w:numPr>
-          <w:ilvl w:val="0"/>
-          <w:numId w:val="4"/>
-        </w:numPr>
-        <w:rPr>
-          <w:lang w:val="en-US"/>
-        </w:rPr>
-      </w:pPr>
-      <w:r>
-        <w:rPr>
-          <w:lang w:val="en-US"/>
-        </w:rPr>
-        <w:t>“`” là cái nút dưới “Esc”</w:t>
-      </w:r>
-    </w:p>
-    <w:p>
-      <w:pPr>
-        <w:rPr>
-          <w:lang w:val="en-US"/>
-        </w:rPr>
-      </w:pPr>
-    </w:p>
-    <w:p>
-      <w:pPr>
-        <w:rPr>
-          <w:lang w:val="en-US"/>
-        </w:rPr>
-      </w:pPr>
-      <w:r>
-        <w:rPr>
-          <w:lang w:val="en-US"/>
-        </w:rPr>
-        <w:t>Terminal:</w:t>
-      </w:r>
-    </w:p>
-    <w:p>
-      <w:pPr>
-        <w:pStyle w:val="ListParagraph"/>
-        <w:numPr>
-          <w:ilvl w:val="0"/>
-          <w:numId w:val="1"/>
-        </w:numPr>
-        <w:rPr>
-          <w:lang w:val="en-US"/>
-        </w:rPr>
-      </w:pPr>
-      <w:r>
-        <w:rPr>
-          <w:lang w:val="en-US"/>
-        </w:rPr>
-        <w:t>Cách Hoạt Động Của Terminal Trong VS Code?</w:t>
-      </w:r>
-    </w:p>
-    <w:p>
-      <w:pPr>
-        <w:pStyle w:val="ListParagraph"/>
-        <w:numPr>
-          <w:ilvl w:val="0"/>
-          <w:numId w:val="2"/>
-        </w:numPr>
-        <w:rPr>
-          <w:lang w:val="en-US"/>
-        </w:rPr>
-      </w:pPr>
-      <w:r>
-        <w:rPr>
-          <w:lang w:val="en-US"/>
-        </w:rPr>
-        <w:t>Terminal trong VS Code có khá nhiều kiểu như Bash, CMD, Power Shell, …, lúc mới đầu làm việc với VS Code nó sẽ chọn Power Shell làm Terminal mặc định</w:t>
-      </w:r>
-    </w:p>
-    <w:p>
-      <w:pPr>
-        <w:pStyle w:val="ListParagraph"/>
-        <w:numPr>
-          <w:ilvl w:val="0"/>
-          <w:numId w:val="2"/>
-        </w:numPr>
-        <w:rPr>
-          <w:lang w:val="en-US"/>
-        </w:rPr>
-      </w:pPr>
-      <w:r>
-        <w:rPr>
-          <w:lang w:val="en-US"/>
-        </w:rPr>
-        <w:t>Khi mở nhanh 1 Terminal mới thì nó sẽ có kiểu là Terminal mặc định</w:t>
-      </w:r>
-    </w:p>
-    <w:p>
-      <w:pPr>
-        <w:pStyle w:val="ListParagraph"/>
-        <w:numPr>
-          <w:ilvl w:val="0"/>
-          <w:numId w:val="2"/>
-        </w:numPr>
-        <w:rPr>
-          <w:lang w:val="en-US"/>
-        </w:rPr>
-      </w:pPr>
-      <w:r>
-        <w:rPr>
-          <w:lang w:val="en-US"/>
-        </w:rPr>
-        <w:t xml:space="preserve">Để thêm 1 Terminal kiểu khác thì </w:t>
-      </w:r>
-      <w:r>
-        <w:rPr>
-          <w:lang w:val="en-US"/>
-        </w:rPr>
-        <w:t xml:space="preserve">Click dấu mũi tên xuống bên cạnh dấu </w:t>
-      </w:r>
-      <w:r>
-        <w:rPr>
-          <w:lang w:val="en-US"/>
-        </w:rPr>
-        <w:t>“</w:t>
-      </w:r>
-      <w:r>
-        <w:rPr>
-          <w:lang w:val="en-US"/>
-        </w:rPr>
-        <w:t>+</w:t>
-      </w:r>
-      <w:r>
-        <w:rPr>
-          <w:lang w:val="en-US"/>
-        </w:rPr>
-        <w:t>”</w:t>
-      </w:r>
-      <w:r>
-        <w:rPr>
-          <w:lang w:val="en-US"/>
-        </w:rPr>
-        <w:t xml:space="preserve"> trong cửa sổ Terminal rồi chọn </w:t>
-      </w:r>
-      <w:r>
-        <w:rPr>
-          <w:lang w:val="en-US"/>
-        </w:rPr>
-        <w:t>kiểu</w:t>
-      </w:r>
       <w:bookmarkStart w:id="0" w:name="_GoBack"/>
       <w:bookmarkEnd w:id="0"/>
     </w:p>
@@ -348,6 +202,80 @@
         <w:pStyle w:val="ListParagraph"/>
         <w:numPr>
           <w:ilvl w:val="0"/>
+          <w:numId w:val="4"/>
+        </w:numPr>
+        <w:rPr>
+          <w:lang w:val="en-US"/>
+        </w:rPr>
+      </w:pPr>
+      <w:r>
+        <w:rPr>
+          <w:lang w:val="en-US"/>
+        </w:rPr>
+        <w:t>“`” là cái nút dưới “Esc”</w:t>
+      </w:r>
+    </w:p>
+    <w:p>
+      <w:pPr>
+        <w:pStyle w:val="ListParagraph"/>
+        <w:numPr>
+          <w:ilvl w:val="0"/>
+          <w:numId w:val="3"/>
+        </w:numPr>
+        <w:rPr>
+          <w:lang w:val="en-US"/>
+        </w:rPr>
+      </w:pPr>
+      <w:r>
+        <w:rPr>
+          <w:lang w:val="en-US"/>
+        </w:rPr>
+        <w:t>Mở Nhanh Cửa Sổ Settings?</w:t>
+      </w:r>
+    </w:p>
+    <w:p>
+      <w:pPr>
+        <w:pStyle w:val="ListParagraph"/>
+        <w:numPr>
+          <w:ilvl w:val="0"/>
+          <w:numId w:val="4"/>
+        </w:numPr>
+        <w:rPr>
+          <w:lang w:val="en-US"/>
+        </w:rPr>
+      </w:pPr>
+      <w:r>
+        <w:rPr>
+          <w:lang w:val="en-US"/>
+        </w:rPr>
+        <w:t>“Ctrl” + “,”</w:t>
+      </w:r>
+    </w:p>
+    <w:p>
+      <w:pPr>
+        <w:rPr>
+          <w:lang w:val="en-US"/>
+        </w:rPr>
+      </w:pPr>
+    </w:p>
+    <w:p>
+      <w:pPr>
+        <w:rPr>
+          <w:lang w:val="en-US"/>
+        </w:rPr>
+      </w:pPr>
+      <w:r>
+        <w:rPr>
+          <w:lang w:val="en-US"/>
+        </w:rPr>
+        <w:t>Terminal:</w:t>
+      </w:r>
+    </w:p>
+    <w:p>
+      <w:pPr>
+        <w:pStyle w:val="ListParagraph"/>
+        <w:numPr>
+          <w:ilvl w:val="0"/>
           <w:numId w:val="1"/>
         </w:numPr>
         <w:rPr>
@@ -358,6 +286,114 @@
         <w:rPr>
           <w:lang w:val="en-US"/>
         </w:rPr>
+        <w:t>Terminal Của VS Code Có In Tiếng Việt Được Không?</w:t>
+      </w:r>
+    </w:p>
+    <w:p>
+      <w:pPr>
+        <w:pStyle w:val="ListParagraph"/>
+        <w:numPr>
+          <w:ilvl w:val="0"/>
+          <w:numId w:val="4"/>
+        </w:numPr>
+        <w:rPr>
+          <w:lang w:val="en-US"/>
+        </w:rPr>
+      </w:pPr>
+      <w:r>
+        <w:rPr>
+          <w:lang w:val="en-US"/>
+        </w:rPr>
+        <w:t>Đéo</w:t>
+      </w:r>
+    </w:p>
+    <w:p>
+      <w:pPr>
+        <w:pStyle w:val="ListParagraph"/>
+        <w:numPr>
+          <w:ilvl w:val="0"/>
+          <w:numId w:val="1"/>
+        </w:numPr>
+        <w:rPr>
+          <w:lang w:val="en-US"/>
+        </w:rPr>
+      </w:pPr>
+      <w:r>
+        <w:rPr>
+          <w:lang w:val="en-US"/>
+        </w:rPr>
+        <w:t>Cách Hoạt Động Của Terminal Trong VS Code?</w:t>
+      </w:r>
+    </w:p>
+    <w:p>
+      <w:pPr>
+        <w:pStyle w:val="ListParagraph"/>
+        <w:numPr>
+          <w:ilvl w:val="0"/>
+          <w:numId w:val="2"/>
+        </w:numPr>
+        <w:rPr>
+          <w:lang w:val="en-US"/>
+        </w:rPr>
+      </w:pPr>
+      <w:r>
+        <w:rPr>
+          <w:lang w:val="en-US"/>
+        </w:rPr>
+        <w:t>Terminal trong VS Code có khá nhiều kiểu như Bash, CMD, Power Shell, …, lúc mới đầu làm việc với VS Code nó sẽ chọn Power Shell làm Terminal mặc định</w:t>
+      </w:r>
+    </w:p>
+    <w:p>
+      <w:pPr>
+        <w:pStyle w:val="ListParagraph"/>
+        <w:numPr>
+          <w:ilvl w:val="0"/>
+          <w:numId w:val="2"/>
+        </w:numPr>
+        <w:rPr>
+          <w:lang w:val="en-US"/>
+        </w:rPr>
+      </w:pPr>
+      <w:r>
+        <w:rPr>
+          <w:lang w:val="en-US"/>
+        </w:rPr>
+        <w:t>Khi mở nhanh 1 Terminal mới thì nó sẽ có kiểu là Terminal mặc định</w:t>
+      </w:r>
+    </w:p>
+    <w:p>
+      <w:pPr>
+        <w:pStyle w:val="ListParagraph"/>
+        <w:numPr>
+          <w:ilvl w:val="0"/>
+          <w:numId w:val="2"/>
+        </w:numPr>
+        <w:rPr>
+          <w:lang w:val="en-US"/>
+        </w:rPr>
+      </w:pPr>
+      <w:r>
+        <w:rPr>
+          <w:lang w:val="en-US"/>
+        </w:rPr>
+        <w:t>Để thêm 1 Terminal kiểu khác thì Click dấu mũi tên xuống bên cạnh dấu “+” trong cửa sổ Terminal rồi chọn kiểu</w:t>
+      </w:r>
+    </w:p>
+    <w:p>
+      <w:pPr>
+        <w:pStyle w:val="ListParagraph"/>
+        <w:numPr>
+          <w:ilvl w:val="0"/>
+          <w:numId w:val="1"/>
+        </w:numPr>
+        <w:rPr>
+          <w:lang w:val="en-US"/>
+        </w:rPr>
+      </w:pPr>
+      <w:r>
+        <w:rPr>
+          <w:lang w:val="en-US"/>
+        </w:rPr>
         <w:t xml:space="preserve">Cách Chọn Terminal </w:t>
       </w:r>
       <w:r>
@@ -388,13 +424,7 @@
         <w:rPr>
           <w:lang w:val="en-US"/>
         </w:rPr>
-        <w:t xml:space="preserve">Click dấu mũi tên xuống bên cạnh dấu “+” trong cửa sổ Terminal rồi chọn </w:t>
-      </w:r>
-      <w:r>
-        <w:rPr>
-          <w:lang w:val="en-US"/>
-        </w:rPr>
-        <w:t>“Select Default Profile” rồi chọn kiểu</w:t>
+        <w:t>Click dấu mũi tên xuống bên cạnh dấu “+” trong cửa sổ Terminal rồi chọn “Select Default Profile” rồi chọn kiểu</w:t>
       </w:r>
     </w:p>
     <w:p>

--- a/vscode.docx
+++ b/vscode.docx
@@ -138,7 +138,37 @@
         <w:rPr>
           <w:lang w:val="en-US"/>
         </w:rPr>
-        <w:t>Comment Nhanh 1 Đoạn Code JS?</w:t>
+        <w:t>Comment</w:t>
+      </w:r>
+      <w:r>
+        <w:rPr>
+          <w:lang w:val="en-US"/>
+        </w:rPr>
+        <w:t xml:space="preserve"> Và Uncomment </w:t>
+      </w:r>
+      <w:r>
+        <w:rPr>
+          <w:lang w:val="en-US"/>
+        </w:rPr>
+        <w:t xml:space="preserve">Nhanh </w:t>
+      </w:r>
+      <w:r>
+        <w:rPr>
+          <w:lang w:val="en-US"/>
+        </w:rPr>
+        <w:t xml:space="preserve">1 </w:t>
+      </w:r>
+      <w:r>
+        <w:rPr>
+          <w:lang w:val="en-US"/>
+        </w:rPr>
+        <w:t>Đoạn Code</w:t>
+      </w:r>
+      <w:r>
+        <w:rPr>
+          <w:lang w:val="en-US"/>
+        </w:rPr>
+        <w:t xml:space="preserve"> Bất Kì?</w:t>
       </w:r>
     </w:p>
     <w:p>

--- a/vscode.docx
+++ b/vscode.docx
@@ -224,8 +224,122 @@
         </w:rPr>
         <w:t>“Ctrl” + “`”</w:t>
       </w:r>
+    </w:p>
+    <w:p>
+      <w:pPr>
+        <w:pStyle w:val="ListParagraph"/>
+        <w:numPr>
+          <w:ilvl w:val="0"/>
+          <w:numId w:val="4"/>
+        </w:numPr>
+        <w:rPr>
+          <w:lang w:val="en-US"/>
+        </w:rPr>
+      </w:pPr>
+      <w:r>
+        <w:rPr>
+          <w:lang w:val="en-US"/>
+        </w:rPr>
+        <w:t>“`” là cái nút dưới “Esc”</w:t>
+      </w:r>
+    </w:p>
+    <w:p>
+      <w:pPr>
+        <w:pStyle w:val="ListParagraph"/>
+        <w:numPr>
+          <w:ilvl w:val="0"/>
+          <w:numId w:val="3"/>
+        </w:numPr>
+        <w:rPr>
+          <w:lang w:val="en-US"/>
+        </w:rPr>
+      </w:pPr>
+      <w:r>
+        <w:rPr>
+          <w:lang w:val="en-US"/>
+        </w:rPr>
+        <w:t>Mở Nhanh Cửa Sổ Settings?</w:t>
+      </w:r>
+    </w:p>
+    <w:p>
+      <w:pPr>
+        <w:pStyle w:val="ListParagraph"/>
+        <w:numPr>
+          <w:ilvl w:val="0"/>
+          <w:numId w:val="4"/>
+        </w:numPr>
+        <w:rPr>
+          <w:lang w:val="en-US"/>
+        </w:rPr>
+      </w:pPr>
+      <w:r>
+        <w:rPr>
+          <w:lang w:val="en-US"/>
+        </w:rPr>
+        <w:t>“Ctrl” + “,”</w:t>
+      </w:r>
+    </w:p>
+    <w:p>
+      <w:pPr>
+        <w:pStyle w:val="ListParagraph"/>
+        <w:numPr>
+          <w:ilvl w:val="0"/>
+          <w:numId w:val="3"/>
+        </w:numPr>
+        <w:rPr>
+          <w:lang w:val="en-US"/>
+        </w:rPr>
+      </w:pPr>
+      <w:r>
+        <w:rPr>
+          <w:lang w:val="en-US"/>
+        </w:rPr>
+        <w:t>Bôi Đen Từ Vị Trí Hiện Tại Đến Cuối Dòng?</w:t>
+      </w:r>
+    </w:p>
+    <w:p>
+      <w:pPr>
+        <w:pStyle w:val="ListParagraph"/>
+        <w:numPr>
+          <w:ilvl w:val="0"/>
+          <w:numId w:val="4"/>
+        </w:numPr>
+        <w:rPr>
+          <w:lang w:val="en-US"/>
+        </w:rPr>
+      </w:pPr>
+      <w:r>
+        <w:rPr>
+          <w:lang w:val="en-US"/>
+        </w:rPr>
+        <w:t>“Shift” + “End”</w:t>
+      </w:r>
+    </w:p>
+    <w:p>
+      <w:pPr>
+        <w:pStyle w:val="ListParagraph"/>
+        <w:numPr>
+          <w:ilvl w:val="0"/>
+          <w:numId w:val="3"/>
+        </w:numPr>
+        <w:rPr>
+          <w:lang w:val="en-US"/>
+        </w:rPr>
+      </w:pPr>
+      <w:r>
+        <w:rPr>
+          <w:lang w:val="en-US"/>
+        </w:rPr>
+        <w:t xml:space="preserve">Di Chuyển Con Trỏ Tới Cuối </w:t>
+      </w:r>
       <w:bookmarkStart w:id="0" w:name="_GoBack"/>
       <w:bookmarkEnd w:id="0"/>
+      <w:r>
+        <w:rPr>
+          <w:lang w:val="en-US"/>
+        </w:rPr>
+        <w:t>File?</w:t>
+      </w:r>
     </w:p>
     <w:p>
       <w:pPr>
@@ -242,43 +356,7 @@
         <w:rPr>
           <w:lang w:val="en-US"/>
         </w:rPr>
-        <w:t>“`” là cái nút dưới “Esc”</w:t>
-      </w:r>
-    </w:p>
-    <w:p>
-      <w:pPr>
-        <w:pStyle w:val="ListParagraph"/>
-        <w:numPr>
-          <w:ilvl w:val="0"/>
-          <w:numId w:val="3"/>
-        </w:numPr>
-        <w:rPr>
-          <w:lang w:val="en-US"/>
-        </w:rPr>
-      </w:pPr>
-      <w:r>
-        <w:rPr>
-          <w:lang w:val="en-US"/>
-        </w:rPr>
-        <w:t>Mở Nhanh Cửa Sổ Settings?</w:t>
-      </w:r>
-    </w:p>
-    <w:p>
-      <w:pPr>
-        <w:pStyle w:val="ListParagraph"/>
-        <w:numPr>
-          <w:ilvl w:val="0"/>
-          <w:numId w:val="4"/>
-        </w:numPr>
-        <w:rPr>
-          <w:lang w:val="en-US"/>
-        </w:rPr>
-      </w:pPr>
-      <w:r>
-        <w:rPr>
-          <w:lang w:val="en-US"/>
-        </w:rPr>
-        <w:t>“Ctrl” + “,”</w:t>
+        <w:t>“Ctrl” + “End”</w:t>
       </w:r>
     </w:p>
     <w:p>

--- a/vscode.docx
+++ b/vscode.docx
@@ -330,41 +330,71 @@
         <w:rPr>
           <w:lang w:val="en-US"/>
         </w:rPr>
-        <w:t xml:space="preserve">Di Chuyển Con Trỏ Tới Cuối </w:t>
-      </w:r>
+        <w:t>Di Chuyển Con Trỏ Tới Cuối File?</w:t>
+      </w:r>
+    </w:p>
+    <w:p>
+      <w:pPr>
+        <w:pStyle w:val="ListParagraph"/>
+        <w:numPr>
+          <w:ilvl w:val="0"/>
+          <w:numId w:val="4"/>
+        </w:numPr>
+        <w:rPr>
+          <w:lang w:val="en-US"/>
+        </w:rPr>
+      </w:pPr>
+      <w:r>
+        <w:rPr>
+          <w:lang w:val="en-US"/>
+        </w:rPr>
+        <w:t>“Ctrl” + “End”</w:t>
+      </w:r>
+    </w:p>
+    <w:p>
+      <w:pPr>
+        <w:pStyle w:val="ListParagraph"/>
+        <w:numPr>
+          <w:ilvl w:val="0"/>
+          <w:numId w:val="3"/>
+        </w:numPr>
+        <w:rPr>
+          <w:lang w:val="en-US"/>
+        </w:rPr>
+      </w:pPr>
+      <w:r>
+        <w:rPr>
+          <w:lang w:val="en-US"/>
+        </w:rPr>
+        <w:t>Tăng Tất Cả Các Giá Trị Được Chọn Thêm 1?</w:t>
+      </w:r>
+    </w:p>
+    <w:p>
+      <w:pPr>
+        <w:pStyle w:val="ListParagraph"/>
+        <w:numPr>
+          <w:ilvl w:val="0"/>
+          <w:numId w:val="4"/>
+        </w:numPr>
+        <w:rPr>
+          <w:lang w:val="en-US"/>
+        </w:rPr>
+      </w:pPr>
+      <w:r>
+        <w:rPr>
+          <w:lang w:val="en-US"/>
+        </w:rPr>
+        <w:t>Đặt con trỏ chuột trước tất cả số muốn tăng thêm 1 + nhấn “Ctrl” + “Shift” + “P” + chọn “Emmet: Increment by 1”</w:t>
+      </w:r>
+    </w:p>
+    <w:p>
+      <w:pPr>
+        <w:rPr>
+          <w:lang w:val="en-US"/>
+        </w:rPr>
+      </w:pPr>
       <w:bookmarkStart w:id="0" w:name="_GoBack"/>
       <w:bookmarkEnd w:id="0"/>
-      <w:r>
-        <w:rPr>
-          <w:lang w:val="en-US"/>
-        </w:rPr>
-        <w:t>File?</w:t>
-      </w:r>
-    </w:p>
-    <w:p>
-      <w:pPr>
-        <w:pStyle w:val="ListParagraph"/>
-        <w:numPr>
-          <w:ilvl w:val="0"/>
-          <w:numId w:val="4"/>
-        </w:numPr>
-        <w:rPr>
-          <w:lang w:val="en-US"/>
-        </w:rPr>
-      </w:pPr>
-      <w:r>
-        <w:rPr>
-          <w:lang w:val="en-US"/>
-        </w:rPr>
-        <w:t>“Ctrl” + “End”</w:t>
-      </w:r>
-    </w:p>
-    <w:p>
-      <w:pPr>
-        <w:rPr>
-          <w:lang w:val="en-US"/>
-        </w:rPr>
-      </w:pPr>
     </w:p>
     <w:p>
       <w:pPr>

--- a/vscode.docx
+++ b/vscode.docx
@@ -384,17 +384,59 @@
         <w:rPr>
           <w:lang w:val="en-US"/>
         </w:rPr>
-        <w:t>Đặt con trỏ chuột trước tất cả số muốn tăng thêm 1 + nhấn “Ctrl” + “Shift” + “P” + chọn “Emmet: Increment by 1”</w:t>
-      </w:r>
-    </w:p>
-    <w:p>
-      <w:pPr>
-        <w:rPr>
-          <w:lang w:val="en-US"/>
-        </w:rPr>
-      </w:pPr>
+        <w:t>Đặt con trỏ chuột trước tất cả s</w:t>
+      </w:r>
       <w:bookmarkStart w:id="0" w:name="_GoBack"/>
       <w:bookmarkEnd w:id="0"/>
+      <w:r>
+        <w:rPr>
+          <w:lang w:val="en-US"/>
+        </w:rPr>
+        <w:t>ố muốn tăng thêm 1 + nhấn “Ctrl” + “Shift” + “P” + chọn “Emmet: Increment by 1”</w:t>
+      </w:r>
+    </w:p>
+    <w:p>
+      <w:pPr>
+        <w:pStyle w:val="ListParagraph"/>
+        <w:numPr>
+          <w:ilvl w:val="0"/>
+          <w:numId w:val="3"/>
+        </w:numPr>
+        <w:rPr>
+          <w:lang w:val="en-US"/>
+        </w:rPr>
+      </w:pPr>
+      <w:r>
+        <w:rPr>
+          <w:lang w:val="en-US"/>
+        </w:rPr>
+        <w:t>Thu Nhỏ Toàn Bộ Cửa Sổ Đang Mở Trong Máy?</w:t>
+      </w:r>
+    </w:p>
+    <w:p>
+      <w:pPr>
+        <w:pStyle w:val="ListParagraph"/>
+        <w:numPr>
+          <w:ilvl w:val="0"/>
+          <w:numId w:val="4"/>
+        </w:numPr>
+        <w:rPr>
+          <w:lang w:val="en-US"/>
+        </w:rPr>
+      </w:pPr>
+      <w:r>
+        <w:rPr>
+          <w:lang w:val="en-US"/>
+        </w:rPr>
+        <w:t>“Window” + “M”</w:t>
+      </w:r>
+    </w:p>
+    <w:p>
+      <w:pPr>
+        <w:rPr>
+          <w:lang w:val="en-US"/>
+        </w:rPr>
+      </w:pPr>
     </w:p>
     <w:p>
       <w:pPr>

--- a/vscode.docx
+++ b/vscode.docx
@@ -1,6 +1,6 @@
 
 <file path=word/document.xml><?xml version="1.0" encoding="utf-8"?>
-<w:document xmlns:wpc="http://schemas.microsoft.com/office/word/2010/wordprocessingCanvas" xmlns:mc="http://schemas.openxmlformats.org/markup-compatibility/2006" xmlns:o="urn:schemas-microsoft-com:office:office" xmlns:r="http://schemas.openxmlformats.org/officeDocument/2006/relationships" xmlns:m="http://schemas.openxmlformats.org/officeDocument/2006/math" xmlns:v="urn:schemas-microsoft-com:vml" xmlns:wp14="http://schemas.microsoft.com/office/word/2010/wordprocessingDrawing" xmlns:wp="http://schemas.openxmlformats.org/drawingml/2006/wordprocessingDrawing" xmlns:w10="urn:schemas-microsoft-com:office:word" xmlns:w="http://schemas.openxmlformats.org/wordprocessingml/2006/main" xmlns:w14="http://schemas.microsoft.com/office/word/2010/wordml" xmlns:wpg="http://schemas.microsoft.com/office/word/2010/wordprocessingGroup" xmlns:wpi="http://schemas.microsoft.com/office/word/2010/wordprocessingInk" xmlns:wne="http://schemas.microsoft.com/office/word/2006/wordml" xmlns:wps="http://schemas.microsoft.com/office/word/2010/wordprocessingShape" mc:Ignorable="w14 wp14">
+<w:document xmlns:wpc="http://schemas.microsoft.com/office/word/2010/wordprocessingCanvas" xmlns:cx="http://schemas.microsoft.com/office/drawing/2014/chartex" xmlns:cx1="http://schemas.microsoft.com/office/drawing/2015/9/8/chartex" xmlns:cx2="http://schemas.microsoft.com/office/drawing/2015/10/21/chartex" xmlns:cx3="http://schemas.microsoft.com/office/drawing/2016/5/9/chartex" xmlns:cx4="http://schemas.microsoft.com/office/drawing/2016/5/10/chartex" xmlns:cx5="http://schemas.microsoft.com/office/drawing/2016/5/11/chartex" xmlns:cx6="http://schemas.microsoft.com/office/drawing/2016/5/12/chartex" xmlns:cx7="http://schemas.microsoft.com/office/drawing/2016/5/13/chartex" xmlns:cx8="http://schemas.microsoft.com/office/drawing/2016/5/14/chartex" xmlns:mc="http://schemas.openxmlformats.org/markup-compatibility/2006" xmlns:aink="http://schemas.microsoft.com/office/drawing/2016/ink" xmlns:am3d="http://schemas.microsoft.com/office/drawing/2017/model3d" xmlns:o="urn:schemas-microsoft-com:office:office" xmlns:oel="http://schemas.microsoft.com/office/2019/extlst" xmlns:r="http://schemas.openxmlformats.org/officeDocument/2006/relationships" xmlns:m="http://schemas.openxmlformats.org/officeDocument/2006/math" xmlns:v="urn:schemas-microsoft-com:vml" xmlns:wp14="http://schemas.microsoft.com/office/word/2010/wordprocessingDrawing" xmlns:wp="http://schemas.openxmlformats.org/drawingml/2006/wordprocessingDrawing" xmlns:w10="urn:schemas-microsoft-com:office:word" xmlns:w="http://schemas.openxmlformats.org/wordprocessingml/2006/main" xmlns:w14="http://schemas.microsoft.com/office/word/2010/wordml" xmlns:w15="http://schemas.microsoft.com/office/word/2012/wordml" xmlns:w16cex="http://schemas.microsoft.com/office/word/2018/wordml/cex" xmlns:w16cid="http://schemas.microsoft.com/office/word/2016/wordml/cid" xmlns:w16="http://schemas.microsoft.com/office/word/2018/wordml" xmlns:w16sdtdh="http://schemas.microsoft.com/office/word/2020/wordml/sdtdatahash" xmlns:w16se="http://schemas.microsoft.com/office/word/2015/wordml/symex" xmlns:wpg="http://schemas.microsoft.com/office/word/2010/wordprocessingGroup" xmlns:wpi="http://schemas.microsoft.com/office/word/2010/wordprocessingInk" xmlns:wne="http://schemas.microsoft.com/office/word/2006/wordml" xmlns:wps="http://schemas.microsoft.com/office/word/2010/wordprocessingShape" mc:Ignorable="w14 w15 w16se w16cid w16 w16cex w16sdtdh wp14">
   <w:body>
     <w:p>
       <w:pPr>
@@ -12,7 +12,393 @@
         <w:rPr>
           <w:lang w:val="en-US"/>
         </w:rPr>
-        <w:t>Shortcut – Phím Tắt:</w:t>
+        <w:t>VS Code:</w:t>
+      </w:r>
+    </w:p>
+    <w:p>
+      <w:pPr>
+        <w:pStyle w:val="ListParagraph"/>
+        <w:numPr>
+          <w:ilvl w:val="0"/>
+          <w:numId w:val="7"/>
+        </w:numPr>
+        <w:rPr>
+          <w:lang w:val="en-US"/>
+        </w:rPr>
+      </w:pPr>
+      <w:proofErr w:type="spellStart"/>
+      <w:r>
+        <w:rPr>
+          <w:lang w:val="en-US"/>
+        </w:rPr>
+        <w:t>Cách</w:t>
+      </w:r>
+      <w:proofErr w:type="spellEnd"/>
+      <w:r>
+        <w:rPr>
+          <w:lang w:val="en-US"/>
+        </w:rPr>
+        <w:t xml:space="preserve"> Cài </w:t>
+      </w:r>
+      <w:proofErr w:type="spellStart"/>
+      <w:r>
+        <w:rPr>
+          <w:lang w:val="en-US"/>
+        </w:rPr>
+        <w:t>Đặt</w:t>
+      </w:r>
+      <w:proofErr w:type="spellEnd"/>
+      <w:r>
+        <w:rPr>
+          <w:lang w:val="en-US"/>
+        </w:rPr>
+        <w:t>?</w:t>
+      </w:r>
+    </w:p>
+    <w:p>
+      <w:pPr>
+        <w:pStyle w:val="ListParagraph"/>
+        <w:numPr>
+          <w:ilvl w:val="0"/>
+          <w:numId w:val="8"/>
+        </w:numPr>
+        <w:rPr>
+          <w:lang w:val="en-US"/>
+        </w:rPr>
+      </w:pPr>
+      <w:r>
+        <w:rPr>
+          <w:lang w:val="en-US"/>
+        </w:rPr>
+        <w:t xml:space="preserve">Cài </w:t>
+      </w:r>
+      <w:proofErr w:type="spellStart"/>
+      <w:r>
+        <w:rPr>
+          <w:lang w:val="en-US"/>
+        </w:rPr>
+        <w:t>đặt</w:t>
+      </w:r>
+      <w:proofErr w:type="spellEnd"/>
+      <w:r>
+        <w:rPr>
+          <w:lang w:val="en-US"/>
+        </w:rPr>
+        <w:t xml:space="preserve"> </w:t>
+      </w:r>
+      <w:proofErr w:type="spellStart"/>
+      <w:r>
+        <w:rPr>
+          <w:lang w:val="en-US"/>
+        </w:rPr>
+        <w:t>bình</w:t>
+      </w:r>
+      <w:proofErr w:type="spellEnd"/>
+      <w:r>
+        <w:rPr>
+          <w:lang w:val="en-US"/>
+        </w:rPr>
+        <w:t xml:space="preserve"> </w:t>
+      </w:r>
+      <w:proofErr w:type="spellStart"/>
+      <w:r>
+        <w:rPr>
+          <w:lang w:val="en-US"/>
+        </w:rPr>
+        <w:t>thường</w:t>
+      </w:r>
+      <w:proofErr w:type="spellEnd"/>
+      <w:r>
+        <w:rPr>
+          <w:lang w:val="en-US"/>
+        </w:rPr>
+        <w:t xml:space="preserve"> </w:t>
+      </w:r>
+      <w:proofErr w:type="spellStart"/>
+      <w:r>
+        <w:rPr>
+          <w:lang w:val="en-US"/>
+        </w:rPr>
+        <w:t>nhớ</w:t>
+      </w:r>
+      <w:proofErr w:type="spellEnd"/>
+      <w:r>
+        <w:rPr>
+          <w:lang w:val="en-US"/>
+        </w:rPr>
+        <w:t xml:space="preserve"> Tick “Add Open with Code …” </w:t>
+      </w:r>
+      <w:proofErr w:type="spellStart"/>
+      <w:r>
+        <w:rPr>
+          <w:lang w:val="en-US"/>
+        </w:rPr>
+        <w:t>để</w:t>
+      </w:r>
+      <w:proofErr w:type="spellEnd"/>
+      <w:r>
+        <w:rPr>
+          <w:lang w:val="en-US"/>
+        </w:rPr>
+        <w:t xml:space="preserve"> </w:t>
+      </w:r>
+      <w:proofErr w:type="spellStart"/>
+      <w:r>
+        <w:rPr>
+          <w:lang w:val="en-US"/>
+        </w:rPr>
+        <w:t>có</w:t>
+      </w:r>
+      <w:proofErr w:type="spellEnd"/>
+      <w:r>
+        <w:rPr>
+          <w:lang w:val="en-US"/>
+        </w:rPr>
+        <w:t xml:space="preserve"> </w:t>
+      </w:r>
+      <w:proofErr w:type="spellStart"/>
+      <w:r>
+        <w:rPr>
+          <w:lang w:val="en-US"/>
+        </w:rPr>
+        <w:t>thể</w:t>
+      </w:r>
+      <w:proofErr w:type="spellEnd"/>
+      <w:r>
+        <w:rPr>
+          <w:lang w:val="en-US"/>
+        </w:rPr>
+        <w:t xml:space="preserve"> </w:t>
+      </w:r>
+      <w:proofErr w:type="spellStart"/>
+      <w:r>
+        <w:rPr>
+          <w:lang w:val="en-US"/>
+        </w:rPr>
+        <w:t>phải</w:t>
+      </w:r>
+      <w:proofErr w:type="spellEnd"/>
+      <w:r>
+        <w:rPr>
+          <w:lang w:val="en-US"/>
+        </w:rPr>
+        <w:t xml:space="preserve"> </w:t>
+      </w:r>
+      <w:proofErr w:type="spellStart"/>
+      <w:r>
+        <w:rPr>
+          <w:lang w:val="en-US"/>
+        </w:rPr>
+        <w:t>chuột</w:t>
+      </w:r>
+      <w:proofErr w:type="spellEnd"/>
+      <w:r>
+        <w:rPr>
+          <w:lang w:val="en-US"/>
+        </w:rPr>
+        <w:t xml:space="preserve"> </w:t>
+      </w:r>
+      <w:proofErr w:type="spellStart"/>
+      <w:r>
+        <w:rPr>
+          <w:lang w:val="en-US"/>
+        </w:rPr>
+        <w:t>vào</w:t>
+      </w:r>
+      <w:proofErr w:type="spellEnd"/>
+      <w:r>
+        <w:rPr>
+          <w:lang w:val="en-US"/>
+        </w:rPr>
+        <w:t xml:space="preserve"> </w:t>
+      </w:r>
+      <w:proofErr w:type="spellStart"/>
+      <w:r>
+        <w:rPr>
+          <w:lang w:val="en-US"/>
+        </w:rPr>
+        <w:t>thư</w:t>
+      </w:r>
+      <w:proofErr w:type="spellEnd"/>
+      <w:r>
+        <w:rPr>
+          <w:lang w:val="en-US"/>
+        </w:rPr>
+        <w:t xml:space="preserve"> </w:t>
+      </w:r>
+      <w:proofErr w:type="spellStart"/>
+      <w:r>
+        <w:rPr>
+          <w:lang w:val="en-US"/>
+        </w:rPr>
+        <w:t>mục</w:t>
+      </w:r>
+      <w:proofErr w:type="spellEnd"/>
+      <w:r>
+        <w:rPr>
+          <w:lang w:val="en-US"/>
+        </w:rPr>
+        <w:t xml:space="preserve"> </w:t>
+      </w:r>
+      <w:proofErr w:type="spellStart"/>
+      <w:r>
+        <w:rPr>
+          <w:lang w:val="en-US"/>
+        </w:rPr>
+        <w:t>rồi</w:t>
+      </w:r>
+      <w:proofErr w:type="spellEnd"/>
+      <w:r>
+        <w:rPr>
+          <w:lang w:val="en-US"/>
+        </w:rPr>
+        <w:t xml:space="preserve"> </w:t>
+      </w:r>
+      <w:proofErr w:type="spellStart"/>
+      <w:r>
+        <w:rPr>
+          <w:lang w:val="en-US"/>
+        </w:rPr>
+        <w:t>mở</w:t>
+      </w:r>
+      <w:proofErr w:type="spellEnd"/>
+      <w:r>
+        <w:rPr>
+          <w:lang w:val="en-US"/>
+        </w:rPr>
+        <w:t xml:space="preserve"> </w:t>
+      </w:r>
+      <w:proofErr w:type="spellStart"/>
+      <w:r>
+        <w:rPr>
+          <w:lang w:val="en-US"/>
+        </w:rPr>
+        <w:t>với</w:t>
+      </w:r>
+      <w:proofErr w:type="spellEnd"/>
+      <w:r>
+        <w:rPr>
+          <w:lang w:val="en-US"/>
+        </w:rPr>
+        <w:t xml:space="preserve"> </w:t>
+      </w:r>
+      <w:proofErr w:type="spellStart"/>
+      <w:r>
+        <w:rPr>
+          <w:lang w:val="en-US"/>
+        </w:rPr>
+        <w:t>tư</w:t>
+      </w:r>
+      <w:proofErr w:type="spellEnd"/>
+      <w:r>
+        <w:rPr>
+          <w:lang w:val="en-US"/>
+        </w:rPr>
+        <w:t xml:space="preserve"> </w:t>
+      </w:r>
+      <w:proofErr w:type="spellStart"/>
+      <w:r>
+        <w:rPr>
+          <w:lang w:val="en-US"/>
+        </w:rPr>
+        <w:t>cách</w:t>
+      </w:r>
+      <w:proofErr w:type="spellEnd"/>
+      <w:r>
+        <w:rPr>
+          <w:lang w:val="en-US"/>
+        </w:rPr>
+        <w:t xml:space="preserve"> </w:t>
+      </w:r>
+      <w:proofErr w:type="spellStart"/>
+      <w:r>
+        <w:rPr>
+          <w:lang w:val="en-US"/>
+        </w:rPr>
+        <w:t>là</w:t>
+      </w:r>
+      <w:proofErr w:type="spellEnd"/>
+      <w:r>
+        <w:rPr>
+          <w:lang w:val="en-US"/>
+        </w:rPr>
+        <w:t xml:space="preserve"> 1 </w:t>
+      </w:r>
+      <w:proofErr w:type="spellStart"/>
+      <w:r>
+        <w:rPr>
+          <w:lang w:val="en-US"/>
+        </w:rPr>
+        <w:t>dự</w:t>
+      </w:r>
+      <w:proofErr w:type="spellEnd"/>
+      <w:r>
+        <w:rPr>
+          <w:lang w:val="en-US"/>
+        </w:rPr>
+        <w:t xml:space="preserve"> </w:t>
+      </w:r>
+      <w:proofErr w:type="spellStart"/>
+      <w:r>
+        <w:rPr>
+          <w:lang w:val="en-US"/>
+        </w:rPr>
+        <w:t>án</w:t>
+      </w:r>
+      <w:proofErr w:type="spellEnd"/>
+      <w:r>
+        <w:rPr>
+          <w:lang w:val="en-US"/>
+        </w:rPr>
+        <w:t xml:space="preserve"> VS Code</w:t>
+      </w:r>
+    </w:p>
+    <w:p>
+      <w:pPr>
+        <w:rPr>
+          <w:lang w:val="en-US"/>
+        </w:rPr>
+      </w:pPr>
+    </w:p>
+    <w:p>
+      <w:pPr>
+        <w:rPr>
+          <w:lang w:val="en-US"/>
+        </w:rPr>
+      </w:pPr>
+      <w:r>
+        <w:rPr>
+          <w:lang w:val="en-US"/>
+        </w:rPr>
+        <w:t xml:space="preserve">Shortcut – </w:t>
+      </w:r>
+      <w:proofErr w:type="spellStart"/>
+      <w:r>
+        <w:rPr>
+          <w:lang w:val="en-US"/>
+        </w:rPr>
+        <w:t>Phím</w:t>
+      </w:r>
+      <w:proofErr w:type="spellEnd"/>
+      <w:r>
+        <w:rPr>
+          <w:lang w:val="en-US"/>
+        </w:rPr>
+        <w:t xml:space="preserve"> </w:t>
+      </w:r>
+      <w:proofErr w:type="spellStart"/>
+      <w:r>
+        <w:rPr>
+          <w:lang w:val="en-US"/>
+        </w:rPr>
+        <w:t>Tắt</w:t>
+      </w:r>
+      <w:proofErr w:type="spellEnd"/>
+      <w:r>
+        <w:rPr>
+          <w:lang w:val="en-US"/>
+        </w:rPr>
+        <w:t>:</w:t>
       </w:r>
     </w:p>
     <w:p>
@@ -26,11 +412,33 @@
           <w:lang w:val="en-US"/>
         </w:rPr>
       </w:pPr>
-      <w:r>
-        <w:rPr>
-          <w:lang w:val="en-US"/>
-        </w:rPr>
-        <w:t>Phóng To Chữ?</w:t>
+      <w:proofErr w:type="spellStart"/>
+      <w:r>
+        <w:rPr>
+          <w:lang w:val="en-US"/>
+        </w:rPr>
+        <w:t>Phóng</w:t>
+      </w:r>
+      <w:proofErr w:type="spellEnd"/>
+      <w:r>
+        <w:rPr>
+          <w:lang w:val="en-US"/>
+        </w:rPr>
+        <w:t xml:space="preserve"> To </w:t>
+      </w:r>
+      <w:proofErr w:type="spellStart"/>
+      <w:r>
+        <w:rPr>
+          <w:lang w:val="en-US"/>
+        </w:rPr>
+        <w:t>Chữ</w:t>
+      </w:r>
+      <w:proofErr w:type="spellEnd"/>
+      <w:r>
+        <w:rPr>
+          <w:lang w:val="en-US"/>
+        </w:rPr>
+        <w:t>?</w:t>
       </w:r>
     </w:p>
     <w:p>
@@ -66,7 +474,35 @@
         <w:rPr>
           <w:lang w:val="en-US"/>
         </w:rPr>
-        <w:t>Thu Nhỏ Chữ?</w:t>
+        <w:t xml:space="preserve">Thu </w:t>
+      </w:r>
+      <w:proofErr w:type="spellStart"/>
+      <w:r>
+        <w:rPr>
+          <w:lang w:val="en-US"/>
+        </w:rPr>
+        <w:t>Nhỏ</w:t>
+      </w:r>
+      <w:proofErr w:type="spellEnd"/>
+      <w:r>
+        <w:rPr>
+          <w:lang w:val="en-US"/>
+        </w:rPr>
+        <w:t xml:space="preserve"> </w:t>
+      </w:r>
+      <w:proofErr w:type="spellStart"/>
+      <w:r>
+        <w:rPr>
+          <w:lang w:val="en-US"/>
+        </w:rPr>
+        <w:t>Chữ</w:t>
+      </w:r>
+      <w:proofErr w:type="spellEnd"/>
+      <w:r>
+        <w:rPr>
+          <w:lang w:val="en-US"/>
+        </w:rPr>
+        <w:t>?</w:t>
       </w:r>
     </w:p>
     <w:p>
@@ -84,7 +520,21 @@
         <w:rPr>
           <w:lang w:val="en-US"/>
         </w:rPr>
-        <w:t xml:space="preserve">“Ctrl” + “–“ </w:t>
+        <w:t>“Ctrl” + “</w:t>
+      </w:r>
+      <w:proofErr w:type="gramStart"/>
+      <w:r>
+        <w:rPr>
+          <w:lang w:val="en-US"/>
+        </w:rPr>
+        <w:t>–“</w:t>
+      </w:r>
+      <w:proofErr w:type="gramEnd"/>
+      <w:r>
+        <w:rPr>
+          <w:lang w:val="en-US"/>
+        </w:rPr>
+        <w:t xml:space="preserve"> </w:t>
       </w:r>
     </w:p>
     <w:p>
@@ -102,7 +552,35 @@
         <w:rPr>
           <w:lang w:val="en-US"/>
         </w:rPr>
-        <w:t>Thu Gọn 1 Đoạn Code Python?</w:t>
+        <w:t xml:space="preserve">Thu </w:t>
+      </w:r>
+      <w:proofErr w:type="spellStart"/>
+      <w:r>
+        <w:rPr>
+          <w:lang w:val="en-US"/>
+        </w:rPr>
+        <w:t>Gọn</w:t>
+      </w:r>
+      <w:proofErr w:type="spellEnd"/>
+      <w:r>
+        <w:rPr>
+          <w:lang w:val="en-US"/>
+        </w:rPr>
+        <w:t xml:space="preserve"> 1 </w:t>
+      </w:r>
+      <w:proofErr w:type="spellStart"/>
+      <w:r>
+        <w:rPr>
+          <w:lang w:val="en-US"/>
+        </w:rPr>
+        <w:t>Đoạn</w:t>
+      </w:r>
+      <w:proofErr w:type="spellEnd"/>
+      <w:r>
+        <w:rPr>
+          <w:lang w:val="en-US"/>
+        </w:rPr>
+        <w:t xml:space="preserve"> Code Python?</w:t>
       </w:r>
     </w:p>
     <w:p>
@@ -116,12 +594,266 @@
           <w:lang w:val="en-US"/>
         </w:rPr>
       </w:pPr>
-      <w:r>
-        <w:rPr>
-          <w:lang w:val="en-US"/>
-        </w:rPr>
-        <w:t>Đặt “#region” ở phía trên đoạn Code 1 dòng, “#endregion” ở dưới đoạn Code 1 dòng, khi đó bên trái “#region” sẽ có mũi tên thu gọn</w:t>
-      </w:r>
+      <w:proofErr w:type="spellStart"/>
+      <w:r>
+        <w:rPr>
+          <w:lang w:val="en-US"/>
+        </w:rPr>
+        <w:t>Đặt</w:t>
+      </w:r>
+      <w:proofErr w:type="spellEnd"/>
+      <w:r>
+        <w:rPr>
+          <w:lang w:val="en-US"/>
+        </w:rPr>
+        <w:t xml:space="preserve"> “#region” ở </w:t>
+      </w:r>
+      <w:proofErr w:type="spellStart"/>
+      <w:r>
+        <w:rPr>
+          <w:lang w:val="en-US"/>
+        </w:rPr>
+        <w:t>phía</w:t>
+      </w:r>
+      <w:proofErr w:type="spellEnd"/>
+      <w:r>
+        <w:rPr>
+          <w:lang w:val="en-US"/>
+        </w:rPr>
+        <w:t xml:space="preserve"> </w:t>
+      </w:r>
+      <w:proofErr w:type="spellStart"/>
+      <w:r>
+        <w:rPr>
+          <w:lang w:val="en-US"/>
+        </w:rPr>
+        <w:t>trên</w:t>
+      </w:r>
+      <w:proofErr w:type="spellEnd"/>
+      <w:r>
+        <w:rPr>
+          <w:lang w:val="en-US"/>
+        </w:rPr>
+        <w:t xml:space="preserve"> </w:t>
+      </w:r>
+      <w:proofErr w:type="spellStart"/>
+      <w:r>
+        <w:rPr>
+          <w:lang w:val="en-US"/>
+        </w:rPr>
+        <w:t>đoạn</w:t>
+      </w:r>
+      <w:proofErr w:type="spellEnd"/>
+      <w:r>
+        <w:rPr>
+          <w:lang w:val="en-US"/>
+        </w:rPr>
+        <w:t xml:space="preserve"> Code 1 </w:t>
+      </w:r>
+      <w:proofErr w:type="spellStart"/>
+      <w:r>
+        <w:rPr>
+          <w:lang w:val="en-US"/>
+        </w:rPr>
+        <w:t>dòng</w:t>
+      </w:r>
+      <w:proofErr w:type="spellEnd"/>
+      <w:r>
+        <w:rPr>
+          <w:lang w:val="en-US"/>
+        </w:rPr>
+        <w:t>, “#</w:t>
+      </w:r>
+      <w:proofErr w:type="spellStart"/>
+      <w:r>
+        <w:rPr>
+          <w:lang w:val="en-US"/>
+        </w:rPr>
+        <w:t>endregion</w:t>
+      </w:r>
+      <w:proofErr w:type="spellEnd"/>
+      <w:r>
+        <w:rPr>
+          <w:lang w:val="en-US"/>
+        </w:rPr>
+        <w:t xml:space="preserve">” ở </w:t>
+      </w:r>
+      <w:proofErr w:type="spellStart"/>
+      <w:r>
+        <w:rPr>
+          <w:lang w:val="en-US"/>
+        </w:rPr>
+        <w:t>dưới</w:t>
+      </w:r>
+      <w:proofErr w:type="spellEnd"/>
+      <w:r>
+        <w:rPr>
+          <w:lang w:val="en-US"/>
+        </w:rPr>
+        <w:t xml:space="preserve"> </w:t>
+      </w:r>
+      <w:proofErr w:type="spellStart"/>
+      <w:r>
+        <w:rPr>
+          <w:lang w:val="en-US"/>
+        </w:rPr>
+        <w:t>đoạn</w:t>
+      </w:r>
+      <w:proofErr w:type="spellEnd"/>
+      <w:r>
+        <w:rPr>
+          <w:lang w:val="en-US"/>
+        </w:rPr>
+        <w:t xml:space="preserve"> Code 1 </w:t>
+      </w:r>
+      <w:proofErr w:type="spellStart"/>
+      <w:r>
+        <w:rPr>
+          <w:lang w:val="en-US"/>
+        </w:rPr>
+        <w:t>dòng</w:t>
+      </w:r>
+      <w:proofErr w:type="spellEnd"/>
+      <w:r>
+        <w:rPr>
+          <w:lang w:val="en-US"/>
+        </w:rPr>
+        <w:t xml:space="preserve">, </w:t>
+      </w:r>
+      <w:proofErr w:type="spellStart"/>
+      <w:r>
+        <w:rPr>
+          <w:lang w:val="en-US"/>
+        </w:rPr>
+        <w:t>khi</w:t>
+      </w:r>
+      <w:proofErr w:type="spellEnd"/>
+      <w:r>
+        <w:rPr>
+          <w:lang w:val="en-US"/>
+        </w:rPr>
+        <w:t xml:space="preserve"> </w:t>
+      </w:r>
+      <w:proofErr w:type="spellStart"/>
+      <w:r>
+        <w:rPr>
+          <w:lang w:val="en-US"/>
+        </w:rPr>
+        <w:t>đó</w:t>
+      </w:r>
+      <w:proofErr w:type="spellEnd"/>
+      <w:r>
+        <w:rPr>
+          <w:lang w:val="en-US"/>
+        </w:rPr>
+        <w:t xml:space="preserve"> </w:t>
+      </w:r>
+      <w:proofErr w:type="spellStart"/>
+      <w:r>
+        <w:rPr>
+          <w:lang w:val="en-US"/>
+        </w:rPr>
+        <w:t>bên</w:t>
+      </w:r>
+      <w:proofErr w:type="spellEnd"/>
+      <w:r>
+        <w:rPr>
+          <w:lang w:val="en-US"/>
+        </w:rPr>
+        <w:t xml:space="preserve"> </w:t>
+      </w:r>
+      <w:proofErr w:type="spellStart"/>
+      <w:r>
+        <w:rPr>
+          <w:lang w:val="en-US"/>
+        </w:rPr>
+        <w:t>trái</w:t>
+      </w:r>
+      <w:proofErr w:type="spellEnd"/>
+      <w:r>
+        <w:rPr>
+          <w:lang w:val="en-US"/>
+        </w:rPr>
+        <w:t xml:space="preserve"> “#region” </w:t>
+      </w:r>
+      <w:proofErr w:type="spellStart"/>
+      <w:r>
+        <w:rPr>
+          <w:lang w:val="en-US"/>
+        </w:rPr>
+        <w:t>sẽ</w:t>
+      </w:r>
+      <w:proofErr w:type="spellEnd"/>
+      <w:r>
+        <w:rPr>
+          <w:lang w:val="en-US"/>
+        </w:rPr>
+        <w:t xml:space="preserve"> </w:t>
+      </w:r>
+      <w:proofErr w:type="spellStart"/>
+      <w:r>
+        <w:rPr>
+          <w:lang w:val="en-US"/>
+        </w:rPr>
+        <w:t>có</w:t>
+      </w:r>
+      <w:proofErr w:type="spellEnd"/>
+      <w:r>
+        <w:rPr>
+          <w:lang w:val="en-US"/>
+        </w:rPr>
+        <w:t xml:space="preserve"> </w:t>
+      </w:r>
+      <w:proofErr w:type="spellStart"/>
+      <w:r>
+        <w:rPr>
+          <w:lang w:val="en-US"/>
+        </w:rPr>
+        <w:t>mũi</w:t>
+      </w:r>
+      <w:proofErr w:type="spellEnd"/>
+      <w:r>
+        <w:rPr>
+          <w:lang w:val="en-US"/>
+        </w:rPr>
+        <w:t xml:space="preserve"> </w:t>
+      </w:r>
+      <w:proofErr w:type="spellStart"/>
+      <w:r>
+        <w:rPr>
+          <w:lang w:val="en-US"/>
+        </w:rPr>
+        <w:t>tên</w:t>
+      </w:r>
+      <w:proofErr w:type="spellEnd"/>
+      <w:r>
+        <w:rPr>
+          <w:lang w:val="en-US"/>
+        </w:rPr>
+        <w:t xml:space="preserve"> </w:t>
+      </w:r>
+      <w:proofErr w:type="spellStart"/>
+      <w:r>
+        <w:rPr>
+          <w:lang w:val="en-US"/>
+        </w:rPr>
+        <w:t>thu</w:t>
+      </w:r>
+      <w:proofErr w:type="spellEnd"/>
+      <w:r>
+        <w:rPr>
+          <w:lang w:val="en-US"/>
+        </w:rPr>
+        <w:t xml:space="preserve"> </w:t>
+      </w:r>
+      <w:proofErr w:type="spellStart"/>
+      <w:r>
+        <w:rPr>
+          <w:lang w:val="en-US"/>
+        </w:rPr>
+        <w:t>gọn</w:t>
+      </w:r>
+      <w:proofErr w:type="spellEnd"/>
     </w:p>
     <w:p>
       <w:pPr>
@@ -144,7 +876,21 @@
         <w:rPr>
           <w:lang w:val="en-US"/>
         </w:rPr>
-        <w:t xml:space="preserve"> Và Uncomment </w:t>
+        <w:t xml:space="preserve"> </w:t>
+      </w:r>
+      <w:proofErr w:type="spellStart"/>
+      <w:r>
+        <w:rPr>
+          <w:lang w:val="en-US"/>
+        </w:rPr>
+        <w:t>Và</w:t>
+      </w:r>
+      <w:proofErr w:type="spellEnd"/>
+      <w:r>
+        <w:rPr>
+          <w:lang w:val="en-US"/>
+        </w:rPr>
+        <w:t xml:space="preserve"> Uncomment </w:t>
       </w:r>
       <w:r>
         <w:rPr>
@@ -158,17 +904,53 @@
         </w:rPr>
         <w:t xml:space="preserve">1 </w:t>
       </w:r>
-      <w:r>
-        <w:rPr>
-          <w:lang w:val="en-US"/>
-        </w:rPr>
-        <w:t>Đoạn Code</w:t>
-      </w:r>
-      <w:r>
-        <w:rPr>
-          <w:lang w:val="en-US"/>
-        </w:rPr>
-        <w:t xml:space="preserve"> Bất Kì?</w:t>
+      <w:proofErr w:type="spellStart"/>
+      <w:r>
+        <w:rPr>
+          <w:lang w:val="en-US"/>
+        </w:rPr>
+        <w:t>Đoạn</w:t>
+      </w:r>
+      <w:proofErr w:type="spellEnd"/>
+      <w:r>
+        <w:rPr>
+          <w:lang w:val="en-US"/>
+        </w:rPr>
+        <w:t xml:space="preserve"> Code</w:t>
+      </w:r>
+      <w:r>
+        <w:rPr>
+          <w:lang w:val="en-US"/>
+        </w:rPr>
+        <w:t xml:space="preserve"> </w:t>
+      </w:r>
+      <w:proofErr w:type="spellStart"/>
+      <w:r>
+        <w:rPr>
+          <w:lang w:val="en-US"/>
+        </w:rPr>
+        <w:t>Bất</w:t>
+      </w:r>
+      <w:proofErr w:type="spellEnd"/>
+      <w:r>
+        <w:rPr>
+          <w:lang w:val="en-US"/>
+        </w:rPr>
+        <w:t xml:space="preserve"> </w:t>
+      </w:r>
+      <w:proofErr w:type="spellStart"/>
+      <w:r>
+        <w:rPr>
+          <w:lang w:val="en-US"/>
+        </w:rPr>
+        <w:t>Kì</w:t>
+      </w:r>
+      <w:proofErr w:type="spellEnd"/>
+      <w:r>
+        <w:rPr>
+          <w:lang w:val="en-US"/>
+        </w:rPr>
+        <w:t>?</w:t>
       </w:r>
     </w:p>
     <w:p>
@@ -182,11 +964,75 @@
           <w:lang w:val="en-US"/>
         </w:rPr>
       </w:pPr>
-      <w:r>
-        <w:rPr>
-          <w:lang w:val="en-US"/>
-        </w:rPr>
-        <w:t>Bôi đen đoạn Code rồi nhấn “Ctrl” + “/”</w:t>
+      <w:proofErr w:type="spellStart"/>
+      <w:r>
+        <w:rPr>
+          <w:lang w:val="en-US"/>
+        </w:rPr>
+        <w:t>Bôi</w:t>
+      </w:r>
+      <w:proofErr w:type="spellEnd"/>
+      <w:r>
+        <w:rPr>
+          <w:lang w:val="en-US"/>
+        </w:rPr>
+        <w:t xml:space="preserve"> </w:t>
+      </w:r>
+      <w:proofErr w:type="spellStart"/>
+      <w:r>
+        <w:rPr>
+          <w:lang w:val="en-US"/>
+        </w:rPr>
+        <w:t>đen</w:t>
+      </w:r>
+      <w:proofErr w:type="spellEnd"/>
+      <w:r>
+        <w:rPr>
+          <w:lang w:val="en-US"/>
+        </w:rPr>
+        <w:t xml:space="preserve"> </w:t>
+      </w:r>
+      <w:proofErr w:type="spellStart"/>
+      <w:r>
+        <w:rPr>
+          <w:lang w:val="en-US"/>
+        </w:rPr>
+        <w:t>đoạn</w:t>
+      </w:r>
+      <w:proofErr w:type="spellEnd"/>
+      <w:r>
+        <w:rPr>
+          <w:lang w:val="en-US"/>
+        </w:rPr>
+        <w:t xml:space="preserve"> Code </w:t>
+      </w:r>
+      <w:proofErr w:type="spellStart"/>
+      <w:r>
+        <w:rPr>
+          <w:lang w:val="en-US"/>
+        </w:rPr>
+        <w:t>rồi</w:t>
+      </w:r>
+      <w:proofErr w:type="spellEnd"/>
+      <w:r>
+        <w:rPr>
+          <w:lang w:val="en-US"/>
+        </w:rPr>
+        <w:t xml:space="preserve"> </w:t>
+      </w:r>
+      <w:proofErr w:type="spellStart"/>
+      <w:r>
+        <w:rPr>
+          <w:lang w:val="en-US"/>
+        </w:rPr>
+        <w:t>nhấn</w:t>
+      </w:r>
+      <w:proofErr w:type="spellEnd"/>
+      <w:r>
+        <w:rPr>
+          <w:lang w:val="en-US"/>
+        </w:rPr>
+        <w:t xml:space="preserve"> “Ctrl” + “/”</w:t>
       </w:r>
     </w:p>
     <w:p>
@@ -200,11 +1046,33 @@
           <w:lang w:val="en-US"/>
         </w:rPr>
       </w:pPr>
-      <w:r>
-        <w:rPr>
-          <w:lang w:val="en-US"/>
-        </w:rPr>
-        <w:t>Mở Nhanh 1 Terminal Mới?</w:t>
+      <w:proofErr w:type="spellStart"/>
+      <w:r>
+        <w:rPr>
+          <w:lang w:val="en-US"/>
+        </w:rPr>
+        <w:t>Mở</w:t>
+      </w:r>
+      <w:proofErr w:type="spellEnd"/>
+      <w:r>
+        <w:rPr>
+          <w:lang w:val="en-US"/>
+        </w:rPr>
+        <w:t xml:space="preserve"> Nhanh 1 Terminal </w:t>
+      </w:r>
+      <w:proofErr w:type="spellStart"/>
+      <w:r>
+        <w:rPr>
+          <w:lang w:val="en-US"/>
+        </w:rPr>
+        <w:t>Mới</w:t>
+      </w:r>
+      <w:proofErr w:type="spellEnd"/>
+      <w:r>
+        <w:rPr>
+          <w:lang w:val="en-US"/>
+        </w:rPr>
+        <w:t>?</w:t>
       </w:r>
     </w:p>
     <w:p>
@@ -240,7 +1108,63 @@
         <w:rPr>
           <w:lang w:val="en-US"/>
         </w:rPr>
-        <w:t>“`” là cái nút dưới “Esc”</w:t>
+        <w:t xml:space="preserve">“`” </w:t>
+      </w:r>
+      <w:proofErr w:type="spellStart"/>
+      <w:r>
+        <w:rPr>
+          <w:lang w:val="en-US"/>
+        </w:rPr>
+        <w:t>là</w:t>
+      </w:r>
+      <w:proofErr w:type="spellEnd"/>
+      <w:r>
+        <w:rPr>
+          <w:lang w:val="en-US"/>
+        </w:rPr>
+        <w:t xml:space="preserve"> </w:t>
+      </w:r>
+      <w:proofErr w:type="spellStart"/>
+      <w:r>
+        <w:rPr>
+          <w:lang w:val="en-US"/>
+        </w:rPr>
+        <w:t>cái</w:t>
+      </w:r>
+      <w:proofErr w:type="spellEnd"/>
+      <w:r>
+        <w:rPr>
+          <w:lang w:val="en-US"/>
+        </w:rPr>
+        <w:t xml:space="preserve"> </w:t>
+      </w:r>
+      <w:proofErr w:type="spellStart"/>
+      <w:r>
+        <w:rPr>
+          <w:lang w:val="en-US"/>
+        </w:rPr>
+        <w:t>nút</w:t>
+      </w:r>
+      <w:proofErr w:type="spellEnd"/>
+      <w:r>
+        <w:rPr>
+          <w:lang w:val="en-US"/>
+        </w:rPr>
+        <w:t xml:space="preserve"> </w:t>
+      </w:r>
+      <w:proofErr w:type="spellStart"/>
+      <w:r>
+        <w:rPr>
+          <w:lang w:val="en-US"/>
+        </w:rPr>
+        <w:t>dưới</w:t>
+      </w:r>
+      <w:proofErr w:type="spellEnd"/>
+      <w:r>
+        <w:rPr>
+          <w:lang w:val="en-US"/>
+        </w:rPr>
+        <w:t xml:space="preserve"> “Esc”</w:t>
       </w:r>
     </w:p>
     <w:p>
@@ -254,11 +1178,47 @@
           <w:lang w:val="en-US"/>
         </w:rPr>
       </w:pPr>
-      <w:r>
-        <w:rPr>
-          <w:lang w:val="en-US"/>
-        </w:rPr>
-        <w:t>Mở Nhanh Cửa Sổ Settings?</w:t>
+      <w:proofErr w:type="spellStart"/>
+      <w:r>
+        <w:rPr>
+          <w:lang w:val="en-US"/>
+        </w:rPr>
+        <w:t>Mở</w:t>
+      </w:r>
+      <w:proofErr w:type="spellEnd"/>
+      <w:r>
+        <w:rPr>
+          <w:lang w:val="en-US"/>
+        </w:rPr>
+        <w:t xml:space="preserve"> Nhanh </w:t>
+      </w:r>
+      <w:proofErr w:type="spellStart"/>
+      <w:r>
+        <w:rPr>
+          <w:lang w:val="en-US"/>
+        </w:rPr>
+        <w:t>Cửa</w:t>
+      </w:r>
+      <w:proofErr w:type="spellEnd"/>
+      <w:r>
+        <w:rPr>
+          <w:lang w:val="en-US"/>
+        </w:rPr>
+        <w:t xml:space="preserve"> </w:t>
+      </w:r>
+      <w:proofErr w:type="spellStart"/>
+      <w:r>
+        <w:rPr>
+          <w:lang w:val="en-US"/>
+        </w:rPr>
+        <w:t>Sổ</w:t>
+      </w:r>
+      <w:proofErr w:type="spellEnd"/>
+      <w:r>
+        <w:rPr>
+          <w:lang w:val="en-US"/>
+        </w:rPr>
+        <w:t xml:space="preserve"> Settings?</w:t>
       </w:r>
     </w:p>
     <w:p>
@@ -290,11 +1250,131 @@
           <w:lang w:val="en-US"/>
         </w:rPr>
       </w:pPr>
-      <w:r>
-        <w:rPr>
-          <w:lang w:val="en-US"/>
-        </w:rPr>
-        <w:t>Bôi Đen Từ Vị Trí Hiện Tại Đến Cuối Dòng?</w:t>
+      <w:proofErr w:type="spellStart"/>
+      <w:r>
+        <w:rPr>
+          <w:lang w:val="en-US"/>
+        </w:rPr>
+        <w:t>Bôi</w:t>
+      </w:r>
+      <w:proofErr w:type="spellEnd"/>
+      <w:r>
+        <w:rPr>
+          <w:lang w:val="en-US"/>
+        </w:rPr>
+        <w:t xml:space="preserve"> </w:t>
+      </w:r>
+      <w:proofErr w:type="spellStart"/>
+      <w:r>
+        <w:rPr>
+          <w:lang w:val="en-US"/>
+        </w:rPr>
+        <w:t>Đen</w:t>
+      </w:r>
+      <w:proofErr w:type="spellEnd"/>
+      <w:r>
+        <w:rPr>
+          <w:lang w:val="en-US"/>
+        </w:rPr>
+        <w:t xml:space="preserve"> </w:t>
+      </w:r>
+      <w:proofErr w:type="spellStart"/>
+      <w:r>
+        <w:rPr>
+          <w:lang w:val="en-US"/>
+        </w:rPr>
+        <w:t>Từ</w:t>
+      </w:r>
+      <w:proofErr w:type="spellEnd"/>
+      <w:r>
+        <w:rPr>
+          <w:lang w:val="en-US"/>
+        </w:rPr>
+        <w:t xml:space="preserve"> </w:t>
+      </w:r>
+      <w:proofErr w:type="spellStart"/>
+      <w:r>
+        <w:rPr>
+          <w:lang w:val="en-US"/>
+        </w:rPr>
+        <w:t>Vị</w:t>
+      </w:r>
+      <w:proofErr w:type="spellEnd"/>
+      <w:r>
+        <w:rPr>
+          <w:lang w:val="en-US"/>
+        </w:rPr>
+        <w:t xml:space="preserve"> Trí </w:t>
+      </w:r>
+      <w:proofErr w:type="spellStart"/>
+      <w:r>
+        <w:rPr>
+          <w:lang w:val="en-US"/>
+        </w:rPr>
+        <w:t>Hiện</w:t>
+      </w:r>
+      <w:proofErr w:type="spellEnd"/>
+      <w:r>
+        <w:rPr>
+          <w:lang w:val="en-US"/>
+        </w:rPr>
+        <w:t xml:space="preserve"> </w:t>
+      </w:r>
+      <w:proofErr w:type="spellStart"/>
+      <w:r>
+        <w:rPr>
+          <w:lang w:val="en-US"/>
+        </w:rPr>
+        <w:t>Tại</w:t>
+      </w:r>
+      <w:proofErr w:type="spellEnd"/>
+      <w:r>
+        <w:rPr>
+          <w:lang w:val="en-US"/>
+        </w:rPr>
+        <w:t xml:space="preserve"> </w:t>
+      </w:r>
+      <w:proofErr w:type="spellStart"/>
+      <w:r>
+        <w:rPr>
+          <w:lang w:val="en-US"/>
+        </w:rPr>
+        <w:t>Đến</w:t>
+      </w:r>
+      <w:proofErr w:type="spellEnd"/>
+      <w:r>
+        <w:rPr>
+          <w:lang w:val="en-US"/>
+        </w:rPr>
+        <w:t xml:space="preserve"> </w:t>
+      </w:r>
+      <w:proofErr w:type="spellStart"/>
+      <w:r>
+        <w:rPr>
+          <w:lang w:val="en-US"/>
+        </w:rPr>
+        <w:t>Cuối</w:t>
+      </w:r>
+      <w:proofErr w:type="spellEnd"/>
+      <w:r>
+        <w:rPr>
+          <w:lang w:val="en-US"/>
+        </w:rPr>
+        <w:t xml:space="preserve"> </w:t>
+      </w:r>
+      <w:proofErr w:type="spellStart"/>
+      <w:r>
+        <w:rPr>
+          <w:lang w:val="en-US"/>
+        </w:rPr>
+        <w:t>Dòng</w:t>
+      </w:r>
+      <w:proofErr w:type="spellEnd"/>
+      <w:r>
+        <w:rPr>
+          <w:lang w:val="en-US"/>
+        </w:rPr>
+        <w:t>?</w:t>
       </w:r>
     </w:p>
     <w:p>
@@ -330,7 +1410,63 @@
         <w:rPr>
           <w:lang w:val="en-US"/>
         </w:rPr>
-        <w:t>Di Chuyển Con Trỏ Tới Cuối File?</w:t>
+        <w:t xml:space="preserve">Di </w:t>
+      </w:r>
+      <w:proofErr w:type="spellStart"/>
+      <w:r>
+        <w:rPr>
+          <w:lang w:val="en-US"/>
+        </w:rPr>
+        <w:t>Chuyển</w:t>
+      </w:r>
+      <w:proofErr w:type="spellEnd"/>
+      <w:r>
+        <w:rPr>
+          <w:lang w:val="en-US"/>
+        </w:rPr>
+        <w:t xml:space="preserve"> Con </w:t>
+      </w:r>
+      <w:proofErr w:type="spellStart"/>
+      <w:r>
+        <w:rPr>
+          <w:lang w:val="en-US"/>
+        </w:rPr>
+        <w:t>Trỏ</w:t>
+      </w:r>
+      <w:proofErr w:type="spellEnd"/>
+      <w:r>
+        <w:rPr>
+          <w:lang w:val="en-US"/>
+        </w:rPr>
+        <w:t xml:space="preserve"> </w:t>
+      </w:r>
+      <w:proofErr w:type="spellStart"/>
+      <w:r>
+        <w:rPr>
+          <w:lang w:val="en-US"/>
+        </w:rPr>
+        <w:t>Tới</w:t>
+      </w:r>
+      <w:proofErr w:type="spellEnd"/>
+      <w:r>
+        <w:rPr>
+          <w:lang w:val="en-US"/>
+        </w:rPr>
+        <w:t xml:space="preserve"> </w:t>
+      </w:r>
+      <w:proofErr w:type="spellStart"/>
+      <w:r>
+        <w:rPr>
+          <w:lang w:val="en-US"/>
+        </w:rPr>
+        <w:t>Cuối</w:t>
+      </w:r>
+      <w:proofErr w:type="spellEnd"/>
+      <w:r>
+        <w:rPr>
+          <w:lang w:val="en-US"/>
+        </w:rPr>
+        <w:t xml:space="preserve"> File?</w:t>
       </w:r>
     </w:p>
     <w:p>
@@ -362,11 +1498,117 @@
           <w:lang w:val="en-US"/>
         </w:rPr>
       </w:pPr>
-      <w:r>
-        <w:rPr>
-          <w:lang w:val="en-US"/>
-        </w:rPr>
-        <w:t>Tăng Tất Cả Các Giá Trị Được Chọn Thêm 1?</w:t>
+      <w:proofErr w:type="spellStart"/>
+      <w:r>
+        <w:rPr>
+          <w:lang w:val="en-US"/>
+        </w:rPr>
+        <w:t>Tăng</w:t>
+      </w:r>
+      <w:proofErr w:type="spellEnd"/>
+      <w:r>
+        <w:rPr>
+          <w:lang w:val="en-US"/>
+        </w:rPr>
+        <w:t xml:space="preserve"> </w:t>
+      </w:r>
+      <w:proofErr w:type="spellStart"/>
+      <w:r>
+        <w:rPr>
+          <w:lang w:val="en-US"/>
+        </w:rPr>
+        <w:t>Tất</w:t>
+      </w:r>
+      <w:proofErr w:type="spellEnd"/>
+      <w:r>
+        <w:rPr>
+          <w:lang w:val="en-US"/>
+        </w:rPr>
+        <w:t xml:space="preserve"> </w:t>
+      </w:r>
+      <w:proofErr w:type="spellStart"/>
+      <w:r>
+        <w:rPr>
+          <w:lang w:val="en-US"/>
+        </w:rPr>
+        <w:t>Cả</w:t>
+      </w:r>
+      <w:proofErr w:type="spellEnd"/>
+      <w:r>
+        <w:rPr>
+          <w:lang w:val="en-US"/>
+        </w:rPr>
+        <w:t xml:space="preserve"> Các </w:t>
+      </w:r>
+      <w:proofErr w:type="spellStart"/>
+      <w:r>
+        <w:rPr>
+          <w:lang w:val="en-US"/>
+        </w:rPr>
+        <w:t>Giá</w:t>
+      </w:r>
+      <w:proofErr w:type="spellEnd"/>
+      <w:r>
+        <w:rPr>
+          <w:lang w:val="en-US"/>
+        </w:rPr>
+        <w:t xml:space="preserve"> </w:t>
+      </w:r>
+      <w:proofErr w:type="spellStart"/>
+      <w:r>
+        <w:rPr>
+          <w:lang w:val="en-US"/>
+        </w:rPr>
+        <w:t>Trị</w:t>
+      </w:r>
+      <w:proofErr w:type="spellEnd"/>
+      <w:r>
+        <w:rPr>
+          <w:lang w:val="en-US"/>
+        </w:rPr>
+        <w:t xml:space="preserve"> </w:t>
+      </w:r>
+      <w:proofErr w:type="spellStart"/>
+      <w:r>
+        <w:rPr>
+          <w:lang w:val="en-US"/>
+        </w:rPr>
+        <w:t>Được</w:t>
+      </w:r>
+      <w:proofErr w:type="spellEnd"/>
+      <w:r>
+        <w:rPr>
+          <w:lang w:val="en-US"/>
+        </w:rPr>
+        <w:t xml:space="preserve"> </w:t>
+      </w:r>
+      <w:proofErr w:type="spellStart"/>
+      <w:r>
+        <w:rPr>
+          <w:lang w:val="en-US"/>
+        </w:rPr>
+        <w:t>Chọn</w:t>
+      </w:r>
+      <w:proofErr w:type="spellEnd"/>
+      <w:r>
+        <w:rPr>
+          <w:lang w:val="en-US"/>
+        </w:rPr>
+        <w:t xml:space="preserve"> </w:t>
+      </w:r>
+      <w:proofErr w:type="spellStart"/>
+      <w:r>
+        <w:rPr>
+          <w:lang w:val="en-US"/>
+        </w:rPr>
+        <w:t>Thêm</w:t>
+      </w:r>
+      <w:proofErr w:type="spellEnd"/>
+      <w:r>
+        <w:rPr>
+          <w:lang w:val="en-US"/>
+        </w:rPr>
+        <w:t xml:space="preserve"> 1?</w:t>
       </w:r>
     </w:p>
     <w:p>
@@ -380,19 +1622,173 @@
           <w:lang w:val="en-US"/>
         </w:rPr>
       </w:pPr>
-      <w:r>
-        <w:rPr>
-          <w:lang w:val="en-US"/>
-        </w:rPr>
-        <w:t>Đặt con trỏ chuột trước tất cả s</w:t>
-      </w:r>
-      <w:bookmarkStart w:id="0" w:name="_GoBack"/>
-      <w:bookmarkEnd w:id="0"/>
-      <w:r>
-        <w:rPr>
-          <w:lang w:val="en-US"/>
-        </w:rPr>
-        <w:t>ố muốn tăng thêm 1 + nhấn “Ctrl” + “Shift” + “P” + chọn “Emmet: Increment by 1”</w:t>
+      <w:proofErr w:type="spellStart"/>
+      <w:r>
+        <w:rPr>
+          <w:lang w:val="en-US"/>
+        </w:rPr>
+        <w:t>Đặt</w:t>
+      </w:r>
+      <w:proofErr w:type="spellEnd"/>
+      <w:r>
+        <w:rPr>
+          <w:lang w:val="en-US"/>
+        </w:rPr>
+        <w:t xml:space="preserve"> con </w:t>
+      </w:r>
+      <w:proofErr w:type="spellStart"/>
+      <w:r>
+        <w:rPr>
+          <w:lang w:val="en-US"/>
+        </w:rPr>
+        <w:t>trỏ</w:t>
+      </w:r>
+      <w:proofErr w:type="spellEnd"/>
+      <w:r>
+        <w:rPr>
+          <w:lang w:val="en-US"/>
+        </w:rPr>
+        <w:t xml:space="preserve"> </w:t>
+      </w:r>
+      <w:proofErr w:type="spellStart"/>
+      <w:r>
+        <w:rPr>
+          <w:lang w:val="en-US"/>
+        </w:rPr>
+        <w:t>chuột</w:t>
+      </w:r>
+      <w:proofErr w:type="spellEnd"/>
+      <w:r>
+        <w:rPr>
+          <w:lang w:val="en-US"/>
+        </w:rPr>
+        <w:t xml:space="preserve"> </w:t>
+      </w:r>
+      <w:proofErr w:type="spellStart"/>
+      <w:r>
+        <w:rPr>
+          <w:lang w:val="en-US"/>
+        </w:rPr>
+        <w:t>trước</w:t>
+      </w:r>
+      <w:proofErr w:type="spellEnd"/>
+      <w:r>
+        <w:rPr>
+          <w:lang w:val="en-US"/>
+        </w:rPr>
+        <w:t xml:space="preserve"> </w:t>
+      </w:r>
+      <w:proofErr w:type="spellStart"/>
+      <w:r>
+        <w:rPr>
+          <w:lang w:val="en-US"/>
+        </w:rPr>
+        <w:t>tất</w:t>
+      </w:r>
+      <w:proofErr w:type="spellEnd"/>
+      <w:r>
+        <w:rPr>
+          <w:lang w:val="en-US"/>
+        </w:rPr>
+        <w:t xml:space="preserve"> </w:t>
+      </w:r>
+      <w:proofErr w:type="spellStart"/>
+      <w:r>
+        <w:rPr>
+          <w:lang w:val="en-US"/>
+        </w:rPr>
+        <w:t>cả</w:t>
+      </w:r>
+      <w:proofErr w:type="spellEnd"/>
+      <w:r>
+        <w:rPr>
+          <w:lang w:val="en-US"/>
+        </w:rPr>
+        <w:t xml:space="preserve"> </w:t>
+      </w:r>
+      <w:proofErr w:type="spellStart"/>
+      <w:r>
+        <w:rPr>
+          <w:lang w:val="en-US"/>
+        </w:rPr>
+        <w:t>số</w:t>
+      </w:r>
+      <w:proofErr w:type="spellEnd"/>
+      <w:r>
+        <w:rPr>
+          <w:lang w:val="en-US"/>
+        </w:rPr>
+        <w:t xml:space="preserve"> </w:t>
+      </w:r>
+      <w:proofErr w:type="spellStart"/>
+      <w:r>
+        <w:rPr>
+          <w:lang w:val="en-US"/>
+        </w:rPr>
+        <w:t>muốn</w:t>
+      </w:r>
+      <w:proofErr w:type="spellEnd"/>
+      <w:r>
+        <w:rPr>
+          <w:lang w:val="en-US"/>
+        </w:rPr>
+        <w:t xml:space="preserve"> </w:t>
+      </w:r>
+      <w:proofErr w:type="spellStart"/>
+      <w:r>
+        <w:rPr>
+          <w:lang w:val="en-US"/>
+        </w:rPr>
+        <w:t>tăng</w:t>
+      </w:r>
+      <w:proofErr w:type="spellEnd"/>
+      <w:r>
+        <w:rPr>
+          <w:lang w:val="en-US"/>
+        </w:rPr>
+        <w:t xml:space="preserve"> </w:t>
+      </w:r>
+      <w:proofErr w:type="spellStart"/>
+      <w:r>
+        <w:rPr>
+          <w:lang w:val="en-US"/>
+        </w:rPr>
+        <w:t>thêm</w:t>
+      </w:r>
+      <w:proofErr w:type="spellEnd"/>
+      <w:r>
+        <w:rPr>
+          <w:lang w:val="en-US"/>
+        </w:rPr>
+        <w:t xml:space="preserve"> 1 + </w:t>
+      </w:r>
+      <w:proofErr w:type="spellStart"/>
+      <w:r>
+        <w:rPr>
+          <w:lang w:val="en-US"/>
+        </w:rPr>
+        <w:t>nhấn</w:t>
+      </w:r>
+      <w:proofErr w:type="spellEnd"/>
+      <w:r>
+        <w:rPr>
+          <w:lang w:val="en-US"/>
+        </w:rPr>
+        <w:t xml:space="preserve"> “Ctrl” + “Shift” + “P” + </w:t>
+      </w:r>
+      <w:proofErr w:type="spellStart"/>
+      <w:r>
+        <w:rPr>
+          <w:lang w:val="en-US"/>
+        </w:rPr>
+        <w:t>chọn</w:t>
+      </w:r>
+      <w:proofErr w:type="spellEnd"/>
+      <w:r>
+        <w:rPr>
+          <w:lang w:val="en-US"/>
+        </w:rPr>
+        <w:t xml:space="preserve"> “Emmet: Increment by 1”</w:t>
       </w:r>
     </w:p>
     <w:p>
@@ -410,7 +1806,119 @@
         <w:rPr>
           <w:lang w:val="en-US"/>
         </w:rPr>
-        <w:t>Thu Nhỏ Toàn Bộ Cửa Sổ Đang Mở Trong Máy?</w:t>
+        <w:t xml:space="preserve">Thu </w:t>
+      </w:r>
+      <w:proofErr w:type="spellStart"/>
+      <w:r>
+        <w:rPr>
+          <w:lang w:val="en-US"/>
+        </w:rPr>
+        <w:t>Nhỏ</w:t>
+      </w:r>
+      <w:proofErr w:type="spellEnd"/>
+      <w:r>
+        <w:rPr>
+          <w:lang w:val="en-US"/>
+        </w:rPr>
+        <w:t xml:space="preserve"> </w:t>
+      </w:r>
+      <w:proofErr w:type="spellStart"/>
+      <w:r>
+        <w:rPr>
+          <w:lang w:val="en-US"/>
+        </w:rPr>
+        <w:t>Toàn</w:t>
+      </w:r>
+      <w:proofErr w:type="spellEnd"/>
+      <w:r>
+        <w:rPr>
+          <w:lang w:val="en-US"/>
+        </w:rPr>
+        <w:t xml:space="preserve"> </w:t>
+      </w:r>
+      <w:proofErr w:type="spellStart"/>
+      <w:r>
+        <w:rPr>
+          <w:lang w:val="en-US"/>
+        </w:rPr>
+        <w:t>Bộ</w:t>
+      </w:r>
+      <w:proofErr w:type="spellEnd"/>
+      <w:r>
+        <w:rPr>
+          <w:lang w:val="en-US"/>
+        </w:rPr>
+        <w:t xml:space="preserve"> </w:t>
+      </w:r>
+      <w:proofErr w:type="spellStart"/>
+      <w:r>
+        <w:rPr>
+          <w:lang w:val="en-US"/>
+        </w:rPr>
+        <w:t>Cửa</w:t>
+      </w:r>
+      <w:proofErr w:type="spellEnd"/>
+      <w:r>
+        <w:rPr>
+          <w:lang w:val="en-US"/>
+        </w:rPr>
+        <w:t xml:space="preserve"> </w:t>
+      </w:r>
+      <w:proofErr w:type="spellStart"/>
+      <w:r>
+        <w:rPr>
+          <w:lang w:val="en-US"/>
+        </w:rPr>
+        <w:t>Sổ</w:t>
+      </w:r>
+      <w:proofErr w:type="spellEnd"/>
+      <w:r>
+        <w:rPr>
+          <w:lang w:val="en-US"/>
+        </w:rPr>
+        <w:t xml:space="preserve"> </w:t>
+      </w:r>
+      <w:proofErr w:type="spellStart"/>
+      <w:r>
+        <w:rPr>
+          <w:lang w:val="en-US"/>
+        </w:rPr>
+        <w:t>Đang</w:t>
+      </w:r>
+      <w:proofErr w:type="spellEnd"/>
+      <w:r>
+        <w:rPr>
+          <w:lang w:val="en-US"/>
+        </w:rPr>
+        <w:t xml:space="preserve"> </w:t>
+      </w:r>
+      <w:proofErr w:type="spellStart"/>
+      <w:r>
+        <w:rPr>
+          <w:lang w:val="en-US"/>
+        </w:rPr>
+        <w:t>Mở</w:t>
+      </w:r>
+      <w:proofErr w:type="spellEnd"/>
+      <w:r>
+        <w:rPr>
+          <w:lang w:val="en-US"/>
+        </w:rPr>
+        <w:t xml:space="preserve"> Trong </w:t>
+      </w:r>
+      <w:proofErr w:type="spellStart"/>
+      <w:r>
+        <w:rPr>
+          <w:lang w:val="en-US"/>
+        </w:rPr>
+        <w:t>Máy</w:t>
+      </w:r>
+      <w:proofErr w:type="spellEnd"/>
+      <w:r>
+        <w:rPr>
+          <w:lang w:val="en-US"/>
+        </w:rPr>
+        <w:t>?</w:t>
       </w:r>
     </w:p>
     <w:p>
@@ -466,7 +1974,77 @@
         <w:rPr>
           <w:lang w:val="en-US"/>
         </w:rPr>
-        <w:t>Terminal Của VS Code Có In Tiếng Việt Được Không?</w:t>
+        <w:t xml:space="preserve">Terminal </w:t>
+      </w:r>
+      <w:proofErr w:type="spellStart"/>
+      <w:r>
+        <w:rPr>
+          <w:lang w:val="en-US"/>
+        </w:rPr>
+        <w:t>Của</w:t>
+      </w:r>
+      <w:proofErr w:type="spellEnd"/>
+      <w:r>
+        <w:rPr>
+          <w:lang w:val="en-US"/>
+        </w:rPr>
+        <w:t xml:space="preserve"> VS Code </w:t>
+      </w:r>
+      <w:proofErr w:type="spellStart"/>
+      <w:r>
+        <w:rPr>
+          <w:lang w:val="en-US"/>
+        </w:rPr>
+        <w:t>Có</w:t>
+      </w:r>
+      <w:proofErr w:type="spellEnd"/>
+      <w:r>
+        <w:rPr>
+          <w:lang w:val="en-US"/>
+        </w:rPr>
+        <w:t xml:space="preserve"> In </w:t>
+      </w:r>
+      <w:proofErr w:type="spellStart"/>
+      <w:r>
+        <w:rPr>
+          <w:lang w:val="en-US"/>
+        </w:rPr>
+        <w:t>Tiếng</w:t>
+      </w:r>
+      <w:proofErr w:type="spellEnd"/>
+      <w:r>
+        <w:rPr>
+          <w:lang w:val="en-US"/>
+        </w:rPr>
+        <w:t xml:space="preserve"> Việt </w:t>
+      </w:r>
+      <w:proofErr w:type="spellStart"/>
+      <w:r>
+        <w:rPr>
+          <w:lang w:val="en-US"/>
+        </w:rPr>
+        <w:t>Được</w:t>
+      </w:r>
+      <w:proofErr w:type="spellEnd"/>
+      <w:r>
+        <w:rPr>
+          <w:lang w:val="en-US"/>
+        </w:rPr>
+        <w:t xml:space="preserve"> </w:t>
+      </w:r>
+      <w:proofErr w:type="spellStart"/>
+      <w:r>
+        <w:rPr>
+          <w:lang w:val="en-US"/>
+        </w:rPr>
+        <w:t>Không</w:t>
+      </w:r>
+      <w:proofErr w:type="spellEnd"/>
+      <w:r>
+        <w:rPr>
+          <w:lang w:val="en-US"/>
+        </w:rPr>
+        <w:t>?</w:t>
       </w:r>
     </w:p>
     <w:p>
@@ -480,12 +2058,14 @@
           <w:lang w:val="en-US"/>
         </w:rPr>
       </w:pPr>
+      <w:proofErr w:type="spellStart"/>
       <w:r>
         <w:rPr>
           <w:lang w:val="en-US"/>
         </w:rPr>
         <w:t>Đéo</w:t>
       </w:r>
+      <w:proofErr w:type="spellEnd"/>
     </w:p>
     <w:p>
       <w:pPr>
@@ -498,11 +2078,61 @@
           <w:lang w:val="en-US"/>
         </w:rPr>
       </w:pPr>
-      <w:r>
-        <w:rPr>
-          <w:lang w:val="en-US"/>
-        </w:rPr>
-        <w:t>Cách Hoạt Động Của Terminal Trong VS Code?</w:t>
+      <w:proofErr w:type="spellStart"/>
+      <w:r>
+        <w:rPr>
+          <w:lang w:val="en-US"/>
+        </w:rPr>
+        <w:t>Cách</w:t>
+      </w:r>
+      <w:proofErr w:type="spellEnd"/>
+      <w:r>
+        <w:rPr>
+          <w:lang w:val="en-US"/>
+        </w:rPr>
+        <w:t xml:space="preserve"> </w:t>
+      </w:r>
+      <w:proofErr w:type="spellStart"/>
+      <w:r>
+        <w:rPr>
+          <w:lang w:val="en-US"/>
+        </w:rPr>
+        <w:t>Hoạt</w:t>
+      </w:r>
+      <w:proofErr w:type="spellEnd"/>
+      <w:r>
+        <w:rPr>
+          <w:lang w:val="en-US"/>
+        </w:rPr>
+        <w:t xml:space="preserve"> </w:t>
+      </w:r>
+      <w:proofErr w:type="spellStart"/>
+      <w:r>
+        <w:rPr>
+          <w:lang w:val="en-US"/>
+        </w:rPr>
+        <w:t>Động</w:t>
+      </w:r>
+      <w:proofErr w:type="spellEnd"/>
+      <w:r>
+        <w:rPr>
+          <w:lang w:val="en-US"/>
+        </w:rPr>
+        <w:t xml:space="preserve"> </w:t>
+      </w:r>
+      <w:proofErr w:type="spellStart"/>
+      <w:r>
+        <w:rPr>
+          <w:lang w:val="en-US"/>
+        </w:rPr>
+        <w:t>Của</w:t>
+      </w:r>
+      <w:proofErr w:type="spellEnd"/>
+      <w:r>
+        <w:rPr>
+          <w:lang w:val="en-US"/>
+        </w:rPr>
+        <w:t xml:space="preserve"> Terminal Trong VS Code?</w:t>
       </w:r>
     </w:p>
     <w:p>
@@ -520,8 +2150,254 @@
         <w:rPr>
           <w:lang w:val="en-US"/>
         </w:rPr>
-        <w:t>Terminal trong VS Code có khá nhiều kiểu như Bash, CMD, Power Shell, …, lúc mới đầu làm việc với VS Code nó sẽ chọn Power Shell làm Terminal mặc định</w:t>
-      </w:r>
+        <w:t xml:space="preserve">Terminal </w:t>
+      </w:r>
+      <w:proofErr w:type="spellStart"/>
+      <w:r>
+        <w:rPr>
+          <w:lang w:val="en-US"/>
+        </w:rPr>
+        <w:t>trong</w:t>
+      </w:r>
+      <w:proofErr w:type="spellEnd"/>
+      <w:r>
+        <w:rPr>
+          <w:lang w:val="en-US"/>
+        </w:rPr>
+        <w:t xml:space="preserve"> VS Code </w:t>
+      </w:r>
+      <w:proofErr w:type="spellStart"/>
+      <w:r>
+        <w:rPr>
+          <w:lang w:val="en-US"/>
+        </w:rPr>
+        <w:t>có</w:t>
+      </w:r>
+      <w:proofErr w:type="spellEnd"/>
+      <w:r>
+        <w:rPr>
+          <w:lang w:val="en-US"/>
+        </w:rPr>
+        <w:t xml:space="preserve"> </w:t>
+      </w:r>
+      <w:proofErr w:type="spellStart"/>
+      <w:r>
+        <w:rPr>
+          <w:lang w:val="en-US"/>
+        </w:rPr>
+        <w:t>khá</w:t>
+      </w:r>
+      <w:proofErr w:type="spellEnd"/>
+      <w:r>
+        <w:rPr>
+          <w:lang w:val="en-US"/>
+        </w:rPr>
+        <w:t xml:space="preserve"> </w:t>
+      </w:r>
+      <w:proofErr w:type="spellStart"/>
+      <w:r>
+        <w:rPr>
+          <w:lang w:val="en-US"/>
+        </w:rPr>
+        <w:t>nhiều</w:t>
+      </w:r>
+      <w:proofErr w:type="spellEnd"/>
+      <w:r>
+        <w:rPr>
+          <w:lang w:val="en-US"/>
+        </w:rPr>
+        <w:t xml:space="preserve"> </w:t>
+      </w:r>
+      <w:proofErr w:type="spellStart"/>
+      <w:r>
+        <w:rPr>
+          <w:lang w:val="en-US"/>
+        </w:rPr>
+        <w:t>kiểu</w:t>
+      </w:r>
+      <w:proofErr w:type="spellEnd"/>
+      <w:r>
+        <w:rPr>
+          <w:lang w:val="en-US"/>
+        </w:rPr>
+        <w:t xml:space="preserve"> </w:t>
+      </w:r>
+      <w:proofErr w:type="spellStart"/>
+      <w:r>
+        <w:rPr>
+          <w:lang w:val="en-US"/>
+        </w:rPr>
+        <w:t>như</w:t>
+      </w:r>
+      <w:proofErr w:type="spellEnd"/>
+      <w:r>
+        <w:rPr>
+          <w:lang w:val="en-US"/>
+        </w:rPr>
+        <w:t xml:space="preserve"> Bash, CMD, Power Shell, …, </w:t>
+      </w:r>
+      <w:proofErr w:type="spellStart"/>
+      <w:r>
+        <w:rPr>
+          <w:lang w:val="en-US"/>
+        </w:rPr>
+        <w:t>lúc</w:t>
+      </w:r>
+      <w:proofErr w:type="spellEnd"/>
+      <w:r>
+        <w:rPr>
+          <w:lang w:val="en-US"/>
+        </w:rPr>
+        <w:t xml:space="preserve"> </w:t>
+      </w:r>
+      <w:proofErr w:type="spellStart"/>
+      <w:r>
+        <w:rPr>
+          <w:lang w:val="en-US"/>
+        </w:rPr>
+        <w:t>mới</w:t>
+      </w:r>
+      <w:proofErr w:type="spellEnd"/>
+      <w:r>
+        <w:rPr>
+          <w:lang w:val="en-US"/>
+        </w:rPr>
+        <w:t xml:space="preserve"> </w:t>
+      </w:r>
+      <w:proofErr w:type="spellStart"/>
+      <w:r>
+        <w:rPr>
+          <w:lang w:val="en-US"/>
+        </w:rPr>
+        <w:t>đầu</w:t>
+      </w:r>
+      <w:proofErr w:type="spellEnd"/>
+      <w:r>
+        <w:rPr>
+          <w:lang w:val="en-US"/>
+        </w:rPr>
+        <w:t xml:space="preserve"> </w:t>
+      </w:r>
+      <w:proofErr w:type="spellStart"/>
+      <w:r>
+        <w:rPr>
+          <w:lang w:val="en-US"/>
+        </w:rPr>
+        <w:t>làm</w:t>
+      </w:r>
+      <w:proofErr w:type="spellEnd"/>
+      <w:r>
+        <w:rPr>
+          <w:lang w:val="en-US"/>
+        </w:rPr>
+        <w:t xml:space="preserve"> </w:t>
+      </w:r>
+      <w:proofErr w:type="spellStart"/>
+      <w:r>
+        <w:rPr>
+          <w:lang w:val="en-US"/>
+        </w:rPr>
+        <w:t>việc</w:t>
+      </w:r>
+      <w:proofErr w:type="spellEnd"/>
+      <w:r>
+        <w:rPr>
+          <w:lang w:val="en-US"/>
+        </w:rPr>
+        <w:t xml:space="preserve"> </w:t>
+      </w:r>
+      <w:proofErr w:type="spellStart"/>
+      <w:r>
+        <w:rPr>
+          <w:lang w:val="en-US"/>
+        </w:rPr>
+        <w:t>với</w:t>
+      </w:r>
+      <w:proofErr w:type="spellEnd"/>
+      <w:r>
+        <w:rPr>
+          <w:lang w:val="en-US"/>
+        </w:rPr>
+        <w:t xml:space="preserve"> VS Code </w:t>
+      </w:r>
+      <w:proofErr w:type="spellStart"/>
+      <w:r>
+        <w:rPr>
+          <w:lang w:val="en-US"/>
+        </w:rPr>
+        <w:t>nó</w:t>
+      </w:r>
+      <w:proofErr w:type="spellEnd"/>
+      <w:r>
+        <w:rPr>
+          <w:lang w:val="en-US"/>
+        </w:rPr>
+        <w:t xml:space="preserve"> </w:t>
+      </w:r>
+      <w:proofErr w:type="spellStart"/>
+      <w:r>
+        <w:rPr>
+          <w:lang w:val="en-US"/>
+        </w:rPr>
+        <w:t>sẽ</w:t>
+      </w:r>
+      <w:proofErr w:type="spellEnd"/>
+      <w:r>
+        <w:rPr>
+          <w:lang w:val="en-US"/>
+        </w:rPr>
+        <w:t xml:space="preserve"> </w:t>
+      </w:r>
+      <w:proofErr w:type="spellStart"/>
+      <w:r>
+        <w:rPr>
+          <w:lang w:val="en-US"/>
+        </w:rPr>
+        <w:t>chọn</w:t>
+      </w:r>
+      <w:proofErr w:type="spellEnd"/>
+      <w:r>
+        <w:rPr>
+          <w:lang w:val="en-US"/>
+        </w:rPr>
+        <w:t xml:space="preserve"> Power Shell </w:t>
+      </w:r>
+      <w:proofErr w:type="spellStart"/>
+      <w:r>
+        <w:rPr>
+          <w:lang w:val="en-US"/>
+        </w:rPr>
+        <w:t>làm</w:t>
+      </w:r>
+      <w:proofErr w:type="spellEnd"/>
+      <w:r>
+        <w:rPr>
+          <w:lang w:val="en-US"/>
+        </w:rPr>
+        <w:t xml:space="preserve"> Terminal </w:t>
+      </w:r>
+      <w:proofErr w:type="spellStart"/>
+      <w:r>
+        <w:rPr>
+          <w:lang w:val="en-US"/>
+        </w:rPr>
+        <w:t>mặc</w:t>
+      </w:r>
+      <w:proofErr w:type="spellEnd"/>
+      <w:r>
+        <w:rPr>
+          <w:lang w:val="en-US"/>
+        </w:rPr>
+        <w:t xml:space="preserve"> </w:t>
+      </w:r>
+      <w:proofErr w:type="spellStart"/>
+      <w:r>
+        <w:rPr>
+          <w:lang w:val="en-US"/>
+        </w:rPr>
+        <w:t>định</w:t>
+      </w:r>
+      <w:proofErr w:type="spellEnd"/>
     </w:p>
     <w:p>
       <w:pPr>
@@ -538,8 +2414,156 @@
         <w:rPr>
           <w:lang w:val="en-US"/>
         </w:rPr>
-        <w:t>Khi mở nhanh 1 Terminal mới thì nó sẽ có kiểu là Terminal mặc định</w:t>
-      </w:r>
+        <w:t xml:space="preserve">Khi </w:t>
+      </w:r>
+      <w:proofErr w:type="spellStart"/>
+      <w:r>
+        <w:rPr>
+          <w:lang w:val="en-US"/>
+        </w:rPr>
+        <w:t>mở</w:t>
+      </w:r>
+      <w:proofErr w:type="spellEnd"/>
+      <w:r>
+        <w:rPr>
+          <w:lang w:val="en-US"/>
+        </w:rPr>
+        <w:t xml:space="preserve"> </w:t>
+      </w:r>
+      <w:proofErr w:type="spellStart"/>
+      <w:r>
+        <w:rPr>
+          <w:lang w:val="en-US"/>
+        </w:rPr>
+        <w:t>nhanh</w:t>
+      </w:r>
+      <w:proofErr w:type="spellEnd"/>
+      <w:r>
+        <w:rPr>
+          <w:lang w:val="en-US"/>
+        </w:rPr>
+        <w:t xml:space="preserve"> 1 Terminal </w:t>
+      </w:r>
+      <w:proofErr w:type="spellStart"/>
+      <w:r>
+        <w:rPr>
+          <w:lang w:val="en-US"/>
+        </w:rPr>
+        <w:t>mới</w:t>
+      </w:r>
+      <w:proofErr w:type="spellEnd"/>
+      <w:r>
+        <w:rPr>
+          <w:lang w:val="en-US"/>
+        </w:rPr>
+        <w:t xml:space="preserve"> </w:t>
+      </w:r>
+      <w:proofErr w:type="spellStart"/>
+      <w:r>
+        <w:rPr>
+          <w:lang w:val="en-US"/>
+        </w:rPr>
+        <w:t>thì</w:t>
+      </w:r>
+      <w:proofErr w:type="spellEnd"/>
+      <w:r>
+        <w:rPr>
+          <w:lang w:val="en-US"/>
+        </w:rPr>
+        <w:t xml:space="preserve"> </w:t>
+      </w:r>
+      <w:proofErr w:type="spellStart"/>
+      <w:r>
+        <w:rPr>
+          <w:lang w:val="en-US"/>
+        </w:rPr>
+        <w:t>nó</w:t>
+      </w:r>
+      <w:proofErr w:type="spellEnd"/>
+      <w:r>
+        <w:rPr>
+          <w:lang w:val="en-US"/>
+        </w:rPr>
+        <w:t xml:space="preserve"> </w:t>
+      </w:r>
+      <w:proofErr w:type="spellStart"/>
+      <w:r>
+        <w:rPr>
+          <w:lang w:val="en-US"/>
+        </w:rPr>
+        <w:t>sẽ</w:t>
+      </w:r>
+      <w:proofErr w:type="spellEnd"/>
+      <w:r>
+        <w:rPr>
+          <w:lang w:val="en-US"/>
+        </w:rPr>
+        <w:t xml:space="preserve"> </w:t>
+      </w:r>
+      <w:proofErr w:type="spellStart"/>
+      <w:r>
+        <w:rPr>
+          <w:lang w:val="en-US"/>
+        </w:rPr>
+        <w:t>có</w:t>
+      </w:r>
+      <w:proofErr w:type="spellEnd"/>
+      <w:r>
+        <w:rPr>
+          <w:lang w:val="en-US"/>
+        </w:rPr>
+        <w:t xml:space="preserve"> </w:t>
+      </w:r>
+      <w:proofErr w:type="spellStart"/>
+      <w:r>
+        <w:rPr>
+          <w:lang w:val="en-US"/>
+        </w:rPr>
+        <w:t>kiểu</w:t>
+      </w:r>
+      <w:proofErr w:type="spellEnd"/>
+      <w:r>
+        <w:rPr>
+          <w:lang w:val="en-US"/>
+        </w:rPr>
+        <w:t xml:space="preserve"> </w:t>
+      </w:r>
+      <w:proofErr w:type="spellStart"/>
+      <w:r>
+        <w:rPr>
+          <w:lang w:val="en-US"/>
+        </w:rPr>
+        <w:t>là</w:t>
+      </w:r>
+      <w:proofErr w:type="spellEnd"/>
+      <w:r>
+        <w:rPr>
+          <w:lang w:val="en-US"/>
+        </w:rPr>
+        <w:t xml:space="preserve"> Terminal </w:t>
+      </w:r>
+      <w:proofErr w:type="spellStart"/>
+      <w:r>
+        <w:rPr>
+          <w:lang w:val="en-US"/>
+        </w:rPr>
+        <w:t>mặc</w:t>
+      </w:r>
+      <w:proofErr w:type="spellEnd"/>
+      <w:r>
+        <w:rPr>
+          <w:lang w:val="en-US"/>
+        </w:rPr>
+        <w:t xml:space="preserve"> </w:t>
+      </w:r>
+      <w:proofErr w:type="spellStart"/>
+      <w:r>
+        <w:rPr>
+          <w:lang w:val="en-US"/>
+        </w:rPr>
+        <w:t>định</w:t>
+      </w:r>
+      <w:proofErr w:type="spellEnd"/>
     </w:p>
     <w:p>
       <w:pPr>
@@ -552,12 +2576,252 @@
           <w:lang w:val="en-US"/>
         </w:rPr>
       </w:pPr>
-      <w:r>
-        <w:rPr>
-          <w:lang w:val="en-US"/>
-        </w:rPr>
-        <w:t>Để thêm 1 Terminal kiểu khác thì Click dấu mũi tên xuống bên cạnh dấu “+” trong cửa sổ Terminal rồi chọn kiểu</w:t>
-      </w:r>
+      <w:proofErr w:type="spellStart"/>
+      <w:r>
+        <w:rPr>
+          <w:lang w:val="en-US"/>
+        </w:rPr>
+        <w:t>Để</w:t>
+      </w:r>
+      <w:proofErr w:type="spellEnd"/>
+      <w:r>
+        <w:rPr>
+          <w:lang w:val="en-US"/>
+        </w:rPr>
+        <w:t xml:space="preserve"> </w:t>
+      </w:r>
+      <w:proofErr w:type="spellStart"/>
+      <w:r>
+        <w:rPr>
+          <w:lang w:val="en-US"/>
+        </w:rPr>
+        <w:t>thêm</w:t>
+      </w:r>
+      <w:proofErr w:type="spellEnd"/>
+      <w:r>
+        <w:rPr>
+          <w:lang w:val="en-US"/>
+        </w:rPr>
+        <w:t xml:space="preserve"> 1 Terminal </w:t>
+      </w:r>
+      <w:proofErr w:type="spellStart"/>
+      <w:r>
+        <w:rPr>
+          <w:lang w:val="en-US"/>
+        </w:rPr>
+        <w:t>kiểu</w:t>
+      </w:r>
+      <w:proofErr w:type="spellEnd"/>
+      <w:r>
+        <w:rPr>
+          <w:lang w:val="en-US"/>
+        </w:rPr>
+        <w:t xml:space="preserve"> </w:t>
+      </w:r>
+      <w:proofErr w:type="spellStart"/>
+      <w:r>
+        <w:rPr>
+          <w:lang w:val="en-US"/>
+        </w:rPr>
+        <w:t>khác</w:t>
+      </w:r>
+      <w:proofErr w:type="spellEnd"/>
+      <w:r>
+        <w:rPr>
+          <w:lang w:val="en-US"/>
+        </w:rPr>
+        <w:t xml:space="preserve"> </w:t>
+      </w:r>
+      <w:proofErr w:type="spellStart"/>
+      <w:r>
+        <w:rPr>
+          <w:lang w:val="en-US"/>
+        </w:rPr>
+        <w:t>thì</w:t>
+      </w:r>
+      <w:proofErr w:type="spellEnd"/>
+      <w:r>
+        <w:rPr>
+          <w:lang w:val="en-US"/>
+        </w:rPr>
+        <w:t xml:space="preserve"> Click </w:t>
+      </w:r>
+      <w:proofErr w:type="spellStart"/>
+      <w:r>
+        <w:rPr>
+          <w:lang w:val="en-US"/>
+        </w:rPr>
+        <w:t>dấu</w:t>
+      </w:r>
+      <w:proofErr w:type="spellEnd"/>
+      <w:r>
+        <w:rPr>
+          <w:lang w:val="en-US"/>
+        </w:rPr>
+        <w:t xml:space="preserve"> </w:t>
+      </w:r>
+      <w:proofErr w:type="spellStart"/>
+      <w:r>
+        <w:rPr>
+          <w:lang w:val="en-US"/>
+        </w:rPr>
+        <w:t>mũi</w:t>
+      </w:r>
+      <w:proofErr w:type="spellEnd"/>
+      <w:r>
+        <w:rPr>
+          <w:lang w:val="en-US"/>
+        </w:rPr>
+        <w:t xml:space="preserve"> </w:t>
+      </w:r>
+      <w:proofErr w:type="spellStart"/>
+      <w:r>
+        <w:rPr>
+          <w:lang w:val="en-US"/>
+        </w:rPr>
+        <w:t>tên</w:t>
+      </w:r>
+      <w:proofErr w:type="spellEnd"/>
+      <w:r>
+        <w:rPr>
+          <w:lang w:val="en-US"/>
+        </w:rPr>
+        <w:t xml:space="preserve"> </w:t>
+      </w:r>
+      <w:proofErr w:type="spellStart"/>
+      <w:r>
+        <w:rPr>
+          <w:lang w:val="en-US"/>
+        </w:rPr>
+        <w:t>xuống</w:t>
+      </w:r>
+      <w:proofErr w:type="spellEnd"/>
+      <w:r>
+        <w:rPr>
+          <w:lang w:val="en-US"/>
+        </w:rPr>
+        <w:t xml:space="preserve"> </w:t>
+      </w:r>
+      <w:proofErr w:type="spellStart"/>
+      <w:r>
+        <w:rPr>
+          <w:lang w:val="en-US"/>
+        </w:rPr>
+        <w:t>bên</w:t>
+      </w:r>
+      <w:proofErr w:type="spellEnd"/>
+      <w:r>
+        <w:rPr>
+          <w:lang w:val="en-US"/>
+        </w:rPr>
+        <w:t xml:space="preserve"> </w:t>
+      </w:r>
+      <w:proofErr w:type="spellStart"/>
+      <w:r>
+        <w:rPr>
+          <w:lang w:val="en-US"/>
+        </w:rPr>
+        <w:t>cạnh</w:t>
+      </w:r>
+      <w:proofErr w:type="spellEnd"/>
+      <w:r>
+        <w:rPr>
+          <w:lang w:val="en-US"/>
+        </w:rPr>
+        <w:t xml:space="preserve"> </w:t>
+      </w:r>
+      <w:proofErr w:type="spellStart"/>
+      <w:r>
+        <w:rPr>
+          <w:lang w:val="en-US"/>
+        </w:rPr>
+        <w:t>dấu</w:t>
+      </w:r>
+      <w:proofErr w:type="spellEnd"/>
+      <w:r>
+        <w:rPr>
+          <w:lang w:val="en-US"/>
+        </w:rPr>
+        <w:t xml:space="preserve"> “+” </w:t>
+      </w:r>
+      <w:proofErr w:type="spellStart"/>
+      <w:r>
+        <w:rPr>
+          <w:lang w:val="en-US"/>
+        </w:rPr>
+        <w:t>trong</w:t>
+      </w:r>
+      <w:proofErr w:type="spellEnd"/>
+      <w:r>
+        <w:rPr>
+          <w:lang w:val="en-US"/>
+        </w:rPr>
+        <w:t xml:space="preserve"> </w:t>
+      </w:r>
+      <w:proofErr w:type="spellStart"/>
+      <w:r>
+        <w:rPr>
+          <w:lang w:val="en-US"/>
+        </w:rPr>
+        <w:t>cửa</w:t>
+      </w:r>
+      <w:proofErr w:type="spellEnd"/>
+      <w:r>
+        <w:rPr>
+          <w:lang w:val="en-US"/>
+        </w:rPr>
+        <w:t xml:space="preserve"> </w:t>
+      </w:r>
+      <w:proofErr w:type="spellStart"/>
+      <w:r>
+        <w:rPr>
+          <w:lang w:val="en-US"/>
+        </w:rPr>
+        <w:t>sổ</w:t>
+      </w:r>
+      <w:proofErr w:type="spellEnd"/>
+      <w:r>
+        <w:rPr>
+          <w:lang w:val="en-US"/>
+        </w:rPr>
+        <w:t xml:space="preserve"> Terminal </w:t>
+      </w:r>
+      <w:proofErr w:type="spellStart"/>
+      <w:r>
+        <w:rPr>
+          <w:lang w:val="en-US"/>
+        </w:rPr>
+        <w:t>rồi</w:t>
+      </w:r>
+      <w:proofErr w:type="spellEnd"/>
+      <w:r>
+        <w:rPr>
+          <w:lang w:val="en-US"/>
+        </w:rPr>
+        <w:t xml:space="preserve"> </w:t>
+      </w:r>
+      <w:proofErr w:type="spellStart"/>
+      <w:r>
+        <w:rPr>
+          <w:lang w:val="en-US"/>
+        </w:rPr>
+        <w:t>chọn</w:t>
+      </w:r>
+      <w:proofErr w:type="spellEnd"/>
+      <w:r>
+        <w:rPr>
+          <w:lang w:val="en-US"/>
+        </w:rPr>
+        <w:t xml:space="preserve"> </w:t>
+      </w:r>
+      <w:proofErr w:type="spellStart"/>
+      <w:r>
+        <w:rPr>
+          <w:lang w:val="en-US"/>
+        </w:rPr>
+        <w:t>kiểu</w:t>
+      </w:r>
+      <w:proofErr w:type="spellEnd"/>
     </w:p>
     <w:p>
       <w:pPr>
@@ -570,17 +2834,75 @@
           <w:lang w:val="en-US"/>
         </w:rPr>
       </w:pPr>
-      <w:r>
-        <w:rPr>
-          <w:lang w:val="en-US"/>
-        </w:rPr>
-        <w:t xml:space="preserve">Cách Chọn Terminal </w:t>
-      </w:r>
-      <w:r>
-        <w:rPr>
-          <w:lang w:val="en-US"/>
-        </w:rPr>
-        <w:t>Khác Làm Mặc Định?</w:t>
+      <w:proofErr w:type="spellStart"/>
+      <w:r>
+        <w:rPr>
+          <w:lang w:val="en-US"/>
+        </w:rPr>
+        <w:t>Cách</w:t>
+      </w:r>
+      <w:proofErr w:type="spellEnd"/>
+      <w:r>
+        <w:rPr>
+          <w:lang w:val="en-US"/>
+        </w:rPr>
+        <w:t xml:space="preserve"> </w:t>
+      </w:r>
+      <w:proofErr w:type="spellStart"/>
+      <w:r>
+        <w:rPr>
+          <w:lang w:val="en-US"/>
+        </w:rPr>
+        <w:t>Chọn</w:t>
+      </w:r>
+      <w:proofErr w:type="spellEnd"/>
+      <w:r>
+        <w:rPr>
+          <w:lang w:val="en-US"/>
+        </w:rPr>
+        <w:t xml:space="preserve"> Terminal </w:t>
+      </w:r>
+      <w:proofErr w:type="spellStart"/>
+      <w:r>
+        <w:rPr>
+          <w:lang w:val="en-US"/>
+        </w:rPr>
+        <w:t>Khác</w:t>
+      </w:r>
+      <w:proofErr w:type="spellEnd"/>
+      <w:r>
+        <w:rPr>
+          <w:lang w:val="en-US"/>
+        </w:rPr>
+        <w:t xml:space="preserve"> </w:t>
+      </w:r>
+      <w:proofErr w:type="spellStart"/>
+      <w:r>
+        <w:rPr>
+          <w:lang w:val="en-US"/>
+        </w:rPr>
+        <w:t>Làm</w:t>
+      </w:r>
+      <w:proofErr w:type="spellEnd"/>
+      <w:r>
+        <w:rPr>
+          <w:lang w:val="en-US"/>
+        </w:rPr>
+        <w:t xml:space="preserve"> </w:t>
+      </w:r>
+      <w:proofErr w:type="spellStart"/>
+      <w:r>
+        <w:rPr>
+          <w:lang w:val="en-US"/>
+        </w:rPr>
+        <w:t>Mặc</w:t>
+      </w:r>
+      <w:proofErr w:type="spellEnd"/>
+      <w:r>
+        <w:rPr>
+          <w:lang w:val="en-US"/>
+        </w:rPr>
+        <w:t xml:space="preserve"> Định?</w:t>
       </w:r>
     </w:p>
     <w:p>
@@ -594,18 +2916,258 @@
           <w:lang w:val="en-US"/>
         </w:rPr>
       </w:pPr>
-      <w:r>
-        <w:rPr>
-          <w:lang w:val="en-US"/>
-        </w:rPr>
-        <w:t xml:space="preserve">Tạo 1 Terminal mới rồi </w:t>
-      </w:r>
-      <w:r>
-        <w:rPr>
-          <w:lang w:val="en-US"/>
-        </w:rPr>
-        <w:t>Click dấu mũi tên xuống bên cạnh dấu “+” trong cửa sổ Terminal rồi chọn “Select Default Profile” rồi chọn kiểu</w:t>
-      </w:r>
+      <w:proofErr w:type="spellStart"/>
+      <w:r>
+        <w:rPr>
+          <w:lang w:val="en-US"/>
+        </w:rPr>
+        <w:t>Tạo</w:t>
+      </w:r>
+      <w:proofErr w:type="spellEnd"/>
+      <w:r>
+        <w:rPr>
+          <w:lang w:val="en-US"/>
+        </w:rPr>
+        <w:t xml:space="preserve"> 1 Terminal </w:t>
+      </w:r>
+      <w:proofErr w:type="spellStart"/>
+      <w:r>
+        <w:rPr>
+          <w:lang w:val="en-US"/>
+        </w:rPr>
+        <w:t>mới</w:t>
+      </w:r>
+      <w:proofErr w:type="spellEnd"/>
+      <w:r>
+        <w:rPr>
+          <w:lang w:val="en-US"/>
+        </w:rPr>
+        <w:t xml:space="preserve"> </w:t>
+      </w:r>
+      <w:proofErr w:type="spellStart"/>
+      <w:r>
+        <w:rPr>
+          <w:lang w:val="en-US"/>
+        </w:rPr>
+        <w:t>rồi</w:t>
+      </w:r>
+      <w:proofErr w:type="spellEnd"/>
+      <w:r>
+        <w:rPr>
+          <w:lang w:val="en-US"/>
+        </w:rPr>
+        <w:t xml:space="preserve"> </w:t>
+      </w:r>
+      <w:r>
+        <w:rPr>
+          <w:lang w:val="en-US"/>
+        </w:rPr>
+        <w:t xml:space="preserve">Click </w:t>
+      </w:r>
+      <w:proofErr w:type="spellStart"/>
+      <w:r>
+        <w:rPr>
+          <w:lang w:val="en-US"/>
+        </w:rPr>
+        <w:t>dấu</w:t>
+      </w:r>
+      <w:proofErr w:type="spellEnd"/>
+      <w:r>
+        <w:rPr>
+          <w:lang w:val="en-US"/>
+        </w:rPr>
+        <w:t xml:space="preserve"> </w:t>
+      </w:r>
+      <w:proofErr w:type="spellStart"/>
+      <w:r>
+        <w:rPr>
+          <w:lang w:val="en-US"/>
+        </w:rPr>
+        <w:t>mũi</w:t>
+      </w:r>
+      <w:proofErr w:type="spellEnd"/>
+      <w:r>
+        <w:rPr>
+          <w:lang w:val="en-US"/>
+        </w:rPr>
+        <w:t xml:space="preserve"> </w:t>
+      </w:r>
+      <w:proofErr w:type="spellStart"/>
+      <w:r>
+        <w:rPr>
+          <w:lang w:val="en-US"/>
+        </w:rPr>
+        <w:t>tên</w:t>
+      </w:r>
+      <w:proofErr w:type="spellEnd"/>
+      <w:r>
+        <w:rPr>
+          <w:lang w:val="en-US"/>
+        </w:rPr>
+        <w:t xml:space="preserve"> </w:t>
+      </w:r>
+      <w:proofErr w:type="spellStart"/>
+      <w:r>
+        <w:rPr>
+          <w:lang w:val="en-US"/>
+        </w:rPr>
+        <w:t>xuống</w:t>
+      </w:r>
+      <w:proofErr w:type="spellEnd"/>
+      <w:r>
+        <w:rPr>
+          <w:lang w:val="en-US"/>
+        </w:rPr>
+        <w:t xml:space="preserve"> </w:t>
+      </w:r>
+      <w:proofErr w:type="spellStart"/>
+      <w:r>
+        <w:rPr>
+          <w:lang w:val="en-US"/>
+        </w:rPr>
+        <w:t>bên</w:t>
+      </w:r>
+      <w:proofErr w:type="spellEnd"/>
+      <w:r>
+        <w:rPr>
+          <w:lang w:val="en-US"/>
+        </w:rPr>
+        <w:t xml:space="preserve"> </w:t>
+      </w:r>
+      <w:proofErr w:type="spellStart"/>
+      <w:r>
+        <w:rPr>
+          <w:lang w:val="en-US"/>
+        </w:rPr>
+        <w:t>cạnh</w:t>
+      </w:r>
+      <w:proofErr w:type="spellEnd"/>
+      <w:r>
+        <w:rPr>
+          <w:lang w:val="en-US"/>
+        </w:rPr>
+        <w:t xml:space="preserve"> </w:t>
+      </w:r>
+      <w:proofErr w:type="spellStart"/>
+      <w:r>
+        <w:rPr>
+          <w:lang w:val="en-US"/>
+        </w:rPr>
+        <w:t>dấu</w:t>
+      </w:r>
+      <w:proofErr w:type="spellEnd"/>
+      <w:r>
+        <w:rPr>
+          <w:lang w:val="en-US"/>
+        </w:rPr>
+        <w:t xml:space="preserve"> “+” </w:t>
+      </w:r>
+      <w:proofErr w:type="spellStart"/>
+      <w:r>
+        <w:rPr>
+          <w:lang w:val="en-US"/>
+        </w:rPr>
+        <w:t>trong</w:t>
+      </w:r>
+      <w:proofErr w:type="spellEnd"/>
+      <w:r>
+        <w:rPr>
+          <w:lang w:val="en-US"/>
+        </w:rPr>
+        <w:t xml:space="preserve"> </w:t>
+      </w:r>
+      <w:proofErr w:type="spellStart"/>
+      <w:r>
+        <w:rPr>
+          <w:lang w:val="en-US"/>
+        </w:rPr>
+        <w:t>cửa</w:t>
+      </w:r>
+      <w:proofErr w:type="spellEnd"/>
+      <w:r>
+        <w:rPr>
+          <w:lang w:val="en-US"/>
+        </w:rPr>
+        <w:t xml:space="preserve"> </w:t>
+      </w:r>
+      <w:proofErr w:type="spellStart"/>
+      <w:r>
+        <w:rPr>
+          <w:lang w:val="en-US"/>
+        </w:rPr>
+        <w:t>sổ</w:t>
+      </w:r>
+      <w:proofErr w:type="spellEnd"/>
+      <w:r>
+        <w:rPr>
+          <w:lang w:val="en-US"/>
+        </w:rPr>
+        <w:t xml:space="preserve"> Terminal </w:t>
+      </w:r>
+      <w:proofErr w:type="spellStart"/>
+      <w:r>
+        <w:rPr>
+          <w:lang w:val="en-US"/>
+        </w:rPr>
+        <w:t>rồi</w:t>
+      </w:r>
+      <w:proofErr w:type="spellEnd"/>
+      <w:r>
+        <w:rPr>
+          <w:lang w:val="en-US"/>
+        </w:rPr>
+        <w:t xml:space="preserve"> </w:t>
+      </w:r>
+      <w:proofErr w:type="spellStart"/>
+      <w:r>
+        <w:rPr>
+          <w:lang w:val="en-US"/>
+        </w:rPr>
+        <w:t>chọn</w:t>
+      </w:r>
+      <w:proofErr w:type="spellEnd"/>
+      <w:r>
+        <w:rPr>
+          <w:lang w:val="en-US"/>
+        </w:rPr>
+        <w:t xml:space="preserve"> “Select Default Profile” </w:t>
+      </w:r>
+      <w:proofErr w:type="spellStart"/>
+      <w:r>
+        <w:rPr>
+          <w:lang w:val="en-US"/>
+        </w:rPr>
+        <w:t>rồi</w:t>
+      </w:r>
+      <w:proofErr w:type="spellEnd"/>
+      <w:r>
+        <w:rPr>
+          <w:lang w:val="en-US"/>
+        </w:rPr>
+        <w:t xml:space="preserve"> </w:t>
+      </w:r>
+      <w:proofErr w:type="spellStart"/>
+      <w:r>
+        <w:rPr>
+          <w:lang w:val="en-US"/>
+        </w:rPr>
+        <w:t>chọn</w:t>
+      </w:r>
+      <w:proofErr w:type="spellEnd"/>
+      <w:r>
+        <w:rPr>
+          <w:lang w:val="en-US"/>
+        </w:rPr>
+        <w:t xml:space="preserve"> </w:t>
+      </w:r>
+      <w:proofErr w:type="spellStart"/>
+      <w:r>
+        <w:rPr>
+          <w:lang w:val="en-US"/>
+        </w:rPr>
+        <w:t>kiểu</w:t>
+      </w:r>
+      <w:proofErr w:type="spellEnd"/>
     </w:p>
     <w:p>
       <w:pPr>
@@ -622,7 +3184,35 @@
         <w:rPr>
           <w:lang w:val="en-US"/>
         </w:rPr>
-        <w:t>Copy Và Paste Trên Terminal?</w:t>
+        <w:t xml:space="preserve">Copy </w:t>
+      </w:r>
+      <w:proofErr w:type="spellStart"/>
+      <w:r>
+        <w:rPr>
+          <w:lang w:val="en-US"/>
+        </w:rPr>
+        <w:t>Và</w:t>
+      </w:r>
+      <w:proofErr w:type="spellEnd"/>
+      <w:r>
+        <w:rPr>
+          <w:lang w:val="en-US"/>
+        </w:rPr>
+        <w:t xml:space="preserve"> Paste </w:t>
+      </w:r>
+      <w:proofErr w:type="spellStart"/>
+      <w:r>
+        <w:rPr>
+          <w:lang w:val="en-US"/>
+        </w:rPr>
+        <w:t>Trên</w:t>
+      </w:r>
+      <w:proofErr w:type="spellEnd"/>
+      <w:r>
+        <w:rPr>
+          <w:lang w:val="en-US"/>
+        </w:rPr>
+        <w:t xml:space="preserve"> Terminal?</w:t>
       </w:r>
     </w:p>
     <w:p>
@@ -636,11 +3226,104 @@
           <w:lang w:val="en-US"/>
         </w:rPr>
       </w:pPr>
-      <w:r>
-        <w:rPr>
-          <w:lang w:val="en-US"/>
-        </w:rPr>
-        <w:t>Bôi đen rồi tổ hợp phím “Ctrl” + “C” để Copy</w:t>
+      <w:proofErr w:type="spellStart"/>
+      <w:r>
+        <w:rPr>
+          <w:lang w:val="en-US"/>
+        </w:rPr>
+        <w:lastRenderedPageBreak/>
+        <w:t>Bôi</w:t>
+      </w:r>
+      <w:proofErr w:type="spellEnd"/>
+      <w:r>
+        <w:rPr>
+          <w:lang w:val="en-US"/>
+        </w:rPr>
+        <w:t xml:space="preserve"> </w:t>
+      </w:r>
+      <w:proofErr w:type="spellStart"/>
+      <w:r>
+        <w:rPr>
+          <w:lang w:val="en-US"/>
+        </w:rPr>
+        <w:t>đen</w:t>
+      </w:r>
+      <w:proofErr w:type="spellEnd"/>
+      <w:r>
+        <w:rPr>
+          <w:lang w:val="en-US"/>
+        </w:rPr>
+        <w:t xml:space="preserve"> </w:t>
+      </w:r>
+      <w:proofErr w:type="spellStart"/>
+      <w:r>
+        <w:rPr>
+          <w:lang w:val="en-US"/>
+        </w:rPr>
+        <w:t>rồi</w:t>
+      </w:r>
+      <w:proofErr w:type="spellEnd"/>
+      <w:r>
+        <w:rPr>
+          <w:lang w:val="en-US"/>
+        </w:rPr>
+        <w:t xml:space="preserve"> </w:t>
+      </w:r>
+      <w:proofErr w:type="spellStart"/>
+      <w:r>
+        <w:rPr>
+          <w:lang w:val="en-US"/>
+        </w:rPr>
+        <w:t>tổ</w:t>
+      </w:r>
+      <w:proofErr w:type="spellEnd"/>
+      <w:r>
+        <w:rPr>
+          <w:lang w:val="en-US"/>
+        </w:rPr>
+        <w:t xml:space="preserve"> </w:t>
+      </w:r>
+      <w:proofErr w:type="spellStart"/>
+      <w:r>
+        <w:rPr>
+          <w:lang w:val="en-US"/>
+        </w:rPr>
+        <w:t>hợp</w:t>
+      </w:r>
+      <w:proofErr w:type="spellEnd"/>
+      <w:r>
+        <w:rPr>
+          <w:lang w:val="en-US"/>
+        </w:rPr>
+        <w:t xml:space="preserve"> </w:t>
+      </w:r>
+      <w:proofErr w:type="spellStart"/>
+      <w:r>
+        <w:rPr>
+          <w:lang w:val="en-US"/>
+        </w:rPr>
+        <w:t>phím</w:t>
+      </w:r>
+      <w:proofErr w:type="spellEnd"/>
+      <w:r>
+        <w:rPr>
+          <w:lang w:val="en-US"/>
+        </w:rPr>
+        <w:t xml:space="preserve"> “Ctrl” + “C” </w:t>
+      </w:r>
+      <w:proofErr w:type="spellStart"/>
+      <w:r>
+        <w:rPr>
+          <w:lang w:val="en-US"/>
+        </w:rPr>
+        <w:t>để</w:t>
+      </w:r>
+      <w:proofErr w:type="spellEnd"/>
+      <w:r>
+        <w:rPr>
+          <w:lang w:val="en-US"/>
+        </w:rPr>
+        <w:t xml:space="preserve"> Copy</w:t>
       </w:r>
     </w:p>
     <w:p>
@@ -654,12 +3337,84 @@
           <w:lang w:val="en-US"/>
         </w:rPr>
       </w:pPr>
-      <w:r>
-        <w:rPr>
-          <w:lang w:val="en-US"/>
-        </w:rPr>
-        <w:t>Phải chuột để Paste ngay lập tức</w:t>
-      </w:r>
+      <w:proofErr w:type="spellStart"/>
+      <w:r>
+        <w:rPr>
+          <w:lang w:val="en-US"/>
+        </w:rPr>
+        <w:t>Phải</w:t>
+      </w:r>
+      <w:proofErr w:type="spellEnd"/>
+      <w:r>
+        <w:rPr>
+          <w:lang w:val="en-US"/>
+        </w:rPr>
+        <w:t xml:space="preserve"> </w:t>
+      </w:r>
+      <w:proofErr w:type="spellStart"/>
+      <w:r>
+        <w:rPr>
+          <w:lang w:val="en-US"/>
+        </w:rPr>
+        <w:t>chuột</w:t>
+      </w:r>
+      <w:proofErr w:type="spellEnd"/>
+      <w:r>
+        <w:rPr>
+          <w:lang w:val="en-US"/>
+        </w:rPr>
+        <w:t xml:space="preserve"> </w:t>
+      </w:r>
+      <w:proofErr w:type="spellStart"/>
+      <w:r>
+        <w:rPr>
+          <w:lang w:val="en-US"/>
+        </w:rPr>
+        <w:t>để</w:t>
+      </w:r>
+      <w:proofErr w:type="spellEnd"/>
+      <w:r>
+        <w:rPr>
+          <w:lang w:val="en-US"/>
+        </w:rPr>
+        <w:t xml:space="preserve"> Paste </w:t>
+      </w:r>
+      <w:proofErr w:type="spellStart"/>
+      <w:r>
+        <w:rPr>
+          <w:lang w:val="en-US"/>
+        </w:rPr>
+        <w:t>ngay</w:t>
+      </w:r>
+      <w:proofErr w:type="spellEnd"/>
+      <w:r>
+        <w:rPr>
+          <w:lang w:val="en-US"/>
+        </w:rPr>
+        <w:t xml:space="preserve"> </w:t>
+      </w:r>
+      <w:proofErr w:type="spellStart"/>
+      <w:r>
+        <w:rPr>
+          <w:lang w:val="en-US"/>
+        </w:rPr>
+        <w:t>lập</w:t>
+      </w:r>
+      <w:proofErr w:type="spellEnd"/>
+      <w:r>
+        <w:rPr>
+          <w:lang w:val="en-US"/>
+        </w:rPr>
+        <w:t xml:space="preserve"> </w:t>
+      </w:r>
+      <w:proofErr w:type="spellStart"/>
+      <w:r>
+        <w:rPr>
+          <w:lang w:val="en-US"/>
+        </w:rPr>
+        <w:t>tức</w:t>
+      </w:r>
+      <w:proofErr w:type="spellEnd"/>
     </w:p>
     <w:p>
       <w:pPr>
@@ -672,11 +3427,33 @@
           <w:lang w:val="en-US"/>
         </w:rPr>
       </w:pPr>
-      <w:r>
-        <w:rPr>
-          <w:lang w:val="en-US"/>
-        </w:rPr>
-        <w:t>Phân Đôi Terminal Thành 2 Terminal Con?</w:t>
+      <w:proofErr w:type="spellStart"/>
+      <w:r>
+        <w:rPr>
+          <w:lang w:val="en-US"/>
+        </w:rPr>
+        <w:t>Phân</w:t>
+      </w:r>
+      <w:proofErr w:type="spellEnd"/>
+      <w:r>
+        <w:rPr>
+          <w:lang w:val="en-US"/>
+        </w:rPr>
+        <w:t xml:space="preserve"> </w:t>
+      </w:r>
+      <w:proofErr w:type="spellStart"/>
+      <w:r>
+        <w:rPr>
+          <w:lang w:val="en-US"/>
+        </w:rPr>
+        <w:t>Đôi</w:t>
+      </w:r>
+      <w:proofErr w:type="spellEnd"/>
+      <w:r>
+        <w:rPr>
+          <w:lang w:val="en-US"/>
+        </w:rPr>
+        <w:t xml:space="preserve"> Terminal Thành 2 Terminal Con?</w:t>
       </w:r>
     </w:p>
     <w:p>
@@ -690,11 +3467,47 @@
           <w:lang w:val="en-US"/>
         </w:rPr>
       </w:pPr>
-      <w:r>
-        <w:rPr>
-          <w:lang w:val="en-US"/>
-        </w:rPr>
-        <w:t>Chọn Terminal rồi nhấn “Ctrl” + “Shift” + “5”</w:t>
+      <w:proofErr w:type="spellStart"/>
+      <w:r>
+        <w:rPr>
+          <w:lang w:val="en-US"/>
+        </w:rPr>
+        <w:t>Chọn</w:t>
+      </w:r>
+      <w:proofErr w:type="spellEnd"/>
+      <w:r>
+        <w:rPr>
+          <w:lang w:val="en-US"/>
+        </w:rPr>
+        <w:t xml:space="preserve"> Terminal </w:t>
+      </w:r>
+      <w:proofErr w:type="spellStart"/>
+      <w:r>
+        <w:rPr>
+          <w:lang w:val="en-US"/>
+        </w:rPr>
+        <w:t>rồi</w:t>
+      </w:r>
+      <w:proofErr w:type="spellEnd"/>
+      <w:r>
+        <w:rPr>
+          <w:lang w:val="en-US"/>
+        </w:rPr>
+        <w:t xml:space="preserve"> </w:t>
+      </w:r>
+      <w:proofErr w:type="spellStart"/>
+      <w:r>
+        <w:rPr>
+          <w:lang w:val="en-US"/>
+        </w:rPr>
+        <w:t>nhấn</w:t>
+      </w:r>
+      <w:proofErr w:type="spellEnd"/>
+      <w:r>
+        <w:rPr>
+          <w:lang w:val="en-US"/>
+        </w:rPr>
+        <w:t xml:space="preserve"> “Ctrl” + “Shift” + “5”</w:t>
       </w:r>
     </w:p>
     <w:p>
@@ -712,7 +3525,273 @@
         <w:rPr>
           <w:lang w:val="en-US"/>
         </w:rPr>
-        <w:t>2 Terminal con này có kiểu giống Terminal ban đầu, hoạt động riêng biệt, và khi chọn 1 trong 2 Terminal con thì sẽ hiện cả 2 cửa sổ Terminal</w:t>
+        <w:t xml:space="preserve">2 Terminal con </w:t>
+      </w:r>
+      <w:proofErr w:type="spellStart"/>
+      <w:r>
+        <w:rPr>
+          <w:lang w:val="en-US"/>
+        </w:rPr>
+        <w:t>này</w:t>
+      </w:r>
+      <w:proofErr w:type="spellEnd"/>
+      <w:r>
+        <w:rPr>
+          <w:lang w:val="en-US"/>
+        </w:rPr>
+        <w:t xml:space="preserve"> </w:t>
+      </w:r>
+      <w:proofErr w:type="spellStart"/>
+      <w:r>
+        <w:rPr>
+          <w:lang w:val="en-US"/>
+        </w:rPr>
+        <w:t>có</w:t>
+      </w:r>
+      <w:proofErr w:type="spellEnd"/>
+      <w:r>
+        <w:rPr>
+          <w:lang w:val="en-US"/>
+        </w:rPr>
+        <w:t xml:space="preserve"> </w:t>
+      </w:r>
+      <w:proofErr w:type="spellStart"/>
+      <w:r>
+        <w:rPr>
+          <w:lang w:val="en-US"/>
+        </w:rPr>
+        <w:t>kiểu</w:t>
+      </w:r>
+      <w:proofErr w:type="spellEnd"/>
+      <w:r>
+        <w:rPr>
+          <w:lang w:val="en-US"/>
+        </w:rPr>
+        <w:t xml:space="preserve"> </w:t>
+      </w:r>
+      <w:proofErr w:type="spellStart"/>
+      <w:r>
+        <w:rPr>
+          <w:lang w:val="en-US"/>
+        </w:rPr>
+        <w:t>giống</w:t>
+      </w:r>
+      <w:proofErr w:type="spellEnd"/>
+      <w:r>
+        <w:rPr>
+          <w:lang w:val="en-US"/>
+        </w:rPr>
+        <w:t xml:space="preserve"> Terminal ban </w:t>
+      </w:r>
+      <w:proofErr w:type="spellStart"/>
+      <w:r>
+        <w:rPr>
+          <w:lang w:val="en-US"/>
+        </w:rPr>
+        <w:t>đầu</w:t>
+      </w:r>
+      <w:proofErr w:type="spellEnd"/>
+      <w:r>
+        <w:rPr>
+          <w:lang w:val="en-US"/>
+        </w:rPr>
+        <w:t xml:space="preserve">, </w:t>
+      </w:r>
+      <w:proofErr w:type="spellStart"/>
+      <w:r>
+        <w:rPr>
+          <w:lang w:val="en-US"/>
+        </w:rPr>
+        <w:t>hoạt</w:t>
+      </w:r>
+      <w:proofErr w:type="spellEnd"/>
+      <w:r>
+        <w:rPr>
+          <w:lang w:val="en-US"/>
+        </w:rPr>
+        <w:t xml:space="preserve"> </w:t>
+      </w:r>
+      <w:proofErr w:type="spellStart"/>
+      <w:r>
+        <w:rPr>
+          <w:lang w:val="en-US"/>
+        </w:rPr>
+        <w:t>động</w:t>
+      </w:r>
+      <w:proofErr w:type="spellEnd"/>
+      <w:r>
+        <w:rPr>
+          <w:lang w:val="en-US"/>
+        </w:rPr>
+        <w:t xml:space="preserve"> </w:t>
+      </w:r>
+      <w:proofErr w:type="spellStart"/>
+      <w:r>
+        <w:rPr>
+          <w:lang w:val="en-US"/>
+        </w:rPr>
+        <w:t>riêng</w:t>
+      </w:r>
+      <w:proofErr w:type="spellEnd"/>
+      <w:r>
+        <w:rPr>
+          <w:lang w:val="en-US"/>
+        </w:rPr>
+        <w:t xml:space="preserve"> </w:t>
+      </w:r>
+      <w:proofErr w:type="spellStart"/>
+      <w:r>
+        <w:rPr>
+          <w:lang w:val="en-US"/>
+        </w:rPr>
+        <w:t>biệt</w:t>
+      </w:r>
+      <w:proofErr w:type="spellEnd"/>
+      <w:r>
+        <w:rPr>
+          <w:lang w:val="en-US"/>
+        </w:rPr>
+        <w:t xml:space="preserve">, </w:t>
+      </w:r>
+      <w:proofErr w:type="spellStart"/>
+      <w:r>
+        <w:rPr>
+          <w:lang w:val="en-US"/>
+        </w:rPr>
+        <w:t>và</w:t>
+      </w:r>
+      <w:proofErr w:type="spellEnd"/>
+      <w:r>
+        <w:rPr>
+          <w:lang w:val="en-US"/>
+        </w:rPr>
+        <w:t xml:space="preserve"> </w:t>
+      </w:r>
+      <w:proofErr w:type="spellStart"/>
+      <w:r>
+        <w:rPr>
+          <w:lang w:val="en-US"/>
+        </w:rPr>
+        <w:t>khi</w:t>
+      </w:r>
+      <w:proofErr w:type="spellEnd"/>
+      <w:r>
+        <w:rPr>
+          <w:lang w:val="en-US"/>
+        </w:rPr>
+        <w:t xml:space="preserve"> </w:t>
+      </w:r>
+      <w:proofErr w:type="spellStart"/>
+      <w:r>
+        <w:rPr>
+          <w:lang w:val="en-US"/>
+        </w:rPr>
+        <w:t>chọn</w:t>
+      </w:r>
+      <w:proofErr w:type="spellEnd"/>
+      <w:r>
+        <w:rPr>
+          <w:lang w:val="en-US"/>
+        </w:rPr>
+        <w:t xml:space="preserve"> 1 </w:t>
+      </w:r>
+      <w:proofErr w:type="spellStart"/>
+      <w:r>
+        <w:rPr>
+          <w:lang w:val="en-US"/>
+        </w:rPr>
+        <w:t>trong</w:t>
+      </w:r>
+      <w:proofErr w:type="spellEnd"/>
+      <w:r>
+        <w:rPr>
+          <w:lang w:val="en-US"/>
+        </w:rPr>
+        <w:t xml:space="preserve"> 2 Terminal con </w:t>
+      </w:r>
+      <w:proofErr w:type="spellStart"/>
+      <w:r>
+        <w:rPr>
+          <w:lang w:val="en-US"/>
+        </w:rPr>
+        <w:t>thì</w:t>
+      </w:r>
+      <w:proofErr w:type="spellEnd"/>
+      <w:r>
+        <w:rPr>
+          <w:lang w:val="en-US"/>
+        </w:rPr>
+        <w:t xml:space="preserve"> </w:t>
+      </w:r>
+      <w:proofErr w:type="spellStart"/>
+      <w:r>
+        <w:rPr>
+          <w:lang w:val="en-US"/>
+        </w:rPr>
+        <w:t>sẽ</w:t>
+      </w:r>
+      <w:proofErr w:type="spellEnd"/>
+      <w:r>
+        <w:rPr>
+          <w:lang w:val="en-US"/>
+        </w:rPr>
+        <w:t xml:space="preserve"> </w:t>
+      </w:r>
+      <w:proofErr w:type="spellStart"/>
+      <w:r>
+        <w:rPr>
+          <w:lang w:val="en-US"/>
+        </w:rPr>
+        <w:t>hiện</w:t>
+      </w:r>
+      <w:proofErr w:type="spellEnd"/>
+      <w:r>
+        <w:rPr>
+          <w:lang w:val="en-US"/>
+        </w:rPr>
+        <w:t xml:space="preserve"> </w:t>
+      </w:r>
+      <w:proofErr w:type="spellStart"/>
+      <w:r>
+        <w:rPr>
+          <w:lang w:val="en-US"/>
+        </w:rPr>
+        <w:t>cả</w:t>
+      </w:r>
+      <w:proofErr w:type="spellEnd"/>
+      <w:r>
+        <w:rPr>
+          <w:lang w:val="en-US"/>
+        </w:rPr>
+        <w:t xml:space="preserve"> 2 </w:t>
+      </w:r>
+      <w:proofErr w:type="spellStart"/>
+      <w:r>
+        <w:rPr>
+          <w:lang w:val="en-US"/>
+        </w:rPr>
+        <w:t>cửa</w:t>
+      </w:r>
+      <w:proofErr w:type="spellEnd"/>
+      <w:r>
+        <w:rPr>
+          <w:lang w:val="en-US"/>
+        </w:rPr>
+        <w:t xml:space="preserve"> </w:t>
+      </w:r>
+      <w:proofErr w:type="spellStart"/>
+      <w:r>
+        <w:rPr>
+          <w:lang w:val="en-US"/>
+        </w:rPr>
+        <w:t>sổ</w:t>
+      </w:r>
+      <w:proofErr w:type="spellEnd"/>
+      <w:r>
+        <w:rPr>
+          <w:lang w:val="en-US"/>
+        </w:rPr>
+        <w:t xml:space="preserve"> Terminal</w:t>
       </w:r>
     </w:p>
     <w:sectPr>
@@ -726,8 +3805,8 @@
 </file>
 
 <file path=word/numbering.xml><?xml version="1.0" encoding="utf-8"?>
-<w:numbering xmlns:wpc="http://schemas.microsoft.com/office/word/2010/wordprocessingCanvas" xmlns:mc="http://schemas.openxmlformats.org/markup-compatibility/2006" xmlns:o="urn:schemas-microsoft-com:office:office" xmlns:r="http://schemas.openxmlformats.org/officeDocument/2006/relationships" xmlns:m="http://schemas.openxmlformats.org/officeDocument/2006/math" xmlns:v="urn:schemas-microsoft-com:vml" xmlns:wp14="http://schemas.microsoft.com/office/word/2010/wordprocessingDrawing" xmlns:wp="http://schemas.openxmlformats.org/drawingml/2006/wordprocessingDrawing" xmlns:w10="urn:schemas-microsoft-com:office:word" xmlns:w="http://schemas.openxmlformats.org/wordprocessingml/2006/main" xmlns:w14="http://schemas.microsoft.com/office/word/2010/wordml" xmlns:wpg="http://schemas.microsoft.com/office/word/2010/wordprocessingGroup" xmlns:wpi="http://schemas.microsoft.com/office/word/2010/wordprocessingInk" xmlns:wne="http://schemas.microsoft.com/office/word/2006/wordml" xmlns:wps="http://schemas.microsoft.com/office/word/2010/wordprocessingShape" mc:Ignorable="w14 wp14">
-  <w:abstractNum w:abstractNumId="0">
+<w:numbering xmlns:wpc="http://schemas.microsoft.com/office/word/2010/wordprocessingCanvas" xmlns:cx="http://schemas.microsoft.com/office/drawing/2014/chartex" xmlns:cx1="http://schemas.microsoft.com/office/drawing/2015/9/8/chartex" xmlns:cx2="http://schemas.microsoft.com/office/drawing/2015/10/21/chartex" xmlns:cx3="http://schemas.microsoft.com/office/drawing/2016/5/9/chartex" xmlns:cx4="http://schemas.microsoft.com/office/drawing/2016/5/10/chartex" xmlns:cx5="http://schemas.microsoft.com/office/drawing/2016/5/11/chartex" xmlns:cx6="http://schemas.microsoft.com/office/drawing/2016/5/12/chartex" xmlns:cx7="http://schemas.microsoft.com/office/drawing/2016/5/13/chartex" xmlns:cx8="http://schemas.microsoft.com/office/drawing/2016/5/14/chartex" xmlns:mc="http://schemas.openxmlformats.org/markup-compatibility/2006" xmlns:aink="http://schemas.microsoft.com/office/drawing/2016/ink" xmlns:am3d="http://schemas.microsoft.com/office/drawing/2017/model3d" xmlns:o="urn:schemas-microsoft-com:office:office" xmlns:oel="http://schemas.microsoft.com/office/2019/extlst" xmlns:r="http://schemas.openxmlformats.org/officeDocument/2006/relationships" xmlns:m="http://schemas.openxmlformats.org/officeDocument/2006/math" xmlns:v="urn:schemas-microsoft-com:vml" xmlns:wp14="http://schemas.microsoft.com/office/word/2010/wordprocessingDrawing" xmlns:wp="http://schemas.openxmlformats.org/drawingml/2006/wordprocessingDrawing" xmlns:w10="urn:schemas-microsoft-com:office:word" xmlns:w="http://schemas.openxmlformats.org/wordprocessingml/2006/main" xmlns:w14="http://schemas.microsoft.com/office/word/2010/wordml" xmlns:w15="http://schemas.microsoft.com/office/word/2012/wordml" xmlns:w16cex="http://schemas.microsoft.com/office/word/2018/wordml/cex" xmlns:w16cid="http://schemas.microsoft.com/office/word/2016/wordml/cid" xmlns:w16="http://schemas.microsoft.com/office/word/2018/wordml" xmlns:w16sdtdh="http://schemas.microsoft.com/office/word/2020/wordml/sdtdatahash" xmlns:w16se="http://schemas.microsoft.com/office/word/2015/wordml/symex" xmlns:wpg="http://schemas.microsoft.com/office/word/2010/wordprocessingGroup" xmlns:wpi="http://schemas.microsoft.com/office/word/2010/wordprocessingInk" xmlns:wne="http://schemas.microsoft.com/office/word/2006/wordml" xmlns:wps="http://schemas.microsoft.com/office/word/2010/wordprocessingShape" mc:Ignorable="w14 w15 w16se w16cid w16 w16cex w16sdtdh wp14">
+  <w:abstractNum w:abstractNumId="0" w15:restartNumberingAfterBreak="0">
     <w:nsid w:val="0AA64622"/>
     <w:multiLevelType w:val="hybridMultilevel"/>
     <w:tmpl w:val="1844326E"/>
@@ -816,7 +3895,7 @@
       </w:pPr>
     </w:lvl>
   </w:abstractNum>
-  <w:abstractNum w:abstractNumId="1">
+  <w:abstractNum w:abstractNumId="1" w15:restartNumberingAfterBreak="0">
     <w:nsid w:val="19A6199E"/>
     <w:multiLevelType w:val="hybridMultilevel"/>
     <w:tmpl w:val="4D10C896"/>
@@ -929,7 +4008,322 @@
       </w:rPr>
     </w:lvl>
   </w:abstractNum>
-  <w:abstractNum w:abstractNumId="2">
+  <w:abstractNum w:abstractNumId="2" w15:restartNumberingAfterBreak="0">
+    <w:nsid w:val="21B43880"/>
+    <w:multiLevelType w:val="hybridMultilevel"/>
+    <w:tmpl w:val="E9A61E62"/>
+    <w:lvl w:ilvl="0" w:tplc="08ECB09C">
+      <w:start w:val="1"/>
+      <w:numFmt w:val="bullet"/>
+      <w:lvlText w:val=""/>
+      <w:lvlJc w:val="left"/>
+      <w:pPr>
+        <w:ind w:left="1080" w:hanging="360"/>
+      </w:pPr>
+      <w:rPr>
+        <w:rFonts w:ascii="Wingdings" w:eastAsiaTheme="minorHAnsi" w:hAnsi="Wingdings" w:cstheme="minorBidi" w:hint="default"/>
+      </w:rPr>
+    </w:lvl>
+    <w:lvl w:ilvl="1" w:tplc="04090003" w:tentative="1">
+      <w:start w:val="1"/>
+      <w:numFmt w:val="bullet"/>
+      <w:lvlText w:val="o"/>
+      <w:lvlJc w:val="left"/>
+      <w:pPr>
+        <w:ind w:left="1800" w:hanging="360"/>
+      </w:pPr>
+      <w:rPr>
+        <w:rFonts w:ascii="Courier New" w:hAnsi="Courier New" w:cs="Courier New" w:hint="default"/>
+      </w:rPr>
+    </w:lvl>
+    <w:lvl w:ilvl="2" w:tplc="04090005" w:tentative="1">
+      <w:start w:val="1"/>
+      <w:numFmt w:val="bullet"/>
+      <w:lvlText w:val=""/>
+      <w:lvlJc w:val="left"/>
+      <w:pPr>
+        <w:ind w:left="2520" w:hanging="360"/>
+      </w:pPr>
+      <w:rPr>
+        <w:rFonts w:ascii="Wingdings" w:hAnsi="Wingdings" w:hint="default"/>
+      </w:rPr>
+    </w:lvl>
+    <w:lvl w:ilvl="3" w:tplc="04090001" w:tentative="1">
+      <w:start w:val="1"/>
+      <w:numFmt w:val="bullet"/>
+      <w:lvlText w:val=""/>
+      <w:lvlJc w:val="left"/>
+      <w:pPr>
+        <w:ind w:left="3240" w:hanging="360"/>
+      </w:pPr>
+      <w:rPr>
+        <w:rFonts w:ascii="Symbol" w:hAnsi="Symbol" w:hint="default"/>
+      </w:rPr>
+    </w:lvl>
+    <w:lvl w:ilvl="4" w:tplc="04090003" w:tentative="1">
+      <w:start w:val="1"/>
+      <w:numFmt w:val="bullet"/>
+      <w:lvlText w:val="o"/>
+      <w:lvlJc w:val="left"/>
+      <w:pPr>
+        <w:ind w:left="3960" w:hanging="360"/>
+      </w:pPr>
+      <w:rPr>
+        <w:rFonts w:ascii="Courier New" w:hAnsi="Courier New" w:cs="Courier New" w:hint="default"/>
+      </w:rPr>
+    </w:lvl>
+    <w:lvl w:ilvl="5" w:tplc="04090005" w:tentative="1">
+      <w:start w:val="1"/>
+      <w:numFmt w:val="bullet"/>
+      <w:lvlText w:val=""/>
+      <w:lvlJc w:val="left"/>
+      <w:pPr>
+        <w:ind w:left="4680" w:hanging="360"/>
+      </w:pPr>
+      <w:rPr>
+        <w:rFonts w:ascii="Wingdings" w:hAnsi="Wingdings" w:hint="default"/>
+      </w:rPr>
+    </w:lvl>
+    <w:lvl w:ilvl="6" w:tplc="04090001" w:tentative="1">
+      <w:start w:val="1"/>
+      <w:numFmt w:val="bullet"/>
+      <w:lvlText w:val=""/>
+      <w:lvlJc w:val="left"/>
+      <w:pPr>
+        <w:ind w:left="5400" w:hanging="360"/>
+      </w:pPr>
+      <w:rPr>
+        <w:rFonts w:ascii="Symbol" w:hAnsi="Symbol" w:hint="default"/>
+      </w:rPr>
+    </w:lvl>
+    <w:lvl w:ilvl="7" w:tplc="04090003" w:tentative="1">
+      <w:start w:val="1"/>
+      <w:numFmt w:val="bullet"/>
+      <w:lvlText w:val="o"/>
+      <w:lvlJc w:val="left"/>
+      <w:pPr>
+        <w:ind w:left="6120" w:hanging="360"/>
+      </w:pPr>
+      <w:rPr>
+        <w:rFonts w:ascii="Courier New" w:hAnsi="Courier New" w:cs="Courier New" w:hint="default"/>
+      </w:rPr>
+    </w:lvl>
+    <w:lvl w:ilvl="8" w:tplc="04090005" w:tentative="1">
+      <w:start w:val="1"/>
+      <w:numFmt w:val="bullet"/>
+      <w:lvlText w:val=""/>
+      <w:lvlJc w:val="left"/>
+      <w:pPr>
+        <w:ind w:left="6840" w:hanging="360"/>
+      </w:pPr>
+      <w:rPr>
+        <w:rFonts w:ascii="Wingdings" w:hAnsi="Wingdings" w:hint="default"/>
+      </w:rPr>
+    </w:lvl>
+  </w:abstractNum>
+  <w:abstractNum w:abstractNumId="3" w15:restartNumberingAfterBreak="0">
+    <w:nsid w:val="33C24CA0"/>
+    <w:multiLevelType w:val="hybridMultilevel"/>
+    <w:tmpl w:val="22322292"/>
+    <w:lvl w:ilvl="0" w:tplc="D91E00B2">
+      <w:start w:val="1"/>
+      <w:numFmt w:val="decimal"/>
+      <w:lvlText w:val="%1."/>
+      <w:lvlJc w:val="left"/>
+      <w:pPr>
+        <w:ind w:left="1080" w:hanging="360"/>
+      </w:pPr>
+      <w:rPr>
+        <w:rFonts w:hint="default"/>
+      </w:rPr>
+    </w:lvl>
+    <w:lvl w:ilvl="1" w:tplc="04090019" w:tentative="1">
+      <w:start w:val="1"/>
+      <w:numFmt w:val="lowerLetter"/>
+      <w:lvlText w:val="%2."/>
+      <w:lvlJc w:val="left"/>
+      <w:pPr>
+        <w:ind w:left="1800" w:hanging="360"/>
+      </w:pPr>
+    </w:lvl>
+    <w:lvl w:ilvl="2" w:tplc="0409001B" w:tentative="1">
+      <w:start w:val="1"/>
+      <w:numFmt w:val="lowerRoman"/>
+      <w:lvlText w:val="%3."/>
+      <w:lvlJc w:val="right"/>
+      <w:pPr>
+        <w:ind w:left="2520" w:hanging="180"/>
+      </w:pPr>
+    </w:lvl>
+    <w:lvl w:ilvl="3" w:tplc="0409000F" w:tentative="1">
+      <w:start w:val="1"/>
+      <w:numFmt w:val="decimal"/>
+      <w:lvlText w:val="%4."/>
+      <w:lvlJc w:val="left"/>
+      <w:pPr>
+        <w:ind w:left="3240" w:hanging="360"/>
+      </w:pPr>
+    </w:lvl>
+    <w:lvl w:ilvl="4" w:tplc="04090019" w:tentative="1">
+      <w:start w:val="1"/>
+      <w:numFmt w:val="lowerLetter"/>
+      <w:lvlText w:val="%5."/>
+      <w:lvlJc w:val="left"/>
+      <w:pPr>
+        <w:ind w:left="3960" w:hanging="360"/>
+      </w:pPr>
+    </w:lvl>
+    <w:lvl w:ilvl="5" w:tplc="0409001B" w:tentative="1">
+      <w:start w:val="1"/>
+      <w:numFmt w:val="lowerRoman"/>
+      <w:lvlText w:val="%6."/>
+      <w:lvlJc w:val="right"/>
+      <w:pPr>
+        <w:ind w:left="4680" w:hanging="180"/>
+      </w:pPr>
+    </w:lvl>
+    <w:lvl w:ilvl="6" w:tplc="0409000F" w:tentative="1">
+      <w:start w:val="1"/>
+      <w:numFmt w:val="decimal"/>
+      <w:lvlText w:val="%7."/>
+      <w:lvlJc w:val="left"/>
+      <w:pPr>
+        <w:ind w:left="5400" w:hanging="360"/>
+      </w:pPr>
+    </w:lvl>
+    <w:lvl w:ilvl="7" w:tplc="04090019" w:tentative="1">
+      <w:start w:val="1"/>
+      <w:numFmt w:val="lowerLetter"/>
+      <w:lvlText w:val="%8."/>
+      <w:lvlJc w:val="left"/>
+      <w:pPr>
+        <w:ind w:left="6120" w:hanging="360"/>
+      </w:pPr>
+    </w:lvl>
+    <w:lvl w:ilvl="8" w:tplc="0409001B" w:tentative="1">
+      <w:start w:val="1"/>
+      <w:numFmt w:val="lowerRoman"/>
+      <w:lvlText w:val="%9."/>
+      <w:lvlJc w:val="right"/>
+      <w:pPr>
+        <w:ind w:left="6840" w:hanging="180"/>
+      </w:pPr>
+    </w:lvl>
+  </w:abstractNum>
+  <w:abstractNum w:abstractNumId="4" w15:restartNumberingAfterBreak="0">
+    <w:nsid w:val="396B6C29"/>
+    <w:multiLevelType w:val="hybridMultilevel"/>
+    <w:tmpl w:val="E4182C22"/>
+    <w:lvl w:ilvl="0" w:tplc="667ADEE0">
+      <w:start w:val="1"/>
+      <w:numFmt w:val="bullet"/>
+      <w:lvlText w:val=""/>
+      <w:lvlJc w:val="left"/>
+      <w:pPr>
+        <w:ind w:left="1080" w:hanging="360"/>
+      </w:pPr>
+      <w:rPr>
+        <w:rFonts w:ascii="Wingdings" w:eastAsiaTheme="minorHAnsi" w:hAnsi="Wingdings" w:cstheme="minorBidi" w:hint="default"/>
+      </w:rPr>
+    </w:lvl>
+    <w:lvl w:ilvl="1" w:tplc="04090003" w:tentative="1">
+      <w:start w:val="1"/>
+      <w:numFmt w:val="bullet"/>
+      <w:lvlText w:val="o"/>
+      <w:lvlJc w:val="left"/>
+      <w:pPr>
+        <w:ind w:left="1800" w:hanging="360"/>
+      </w:pPr>
+      <w:rPr>
+        <w:rFonts w:ascii="Courier New" w:hAnsi="Courier New" w:cs="Courier New" w:hint="default"/>
+      </w:rPr>
+    </w:lvl>
+    <w:lvl w:ilvl="2" w:tplc="04090005" w:tentative="1">
+      <w:start w:val="1"/>
+      <w:numFmt w:val="bullet"/>
+      <w:lvlText w:val=""/>
+      <w:lvlJc w:val="left"/>
+      <w:pPr>
+        <w:ind w:left="2520" w:hanging="360"/>
+      </w:pPr>
+      <w:rPr>
+        <w:rFonts w:ascii="Wingdings" w:hAnsi="Wingdings" w:hint="default"/>
+      </w:rPr>
+    </w:lvl>
+    <w:lvl w:ilvl="3" w:tplc="04090001" w:tentative="1">
+      <w:start w:val="1"/>
+      <w:numFmt w:val="bullet"/>
+      <w:lvlText w:val=""/>
+      <w:lvlJc w:val="left"/>
+      <w:pPr>
+        <w:ind w:left="3240" w:hanging="360"/>
+      </w:pPr>
+      <w:rPr>
+        <w:rFonts w:ascii="Symbol" w:hAnsi="Symbol" w:hint="default"/>
+      </w:rPr>
+    </w:lvl>
+    <w:lvl w:ilvl="4" w:tplc="04090003" w:tentative="1">
+      <w:start w:val="1"/>
+      <w:numFmt w:val="bullet"/>
+      <w:lvlText w:val="o"/>
+      <w:lvlJc w:val="left"/>
+      <w:pPr>
+        <w:ind w:left="3960" w:hanging="360"/>
+      </w:pPr>
+      <w:rPr>
+        <w:rFonts w:ascii="Courier New" w:hAnsi="Courier New" w:cs="Courier New" w:hint="default"/>
+      </w:rPr>
+    </w:lvl>
+    <w:lvl w:ilvl="5" w:tplc="04090005" w:tentative="1">
+      <w:start w:val="1"/>
+      <w:numFmt w:val="bullet"/>
+      <w:lvlText w:val=""/>
+      <w:lvlJc w:val="left"/>
+      <w:pPr>
+        <w:ind w:left="4680" w:hanging="360"/>
+      </w:pPr>
+      <w:rPr>
+        <w:rFonts w:ascii="Wingdings" w:hAnsi="Wingdings" w:hint="default"/>
+      </w:rPr>
+    </w:lvl>
+    <w:lvl w:ilvl="6" w:tplc="04090001" w:tentative="1">
+      <w:start w:val="1"/>
+      <w:numFmt w:val="bullet"/>
+      <w:lvlText w:val=""/>
+      <w:lvlJc w:val="left"/>
+      <w:pPr>
+        <w:ind w:left="5400" w:hanging="360"/>
+      </w:pPr>
+      <w:rPr>
+        <w:rFonts w:ascii="Symbol" w:hAnsi="Symbol" w:hint="default"/>
+      </w:rPr>
+    </w:lvl>
+    <w:lvl w:ilvl="7" w:tplc="04090003" w:tentative="1">
+      <w:start w:val="1"/>
+      <w:numFmt w:val="bullet"/>
+      <w:lvlText w:val="o"/>
+      <w:lvlJc w:val="left"/>
+      <w:pPr>
+        <w:ind w:left="6120" w:hanging="360"/>
+      </w:pPr>
+      <w:rPr>
+        <w:rFonts w:ascii="Courier New" w:hAnsi="Courier New" w:cs="Courier New" w:hint="default"/>
+      </w:rPr>
+    </w:lvl>
+    <w:lvl w:ilvl="8" w:tplc="04090005" w:tentative="1">
+      <w:start w:val="1"/>
+      <w:numFmt w:val="bullet"/>
+      <w:lvlText w:val=""/>
+      <w:lvlJc w:val="left"/>
+      <w:pPr>
+        <w:ind w:left="6840" w:hanging="360"/>
+      </w:pPr>
+      <w:rPr>
+        <w:rFonts w:ascii="Wingdings" w:hAnsi="Wingdings" w:hint="default"/>
+      </w:rPr>
+    </w:lvl>
+  </w:abstractNum>
+  <w:abstractNum w:abstractNumId="5" w15:restartNumberingAfterBreak="0">
     <w:nsid w:val="539A73B5"/>
     <w:multiLevelType w:val="hybridMultilevel"/>
     <w:tmpl w:val="FF60ADCA"/>
@@ -1042,7 +4436,96 @@
       </w:rPr>
     </w:lvl>
   </w:abstractNum>
-  <w:abstractNum w:abstractNumId="3">
+  <w:abstractNum w:abstractNumId="6" w15:restartNumberingAfterBreak="0">
+    <w:nsid w:val="72FF76A1"/>
+    <w:multiLevelType w:val="hybridMultilevel"/>
+    <w:tmpl w:val="7460F386"/>
+    <w:lvl w:ilvl="0" w:tplc="0336B154">
+      <w:start w:val="1"/>
+      <w:numFmt w:val="decimal"/>
+      <w:lvlText w:val="%1."/>
+      <w:lvlJc w:val="left"/>
+      <w:pPr>
+        <w:ind w:left="1080" w:hanging="360"/>
+      </w:pPr>
+      <w:rPr>
+        <w:rFonts w:hint="default"/>
+      </w:rPr>
+    </w:lvl>
+    <w:lvl w:ilvl="1" w:tplc="04090019" w:tentative="1">
+      <w:start w:val="1"/>
+      <w:numFmt w:val="lowerLetter"/>
+      <w:lvlText w:val="%2."/>
+      <w:lvlJc w:val="left"/>
+      <w:pPr>
+        <w:ind w:left="1800" w:hanging="360"/>
+      </w:pPr>
+    </w:lvl>
+    <w:lvl w:ilvl="2" w:tplc="0409001B" w:tentative="1">
+      <w:start w:val="1"/>
+      <w:numFmt w:val="lowerRoman"/>
+      <w:lvlText w:val="%3."/>
+      <w:lvlJc w:val="right"/>
+      <w:pPr>
+        <w:ind w:left="2520" w:hanging="180"/>
+      </w:pPr>
+    </w:lvl>
+    <w:lvl w:ilvl="3" w:tplc="0409000F" w:tentative="1">
+      <w:start w:val="1"/>
+      <w:numFmt w:val="decimal"/>
+      <w:lvlText w:val="%4."/>
+      <w:lvlJc w:val="left"/>
+      <w:pPr>
+        <w:ind w:left="3240" w:hanging="360"/>
+      </w:pPr>
+    </w:lvl>
+    <w:lvl w:ilvl="4" w:tplc="04090019" w:tentative="1">
+      <w:start w:val="1"/>
+      <w:numFmt w:val="lowerLetter"/>
+      <w:lvlText w:val="%5."/>
+      <w:lvlJc w:val="left"/>
+      <w:pPr>
+        <w:ind w:left="3960" w:hanging="360"/>
+      </w:pPr>
+    </w:lvl>
+    <w:lvl w:ilvl="5" w:tplc="0409001B" w:tentative="1">
+      <w:start w:val="1"/>
+      <w:numFmt w:val="lowerRoman"/>
+      <w:lvlText w:val="%6."/>
+      <w:lvlJc w:val="right"/>
+      <w:pPr>
+        <w:ind w:left="4680" w:hanging="180"/>
+      </w:pPr>
+    </w:lvl>
+    <w:lvl w:ilvl="6" w:tplc="0409000F" w:tentative="1">
+      <w:start w:val="1"/>
+      <w:numFmt w:val="decimal"/>
+      <w:lvlText w:val="%7."/>
+      <w:lvlJc w:val="left"/>
+      <w:pPr>
+        <w:ind w:left="5400" w:hanging="360"/>
+      </w:pPr>
+    </w:lvl>
+    <w:lvl w:ilvl="7" w:tplc="04090019" w:tentative="1">
+      <w:start w:val="1"/>
+      <w:numFmt w:val="lowerLetter"/>
+      <w:lvlText w:val="%8."/>
+      <w:lvlJc w:val="left"/>
+      <w:pPr>
+        <w:ind w:left="6120" w:hanging="360"/>
+      </w:pPr>
+    </w:lvl>
+    <w:lvl w:ilvl="8" w:tplc="0409001B" w:tentative="1">
+      <w:start w:val="1"/>
+      <w:numFmt w:val="lowerRoman"/>
+      <w:lvlText w:val="%9."/>
+      <w:lvlJc w:val="right"/>
+      <w:pPr>
+        <w:ind w:left="6840" w:hanging="180"/>
+      </w:pPr>
+    </w:lvl>
+  </w:abstractNum>
+  <w:abstractNum w:abstractNumId="7" w15:restartNumberingAfterBreak="0">
     <w:nsid w:val="7FBC204C"/>
     <w:multiLevelType w:val="hybridMultilevel"/>
     <w:tmpl w:val="23B645BE"/>
@@ -1131,23 +4614,35 @@
       </w:pPr>
     </w:lvl>
   </w:abstractNum>
-  <w:num w:numId="1">
+  <w:num w:numId="1" w16cid:durableId="889463447">
+    <w:abstractNumId w:val="7"/>
+  </w:num>
+  <w:num w:numId="2" w16cid:durableId="1902060656">
+    <w:abstractNumId w:val="1"/>
+  </w:num>
+  <w:num w:numId="3" w16cid:durableId="783116648">
+    <w:abstractNumId w:val="0"/>
+  </w:num>
+  <w:num w:numId="4" w16cid:durableId="306740157">
+    <w:abstractNumId w:val="5"/>
+  </w:num>
+  <w:num w:numId="5" w16cid:durableId="86124589">
+    <w:abstractNumId w:val="6"/>
+  </w:num>
+  <w:num w:numId="6" w16cid:durableId="1663270610">
+    <w:abstractNumId w:val="2"/>
+  </w:num>
+  <w:num w:numId="7" w16cid:durableId="2139835239">
     <w:abstractNumId w:val="3"/>
   </w:num>
-  <w:num w:numId="2">
-    <w:abstractNumId w:val="1"/>
-  </w:num>
-  <w:num w:numId="3">
-    <w:abstractNumId w:val="0"/>
-  </w:num>
-  <w:num w:numId="4">
-    <w:abstractNumId w:val="2"/>
+  <w:num w:numId="8" w16cid:durableId="1119109355">
+    <w:abstractNumId w:val="4"/>
   </w:num>
 </w:numbering>
 </file>
 
 <file path=word/styles.xml><?xml version="1.0" encoding="utf-8"?>
-<w:styles xmlns:mc="http://schemas.openxmlformats.org/markup-compatibility/2006" xmlns:r="http://schemas.openxmlformats.org/officeDocument/2006/relationships" xmlns:w="http://schemas.openxmlformats.org/wordprocessingml/2006/main" xmlns:w14="http://schemas.microsoft.com/office/word/2010/wordml" mc:Ignorable="w14">
+<w:styles xmlns:mc="http://schemas.openxmlformats.org/markup-compatibility/2006" xmlns:r="http://schemas.openxmlformats.org/officeDocument/2006/relationships" xmlns:w="http://schemas.openxmlformats.org/wordprocessingml/2006/main" xmlns:w14="http://schemas.microsoft.com/office/word/2010/wordml" xmlns:w15="http://schemas.microsoft.com/office/word/2012/wordml" xmlns:w16cex="http://schemas.microsoft.com/office/word/2018/wordml/cex" xmlns:w16cid="http://schemas.microsoft.com/office/word/2016/wordml/cid" xmlns:w16="http://schemas.microsoft.com/office/word/2018/wordml" xmlns:w16sdtdh="http://schemas.microsoft.com/office/word/2020/wordml/sdtdatahash" xmlns:w16se="http://schemas.microsoft.com/office/word/2015/wordml/symex" mc:Ignorable="w14 w15 w16se w16cid w16 w16cex w16sdtdh">
   <w:docDefaults>
     <w:rPrDefault>
       <w:rPr>
@@ -1163,345 +4658,383 @@
       </w:pPr>
     </w:pPrDefault>
   </w:docDefaults>
-  <w:latentStyles w:defLockedState="0" w:defUIPriority="99" w:defSemiHidden="1" w:defUnhideWhenUsed="1" w:defQFormat="0" w:count="267">
-    <w:lsdException w:name="Normal" w:semiHidden="0" w:uiPriority="0" w:unhideWhenUsed="0" w:qFormat="1"/>
-    <w:lsdException w:name="heading 1" w:semiHidden="0" w:uiPriority="9" w:unhideWhenUsed="0" w:qFormat="1"/>
-    <w:lsdException w:name="heading 2" w:uiPriority="9" w:qFormat="1"/>
-    <w:lsdException w:name="heading 3" w:uiPriority="9" w:qFormat="1"/>
-    <w:lsdException w:name="heading 4" w:uiPriority="9" w:qFormat="1"/>
-    <w:lsdException w:name="heading 5" w:uiPriority="9" w:qFormat="1"/>
-    <w:lsdException w:name="heading 6" w:uiPriority="9" w:qFormat="1"/>
-    <w:lsdException w:name="heading 7" w:uiPriority="9" w:qFormat="1"/>
-    <w:lsdException w:name="heading 8" w:uiPriority="9" w:qFormat="1"/>
-    <w:lsdException w:name="heading 9" w:uiPriority="9" w:qFormat="1"/>
-    <w:lsdException w:name="toc 1" w:uiPriority="39"/>
-    <w:lsdException w:name="toc 2" w:uiPriority="39"/>
-    <w:lsdException w:name="toc 3" w:uiPriority="39"/>
-    <w:lsdException w:name="toc 4" w:uiPriority="39"/>
-    <w:lsdException w:name="toc 5" w:uiPriority="39"/>
-    <w:lsdException w:name="toc 6" w:uiPriority="39"/>
-    <w:lsdException w:name="toc 7" w:uiPriority="39"/>
-    <w:lsdException w:name="toc 8" w:uiPriority="39"/>
-    <w:lsdException w:name="toc 9" w:uiPriority="39"/>
-    <w:lsdException w:name="caption" w:uiPriority="35" w:qFormat="1"/>
-    <w:lsdException w:name="Title" w:semiHidden="0" w:uiPriority="10" w:unhideWhenUsed="0" w:qFormat="1"/>
-    <w:lsdException w:name="Default Paragraph Font" w:uiPriority="1"/>
-    <w:lsdException w:name="Subtitle" w:semiHidden="0" w:uiPriority="11" w:unhideWhenUsed="0" w:qFormat="1"/>
-    <w:lsdException w:name="Strong" w:semiHidden="0" w:uiPriority="22" w:unhideWhenUsed="0" w:qFormat="1"/>
-    <w:lsdException w:name="Emphasis" w:semiHidden="0" w:uiPriority="20" w:unhideWhenUsed="0" w:qFormat="1"/>
-    <w:lsdException w:name="Table Grid" w:semiHidden="0" w:uiPriority="59" w:unhideWhenUsed="0"/>
-    <w:lsdException w:name="Placeholder Text" w:unhideWhenUsed="0"/>
-    <w:lsdException w:name="No Spacing" w:semiHidden="0" w:uiPriority="1" w:unhideWhenUsed="0" w:qFormat="1"/>
-    <w:lsdException w:name="Light Shading" w:semiHidden="0" w:uiPriority="60" w:unhideWhenUsed="0"/>
-    <w:lsdException w:name="Light List" w:semiHidden="0" w:uiPriority="61" w:unhideWhenUsed="0"/>
-    <w:lsdException w:name="Light Grid" w:semiHidden="0" w:uiPriority="62" w:unhideWhenUsed="0"/>
-    <w:lsdException w:name="Medium Shading 1" w:semiHidden="0" w:uiPriority="63" w:unhideWhenUsed="0"/>
-    <w:lsdException w:name="Medium Shading 2" w:semiHidden="0" w:uiPriority="64" w:unhideWhenUsed="0"/>
-    <w:lsdException w:name="Medium List 1" w:semiHidden="0" w:uiPriority="65" w:unhideWhenUsed="0"/>
-    <w:lsdException w:name="Medium List 2" w:semiHidden="0" w:uiPriority="66" w:unhideWhenUsed="0"/>
-    <w:lsdException w:name="Medium Grid 1" w:semiHidden="0" w:uiPriority="67" w:unhideWhenUsed="0"/>
-    <w:lsdException w:name="Medium Grid 2" w:semiHidden="0" w:uiPriority="68" w:unhideWhenUsed="0"/>
-    <w:lsdException w:name="Medium Grid 3" w:semiHidden="0" w:uiPriority="69" w:unhideWhenUsed="0"/>
-    <w:lsdException w:name="Dark List" w:semiHidden="0" w:uiPriority="70" w:unhideWhenUsed="0"/>
-    <w:lsdException w:name="Colorful Shading" w:semiHidden="0" w:uiPriority="71" w:unhideWhenUsed="0"/>
-    <w:lsdException w:name="Colorful List" w:semiHidden="0" w:uiPriority="72" w:unhideWhenUsed="0"/>
-    <w:lsdException w:name="Colorful Grid" w:semiHidden="0" w:uiPriority="73" w:unhideWhenUsed="0"/>
-    <w:lsdException w:name="Light Shading Accent 1" w:semiHidden="0" w:uiPriority="60" w:unhideWhenUsed="0"/>
-    <w:lsdException w:name="Light List Accent 1" w:semiHidden="0" w:uiPriority="61" w:unhideWhenUsed="0"/>
-    <w:lsdException w:name="Light Grid Accent 1" w:semiHidden="0" w:uiPriority="62" w:unhideWhenUsed="0"/>
-    <w:lsdException w:name="Medium Shading 1 Accent 1" w:semiHidden="0" w:uiPriority="63" w:unhideWhenUsed="0"/>
-    <w:lsdException w:name="Medium Shading 2 Accent 1" w:semiHidden="0" w:uiPriority="64" w:unhideWhenUsed="0"/>
-    <w:lsdException w:name="Medium List 1 Accent 1" w:semiHidden="0" w:uiPriority="65" w:unhideWhenUsed="0"/>
-    <w:lsdException w:name="Revision" w:unhideWhenUsed="0"/>
-    <w:lsdException w:name="List Paragraph" w:semiHidden="0" w:uiPriority="34" w:unhideWhenUsed="0" w:qFormat="1"/>
-    <w:lsdException w:name="Quote" w:semiHidden="0" w:uiPriority="29" w:unhideWhenUsed="0" w:qFormat="1"/>
-    <w:lsdException w:name="Intense Quote" w:semiHidden="0" w:uiPriority="30" w:unhideWhenUsed="0" w:qFormat="1"/>
-    <w:lsdException w:name="Medium List 2 Accent 1" w:semiHidden="0" w:uiPriority="66" w:unhideWhenUsed="0"/>
-    <w:lsdException w:name="Medium Grid 1 Accent 1" w:semiHidden="0" w:uiPriority="67" w:unhideWhenUsed="0"/>
-    <w:lsdException w:name="Medium Grid 2 Accent 1" w:semiHidden="0" w:uiPriority="68" w:unhideWhenUsed="0"/>
-    <w:lsdException w:name="Medium Grid 3 Accent 1" w:semiHidden="0" w:uiPriority="69" w:unhideWhenUsed="0"/>
-    <w:lsdException w:name="Dark List Accent 1" w:semiHidden="0" w:uiPriority="70" w:unhideWhenUsed="0"/>
-    <w:lsdException w:name="Colorful Shading Accent 1" w:semiHidden="0" w:uiPriority="71" w:unhideWhenUsed="0"/>
-    <w:lsdException w:name="Colorful List Accent 1" w:semiHidden="0" w:uiPriority="72" w:unhideWhenUsed="0"/>
-    <w:lsdException w:name="Colorful Grid Accent 1" w:semiHidden="0" w:uiPriority="73" w:unhideWhenUsed="0"/>
-    <w:lsdException w:name="Light Shading Accent 2" w:semiHidden="0" w:uiPriority="60" w:unhideWhenUsed="0"/>
-    <w:lsdException w:name="Light List Accent 2" w:semiHidden="0" w:uiPriority="61" w:unhideWhenUsed="0"/>
-    <w:lsdException w:name="Light Grid Accent 2" w:semiHidden="0" w:uiPriority="62" w:unhideWhenUsed="0"/>
-    <w:lsdException w:name="Medium Shading 1 Accent 2" w:semiHidden="0" w:uiPriority="63" w:unhideWhenUsed="0"/>
-    <w:lsdException w:name="Medium Shading 2 Accent 2" w:semiHidden="0" w:uiPriority="64" w:unhideWhenUsed="0"/>
-    <w:lsdException w:name="Medium List 1 Accent 2" w:semiHidden="0" w:uiPriority="65" w:unhideWhenUsed="0"/>
-    <w:lsdException w:name="Medium List 2 Accent 2" w:semiHidden="0" w:uiPriority="66" w:unhideWhenUsed="0"/>
-    <w:lsdException w:name="Medium Grid 1 Accent 2" w:semiHidden="0" w:uiPriority="67" w:unhideWhenUsed="0"/>
-    <w:lsdException w:name="Medium Grid 2 Accent 2" w:semiHidden="0" w:uiPriority="68" w:unhideWhenUsed="0"/>
-    <w:lsdException w:name="Medium Grid 3 Accent 2" w:semiHidden="0" w:uiPriority="69" w:unhideWhenUsed="0"/>
-    <w:lsdException w:name="Dark List Accent 2" w:semiHidden="0" w:uiPriority="70" w:unhideWhenUsed="0"/>
-    <w:lsdException w:name="Colorful Shading Accent 2" w:semiHidden="0" w:uiPriority="71" w:unhideWhenUsed="0"/>
-    <w:lsdException w:name="Colorful List Accent 2" w:semiHidden="0" w:uiPriority="72" w:unhideWhenUsed="0"/>
-    <w:lsdException w:name="Colorful Grid Accent 2" w:semiHidden="0" w:uiPriority="73" w:unhideWhenUsed="0"/>
-    <w:lsdException w:name="Light Shading Accent 3" w:semiHidden="0" w:uiPriority="60" w:unhideWhenUsed="0"/>
-    <w:lsdException w:name="Light List Accent 3" w:semiHidden="0" w:uiPriority="61" w:unhideWhenUsed="0"/>
-    <w:lsdException w:name="Light Grid Accent 3" w:semiHidden="0" w:uiPriority="62" w:unhideWhenUsed="0"/>
-    <w:lsdException w:name="Medium Shading 1 Accent 3" w:semiHidden="0" w:uiPriority="63" w:unhideWhenUsed="0"/>
-    <w:lsdException w:name="Medium Shading 2 Accent 3" w:semiHidden="0" w:uiPriority="64" w:unhideWhenUsed="0"/>
-    <w:lsdException w:name="Medium List 1 Accent 3" w:semiHidden="0" w:uiPriority="65" w:unhideWhenUsed="0"/>
-    <w:lsdException w:name="Medium List 2 Accent 3" w:semiHidden="0" w:uiPriority="66" w:unhideWhenUsed="0"/>
-    <w:lsdException w:name="Medium Grid 1 Accent 3" w:semiHidden="0" w:uiPriority="67" w:unhideWhenUsed="0"/>
-    <w:lsdException w:name="Medium Grid 2 Accent 3" w:semiHidden="0" w:uiPriority="68" w:unhideWhenUsed="0"/>
-    <w:lsdException w:name="Medium Grid 3 Accent 3" w:semiHidden="0" w:uiPriority="69" w:unhideWhenUsed="0"/>
-    <w:lsdException w:name="Dark List Accent 3" w:semiHidden="0" w:uiPriority="70" w:unhideWhenUsed="0"/>
-    <w:lsdException w:name="Colorful Shading Accent 3" w:semiHidden="0" w:uiPriority="71" w:unhideWhenUsed="0"/>
-    <w:lsdException w:name="Colorful List Accent 3" w:semiHidden="0" w:uiPriority="72" w:unhideWhenUsed="0"/>
-    <w:lsdException w:name="Colorful Grid Accent 3" w:semiHidden="0" w:uiPriority="73" w:unhideWhenUsed="0"/>
-    <w:lsdException w:name="Light Shading Accent 4" w:semiHidden="0" w:uiPriority="60" w:unhideWhenUsed="0"/>
-    <w:lsdException w:name="Light List Accent 4" w:semiHidden="0" w:uiPriority="61" w:unhideWhenUsed="0"/>
-    <w:lsdException w:name="Light Grid Accent 4" w:semiHidden="0" w:uiPriority="62" w:unhideWhenUsed="0"/>
-    <w:lsdException w:name="Medium Shading 1 Accent 4" w:semiHidden="0" w:uiPriority="63" w:unhideWhenUsed="0"/>
-    <w:lsdException w:name="Medium Shading 2 Accent 4" w:semiHidden="0" w:uiPriority="64" w:unhideWhenUsed="0"/>
-    <w:lsdException w:name="Medium List 1 Accent 4" w:semiHidden="0" w:uiPriority="65" w:unhideWhenUsed="0"/>
-    <w:lsdException w:name="Medium List 2 Accent 4" w:semiHidden="0" w:uiPriority="66" w:unhideWhenUsed="0"/>
-    <w:lsdException w:name="Medium Grid 1 Accent 4" w:semiHidden="0" w:uiPriority="67" w:unhideWhenUsed="0"/>
-    <w:lsdException w:name="Medium Grid 2 Accent 4" w:semiHidden="0" w:uiPriority="68" w:unhideWhenUsed="0"/>
-    <w:lsdException w:name="Medium Grid 3 Accent 4" w:semiHidden="0" w:uiPriority="69" w:unhideWhenUsed="0"/>
-    <w:lsdException w:name="Dark List Accent 4" w:semiHidden="0" w:uiPriority="70" w:unhideWhenUsed="0"/>
-    <w:lsdException w:name="Colorful Shading Accent 4" w:semiHidden="0" w:uiPriority="71" w:unhideWhenUsed="0"/>
-    <w:lsdException w:name="Colorful List Accent 4" w:semiHidden="0" w:uiPriority="72" w:unhideWhenUsed="0"/>
-    <w:lsdException w:name="Colorful Grid Accent 4" w:semiHidden="0" w:uiPriority="73" w:unhideWhenUsed="0"/>
-    <w:lsdException w:name="Light Shading Accent 5" w:semiHidden="0" w:uiPriority="60" w:unhideWhenUsed="0"/>
-    <w:lsdException w:name="Light List Accent 5" w:semiHidden="0" w:uiPriority="61" w:unhideWhenUsed="0"/>
-    <w:lsdException w:name="Light Grid Accent 5" w:semiHidden="0" w:uiPriority="62" w:unhideWhenUsed="0"/>
-    <w:lsdException w:name="Medium Shading 1 Accent 5" w:semiHidden="0" w:uiPriority="63" w:unhideWhenUsed="0"/>
-    <w:lsdException w:name="Medium Shading 2 Accent 5" w:semiHidden="0" w:uiPriority="64" w:unhideWhenUsed="0"/>
-    <w:lsdException w:name="Medium List 1 Accent 5" w:semiHidden="0" w:uiPriority="65" w:unhideWhenUsed="0"/>
-    <w:lsdException w:name="Medium List 2 Accent 5" w:semiHidden="0" w:uiPriority="66" w:unhideWhenUsed="0"/>
-    <w:lsdException w:name="Medium Grid 1 Accent 5" w:semiHidden="0" w:uiPriority="67" w:unhideWhenUsed="0"/>
-    <w:lsdException w:name="Medium Grid 2 Accent 5" w:semiHidden="0" w:uiPriority="68" w:unhideWhenUsed="0"/>
-    <w:lsdException w:name="Medium Grid 3 Accent 5" w:semiHidden="0" w:uiPriority="69" w:unhideWhenUsed="0"/>
-    <w:lsdException w:name="Dark List Accent 5" w:semiHidden="0" w:uiPriority="70" w:unhideWhenUsed="0"/>
-    <w:lsdException w:name="Colorful Shading Accent 5" w:semiHidden="0" w:uiPriority="71" w:unhideWhenUsed="0"/>
-    <w:lsdException w:name="Colorful List Accent 5" w:semiHidden="0" w:uiPriority="72" w:unhideWhenUsed="0"/>
-    <w:lsdException w:name="Colorful Grid Accent 5" w:semiHidden="0" w:uiPriority="73" w:unhideWhenUsed="0"/>
-    <w:lsdException w:name="Light Shading Accent 6" w:semiHidden="0" w:uiPriority="60" w:unhideWhenUsed="0"/>
-    <w:lsdException w:name="Light List Accent 6" w:semiHidden="0" w:uiPriority="61" w:unhideWhenUsed="0"/>
-    <w:lsdException w:name="Light Grid Accent 6" w:semiHidden="0" w:uiPriority="62" w:unhideWhenUsed="0"/>
-    <w:lsdException w:name="Medium Shading 1 Accent 6" w:semiHidden="0" w:uiPriority="63" w:unhideWhenUsed="0"/>
-    <w:lsdException w:name="Medium Shading 2 Accent 6" w:semiHidden="0" w:uiPriority="64" w:unhideWhenUsed="0"/>
-    <w:lsdException w:name="Medium List 1 Accent 6" w:semiHidden="0" w:uiPriority="65" w:unhideWhenUsed="0"/>
-    <w:lsdException w:name="Medium List 2 Accent 6" w:semiHidden="0" w:uiPriority="66" w:unhideWhenUsed="0"/>
-    <w:lsdException w:name="Medium Grid 1 Accent 6" w:semiHidden="0" w:uiPriority="67" w:unhideWhenUsed="0"/>
-    <w:lsdException w:name="Medium Grid 2 Accent 6" w:semiHidden="0" w:uiPriority="68" w:unhideWhenUsed="0"/>
-    <w:lsdException w:name="Medium Grid 3 Accent 6" w:semiHidden="0" w:uiPriority="69" w:unhideWhenUsed="0"/>
-    <w:lsdException w:name="Dark List Accent 6" w:semiHidden="0" w:uiPriority="70" w:unhideWhenUsed="0"/>
-    <w:lsdException w:name="Colorful Shading Accent 6" w:semiHidden="0" w:uiPriority="71" w:unhideWhenUsed="0"/>
-    <w:lsdException w:name="Colorful List Accent 6" w:semiHidden="0" w:uiPriority="72" w:unhideWhenUsed="0"/>
-    <w:lsdException w:name="Colorful Grid Accent 6" w:semiHidden="0" w:uiPriority="73" w:unhideWhenUsed="0"/>
-    <w:lsdException w:name="Subtle Emphasis" w:semiHidden="0" w:uiPriority="19" w:unhideWhenUsed="0" w:qFormat="1"/>
-    <w:lsdException w:name="Intense Emphasis" w:semiHidden="0" w:uiPriority="21" w:unhideWhenUsed="0" w:qFormat="1"/>
-    <w:lsdException w:name="Subtle Reference" w:semiHidden="0" w:uiPriority="31" w:unhideWhenUsed="0" w:qFormat="1"/>
-    <w:lsdException w:name="Intense Reference" w:semiHidden="0" w:uiPriority="32" w:unhideWhenUsed="0" w:qFormat="1"/>
-    <w:lsdException w:name="Book Title" w:semiHidden="0" w:uiPriority="33" w:unhideWhenUsed="0" w:qFormat="1"/>
-    <w:lsdException w:name="Bibliography" w:uiPriority="37"/>
-    <w:lsdException w:name="TOC Heading" w:uiPriority="39" w:qFormat="1"/>
-  </w:latentStyles>
-  <w:style w:type="paragraph" w:default="1" w:styleId="Normal">
-    <w:name w:val="Normal"/>
-    <w:qFormat/>
-  </w:style>
-  <w:style w:type="character" w:default="1" w:styleId="DefaultParagraphFont">
-    <w:name w:val="Default Paragraph Font"/>
-    <w:uiPriority w:val="1"/>
-    <w:semiHidden/>
-    <w:unhideWhenUsed/>
-  </w:style>
-  <w:style w:type="table" w:default="1" w:styleId="TableNormal">
-    <w:name w:val="Normal Table"/>
-    <w:uiPriority w:val="99"/>
-    <w:semiHidden/>
-    <w:unhideWhenUsed/>
-    <w:tblPr>
-      <w:tblInd w:w="0" w:type="dxa"/>
-      <w:tblCellMar>
-        <w:top w:w="0" w:type="dxa"/>
-        <w:left w:w="108" w:type="dxa"/>
-        <w:bottom w:w="0" w:type="dxa"/>
-        <w:right w:w="108" w:type="dxa"/>
-      </w:tblCellMar>
-    </w:tblPr>
-  </w:style>
-  <w:style w:type="numbering" w:default="1" w:styleId="NoList">
-    <w:name w:val="No List"/>
-    <w:uiPriority w:val="99"/>
-    <w:semiHidden/>
-    <w:unhideWhenUsed/>
-  </w:style>
-  <w:style w:type="paragraph" w:styleId="ListParagraph">
-    <w:name w:val="List Paragraph"/>
-    <w:basedOn w:val="Normal"/>
-    <w:uiPriority w:val="34"/>
-    <w:qFormat/>
-    <w:rsid w:val="002A3904"/>
-    <w:pPr>
-      <w:ind w:left="720"/>
-      <w:contextualSpacing/>
-    </w:pPr>
-  </w:style>
-</w:styles>
-</file>
-
-<file path=word/stylesWithEffects.xml><?xml version="1.0" encoding="utf-8"?>
-<w:styles xmlns:wpc="http://schemas.microsoft.com/office/word/2010/wordprocessingCanvas" xmlns:mc="http://schemas.openxmlformats.org/markup-compatibility/2006" xmlns:o="urn:schemas-microsoft-com:office:office" xmlns:r="http://schemas.openxmlformats.org/officeDocument/2006/relationships" xmlns:m="http://schemas.openxmlformats.org/officeDocument/2006/math" xmlns:v="urn:schemas-microsoft-com:vml" xmlns:wp14="http://schemas.microsoft.com/office/word/2010/wordprocessingDrawing" xmlns:wp="http://schemas.openxmlformats.org/drawingml/2006/wordprocessingDrawing" xmlns:w10="urn:schemas-microsoft-com:office:word" xmlns:w="http://schemas.openxmlformats.org/wordprocessingml/2006/main" xmlns:w14="http://schemas.microsoft.com/office/word/2010/wordml" xmlns:wpg="http://schemas.microsoft.com/office/word/2010/wordprocessingGroup" xmlns:wpi="http://schemas.microsoft.com/office/word/2010/wordprocessingInk" xmlns:wne="http://schemas.microsoft.com/office/word/2006/wordml" xmlns:wps="http://schemas.microsoft.com/office/word/2010/wordprocessingShape" mc:Ignorable="w14 wp14">
-  <w:docDefaults>
-    <w:rPrDefault>
-      <w:rPr>
-        <w:rFonts w:asciiTheme="minorHAnsi" w:eastAsiaTheme="minorHAnsi" w:hAnsiTheme="minorHAnsi" w:cstheme="minorBidi"/>
-        <w:sz w:val="22"/>
-        <w:szCs w:val="22"/>
-        <w:lang w:val="vi-VN" w:eastAsia="en-US" w:bidi="ar-SA"/>
-      </w:rPr>
-    </w:rPrDefault>
-    <w:pPrDefault>
-      <w:pPr>
-        <w:spacing w:after="200" w:line="276" w:lineRule="auto"/>
-      </w:pPr>
-    </w:pPrDefault>
-  </w:docDefaults>
-  <w:latentStyles w:defLockedState="0" w:defUIPriority="99" w:defSemiHidden="1" w:defUnhideWhenUsed="1" w:defQFormat="0" w:count="267">
-    <w:lsdException w:name="Normal" w:semiHidden="0" w:uiPriority="0" w:unhideWhenUsed="0" w:qFormat="1"/>
-    <w:lsdException w:name="heading 1" w:semiHidden="0" w:uiPriority="9" w:unhideWhenUsed="0" w:qFormat="1"/>
-    <w:lsdException w:name="heading 2" w:uiPriority="9" w:qFormat="1"/>
-    <w:lsdException w:name="heading 3" w:uiPriority="9" w:qFormat="1"/>
-    <w:lsdException w:name="heading 4" w:uiPriority="9" w:qFormat="1"/>
-    <w:lsdException w:name="heading 5" w:uiPriority="9" w:qFormat="1"/>
-    <w:lsdException w:name="heading 6" w:uiPriority="9" w:qFormat="1"/>
-    <w:lsdException w:name="heading 7" w:uiPriority="9" w:qFormat="1"/>
-    <w:lsdException w:name="heading 8" w:uiPriority="9" w:qFormat="1"/>
-    <w:lsdException w:name="heading 9" w:uiPriority="9" w:qFormat="1"/>
-    <w:lsdException w:name="toc 1" w:uiPriority="39"/>
-    <w:lsdException w:name="toc 2" w:uiPriority="39"/>
-    <w:lsdException w:name="toc 3" w:uiPriority="39"/>
-    <w:lsdException w:name="toc 4" w:uiPriority="39"/>
-    <w:lsdException w:name="toc 5" w:uiPriority="39"/>
-    <w:lsdException w:name="toc 6" w:uiPriority="39"/>
-    <w:lsdException w:name="toc 7" w:uiPriority="39"/>
-    <w:lsdException w:name="toc 8" w:uiPriority="39"/>
-    <w:lsdException w:name="toc 9" w:uiPriority="39"/>
-    <w:lsdException w:name="caption" w:uiPriority="35" w:qFormat="1"/>
-    <w:lsdException w:name="Title" w:semiHidden="0" w:uiPriority="10" w:unhideWhenUsed="0" w:qFormat="1"/>
-    <w:lsdException w:name="Default Paragraph Font" w:uiPriority="1"/>
-    <w:lsdException w:name="Subtitle" w:semiHidden="0" w:uiPriority="11" w:unhideWhenUsed="0" w:qFormat="1"/>
-    <w:lsdException w:name="Strong" w:semiHidden="0" w:uiPriority="22" w:unhideWhenUsed="0" w:qFormat="1"/>
-    <w:lsdException w:name="Emphasis" w:semiHidden="0" w:uiPriority="20" w:unhideWhenUsed="0" w:qFormat="1"/>
-    <w:lsdException w:name="Table Grid" w:semiHidden="0" w:uiPriority="59" w:unhideWhenUsed="0"/>
-    <w:lsdException w:name="Placeholder Text" w:unhideWhenUsed="0"/>
-    <w:lsdException w:name="No Spacing" w:semiHidden="0" w:uiPriority="1" w:unhideWhenUsed="0" w:qFormat="1"/>
-    <w:lsdException w:name="Light Shading" w:semiHidden="0" w:uiPriority="60" w:unhideWhenUsed="0"/>
-    <w:lsdException w:name="Light List" w:semiHidden="0" w:uiPriority="61" w:unhideWhenUsed="0"/>
-    <w:lsdException w:name="Light Grid" w:semiHidden="0" w:uiPriority="62" w:unhideWhenUsed="0"/>
-    <w:lsdException w:name="Medium Shading 1" w:semiHidden="0" w:uiPriority="63" w:unhideWhenUsed="0"/>
-    <w:lsdException w:name="Medium Shading 2" w:semiHidden="0" w:uiPriority="64" w:unhideWhenUsed="0"/>
-    <w:lsdException w:name="Medium List 1" w:semiHidden="0" w:uiPriority="65" w:unhideWhenUsed="0"/>
-    <w:lsdException w:name="Medium List 2" w:semiHidden="0" w:uiPriority="66" w:unhideWhenUsed="0"/>
-    <w:lsdException w:name="Medium Grid 1" w:semiHidden="0" w:uiPriority="67" w:unhideWhenUsed="0"/>
-    <w:lsdException w:name="Medium Grid 2" w:semiHidden="0" w:uiPriority="68" w:unhideWhenUsed="0"/>
-    <w:lsdException w:name="Medium Grid 3" w:semiHidden="0" w:uiPriority="69" w:unhideWhenUsed="0"/>
-    <w:lsdException w:name="Dark List" w:semiHidden="0" w:uiPriority="70" w:unhideWhenUsed="0"/>
-    <w:lsdException w:name="Colorful Shading" w:semiHidden="0" w:uiPriority="71" w:unhideWhenUsed="0"/>
-    <w:lsdException w:name="Colorful List" w:semiHidden="0" w:uiPriority="72" w:unhideWhenUsed="0"/>
-    <w:lsdException w:name="Colorful Grid" w:semiHidden="0" w:uiPriority="73" w:unhideWhenUsed="0"/>
-    <w:lsdException w:name="Light Shading Accent 1" w:semiHidden="0" w:uiPriority="60" w:unhideWhenUsed="0"/>
-    <w:lsdException w:name="Light List Accent 1" w:semiHidden="0" w:uiPriority="61" w:unhideWhenUsed="0"/>
-    <w:lsdException w:name="Light Grid Accent 1" w:semiHidden="0" w:uiPriority="62" w:unhideWhenUsed="0"/>
-    <w:lsdException w:name="Medium Shading 1 Accent 1" w:semiHidden="0" w:uiPriority="63" w:unhideWhenUsed="0"/>
-    <w:lsdException w:name="Medium Shading 2 Accent 1" w:semiHidden="0" w:uiPriority="64" w:unhideWhenUsed="0"/>
-    <w:lsdException w:name="Medium List 1 Accent 1" w:semiHidden="0" w:uiPriority="65" w:unhideWhenUsed="0"/>
-    <w:lsdException w:name="Revision" w:unhideWhenUsed="0"/>
-    <w:lsdException w:name="List Paragraph" w:semiHidden="0" w:uiPriority="34" w:unhideWhenUsed="0" w:qFormat="1"/>
-    <w:lsdException w:name="Quote" w:semiHidden="0" w:uiPriority="29" w:unhideWhenUsed="0" w:qFormat="1"/>
-    <w:lsdException w:name="Intense Quote" w:semiHidden="0" w:uiPriority="30" w:unhideWhenUsed="0" w:qFormat="1"/>
-    <w:lsdException w:name="Medium List 2 Accent 1" w:semiHidden="0" w:uiPriority="66" w:unhideWhenUsed="0"/>
-    <w:lsdException w:name="Medium Grid 1 Accent 1" w:semiHidden="0" w:uiPriority="67" w:unhideWhenUsed="0"/>
-    <w:lsdException w:name="Medium Grid 2 Accent 1" w:semiHidden="0" w:uiPriority="68" w:unhideWhenUsed="0"/>
-    <w:lsdException w:name="Medium Grid 3 Accent 1" w:semiHidden="0" w:uiPriority="69" w:unhideWhenUsed="0"/>
-    <w:lsdException w:name="Dark List Accent 1" w:semiHidden="0" w:uiPriority="70" w:unhideWhenUsed="0"/>
-    <w:lsdException w:name="Colorful Shading Accent 1" w:semiHidden="0" w:uiPriority="71" w:unhideWhenUsed="0"/>
-    <w:lsdException w:name="Colorful List Accent 1" w:semiHidden="0" w:uiPriority="72" w:unhideWhenUsed="0"/>
-    <w:lsdException w:name="Colorful Grid Accent 1" w:semiHidden="0" w:uiPriority="73" w:unhideWhenUsed="0"/>
-    <w:lsdException w:name="Light Shading Accent 2" w:semiHidden="0" w:uiPriority="60" w:unhideWhenUsed="0"/>
-    <w:lsdException w:name="Light List Accent 2" w:semiHidden="0" w:uiPriority="61" w:unhideWhenUsed="0"/>
-    <w:lsdException w:name="Light Grid Accent 2" w:semiHidden="0" w:uiPriority="62" w:unhideWhenUsed="0"/>
-    <w:lsdException w:name="Medium Shading 1 Accent 2" w:semiHidden="0" w:uiPriority="63" w:unhideWhenUsed="0"/>
-    <w:lsdException w:name="Medium Shading 2 Accent 2" w:semiHidden="0" w:uiPriority="64" w:unhideWhenUsed="0"/>
-    <w:lsdException w:name="Medium List 1 Accent 2" w:semiHidden="0" w:uiPriority="65" w:unhideWhenUsed="0"/>
-    <w:lsdException w:name="Medium List 2 Accent 2" w:semiHidden="0" w:uiPriority="66" w:unhideWhenUsed="0"/>
-    <w:lsdException w:name="Medium Grid 1 Accent 2" w:semiHidden="0" w:uiPriority="67" w:unhideWhenUsed="0"/>
-    <w:lsdException w:name="Medium Grid 2 Accent 2" w:semiHidden="0" w:uiPriority="68" w:unhideWhenUsed="0"/>
-    <w:lsdException w:name="Medium Grid 3 Accent 2" w:semiHidden="0" w:uiPriority="69" w:unhideWhenUsed="0"/>
-    <w:lsdException w:name="Dark List Accent 2" w:semiHidden="0" w:uiPriority="70" w:unhideWhenUsed="0"/>
-    <w:lsdException w:name="Colorful Shading Accent 2" w:semiHidden="0" w:uiPriority="71" w:unhideWhenUsed="0"/>
-    <w:lsdException w:name="Colorful List Accent 2" w:semiHidden="0" w:uiPriority="72" w:unhideWhenUsed="0"/>
-    <w:lsdException w:name="Colorful Grid Accent 2" w:semiHidden="0" w:uiPriority="73" w:unhideWhenUsed="0"/>
-    <w:lsdException w:name="Light Shading Accent 3" w:semiHidden="0" w:uiPriority="60" w:unhideWhenUsed="0"/>
-    <w:lsdException w:name="Light List Accent 3" w:semiHidden="0" w:uiPriority="61" w:unhideWhenUsed="0"/>
-    <w:lsdException w:name="Light Grid Accent 3" w:semiHidden="0" w:uiPriority="62" w:unhideWhenUsed="0"/>
-    <w:lsdException w:name="Medium Shading 1 Accent 3" w:semiHidden="0" w:uiPriority="63" w:unhideWhenUsed="0"/>
-    <w:lsdException w:name="Medium Shading 2 Accent 3" w:semiHidden="0" w:uiPriority="64" w:unhideWhenUsed="0"/>
-    <w:lsdException w:name="Medium List 1 Accent 3" w:semiHidden="0" w:uiPriority="65" w:unhideWhenUsed="0"/>
-    <w:lsdException w:name="Medium List 2 Accent 3" w:semiHidden="0" w:uiPriority="66" w:unhideWhenUsed="0"/>
-    <w:lsdException w:name="Medium Grid 1 Accent 3" w:semiHidden="0" w:uiPriority="67" w:unhideWhenUsed="0"/>
-    <w:lsdException w:name="Medium Grid 2 Accent 3" w:semiHidden="0" w:uiPriority="68" w:unhideWhenUsed="0"/>
-    <w:lsdException w:name="Medium Grid 3 Accent 3" w:semiHidden="0" w:uiPriority="69" w:unhideWhenUsed="0"/>
-    <w:lsdException w:name="Dark List Accent 3" w:semiHidden="0" w:uiPriority="70" w:unhideWhenUsed="0"/>
-    <w:lsdException w:name="Colorful Shading Accent 3" w:semiHidden="0" w:uiPriority="71" w:unhideWhenUsed="0"/>
-    <w:lsdException w:name="Colorful List Accent 3" w:semiHidden="0" w:uiPriority="72" w:unhideWhenUsed="0"/>
-    <w:lsdException w:name="Colorful Grid Accent 3" w:semiHidden="0" w:uiPriority="73" w:unhideWhenUsed="0"/>
-    <w:lsdException w:name="Light Shading Accent 4" w:semiHidden="0" w:uiPriority="60" w:unhideWhenUsed="0"/>
-    <w:lsdException w:name="Light List Accent 4" w:semiHidden="0" w:uiPriority="61" w:unhideWhenUsed="0"/>
-    <w:lsdException w:name="Light Grid Accent 4" w:semiHidden="0" w:uiPriority="62" w:unhideWhenUsed="0"/>
-    <w:lsdException w:name="Medium Shading 1 Accent 4" w:semiHidden="0" w:uiPriority="63" w:unhideWhenUsed="0"/>
-    <w:lsdException w:name="Medium Shading 2 Accent 4" w:semiHidden="0" w:uiPriority="64" w:unhideWhenUsed="0"/>
-    <w:lsdException w:name="Medium List 1 Accent 4" w:semiHidden="0" w:uiPriority="65" w:unhideWhenUsed="0"/>
-    <w:lsdException w:name="Medium List 2 Accent 4" w:semiHidden="0" w:uiPriority="66" w:unhideWhenUsed="0"/>
-    <w:lsdException w:name="Medium Grid 1 Accent 4" w:semiHidden="0" w:uiPriority="67" w:unhideWhenUsed="0"/>
-    <w:lsdException w:name="Medium Grid 2 Accent 4" w:semiHidden="0" w:uiPriority="68" w:unhideWhenUsed="0"/>
-    <w:lsdException w:name="Medium Grid 3 Accent 4" w:semiHidden="0" w:uiPriority="69" w:unhideWhenUsed="0"/>
-    <w:lsdException w:name="Dark List Accent 4" w:semiHidden="0" w:uiPriority="70" w:unhideWhenUsed="0"/>
-    <w:lsdException w:name="Colorful Shading Accent 4" w:semiHidden="0" w:uiPriority="71" w:unhideWhenUsed="0"/>
-    <w:lsdException w:name="Colorful List Accent 4" w:semiHidden="0" w:uiPriority="72" w:unhideWhenUsed="0"/>
-    <w:lsdException w:name="Colorful Grid Accent 4" w:semiHidden="0" w:uiPriority="73" w:unhideWhenUsed="0"/>
-    <w:lsdException w:name="Light Shading Accent 5" w:semiHidden="0" w:uiPriority="60" w:unhideWhenUsed="0"/>
-    <w:lsdException w:name="Light List Accent 5" w:semiHidden="0" w:uiPriority="61" w:unhideWhenUsed="0"/>
-    <w:lsdException w:name="Light Grid Accent 5" w:semiHidden="0" w:uiPriority="62" w:unhideWhenUsed="0"/>
-    <w:lsdException w:name="Medium Shading 1 Accent 5" w:semiHidden="0" w:uiPriority="63" w:unhideWhenUsed="0"/>
-    <w:lsdException w:name="Medium Shading 2 Accent 5" w:semiHidden="0" w:uiPriority="64" w:unhideWhenUsed="0"/>
-    <w:lsdException w:name="Medium List 1 Accent 5" w:semiHidden="0" w:uiPriority="65" w:unhideWhenUsed="0"/>
-    <w:lsdException w:name="Medium List 2 Accent 5" w:semiHidden="0" w:uiPriority="66" w:unhideWhenUsed="0"/>
-    <w:lsdException w:name="Medium Grid 1 Accent 5" w:semiHidden="0" w:uiPriority="67" w:unhideWhenUsed="0"/>
-    <w:lsdException w:name="Medium Grid 2 Accent 5" w:semiHidden="0" w:uiPriority="68" w:unhideWhenUsed="0"/>
-    <w:lsdException w:name="Medium Grid 3 Accent 5" w:semiHidden="0" w:uiPriority="69" w:unhideWhenUsed="0"/>
-    <w:lsdException w:name="Dark List Accent 5" w:semiHidden="0" w:uiPriority="70" w:unhideWhenUsed="0"/>
-    <w:lsdException w:name="Colorful Shading Accent 5" w:semiHidden="0" w:uiPriority="71" w:unhideWhenUsed="0"/>
-    <w:lsdException w:name="Colorful List Accent 5" w:semiHidden="0" w:uiPriority="72" w:unhideWhenUsed="0"/>
-    <w:lsdException w:name="Colorful Grid Accent 5" w:semiHidden="0" w:uiPriority="73" w:unhideWhenUsed="0"/>
-    <w:lsdException w:name="Light Shading Accent 6" w:semiHidden="0" w:uiPriority="60" w:unhideWhenUsed="0"/>
-    <w:lsdException w:name="Light List Accent 6" w:semiHidden="0" w:uiPriority="61" w:unhideWhenUsed="0"/>
-    <w:lsdException w:name="Light Grid Accent 6" w:semiHidden="0" w:uiPriority="62" w:unhideWhenUsed="0"/>
-    <w:lsdException w:name="Medium Shading 1 Accent 6" w:semiHidden="0" w:uiPriority="63" w:unhideWhenUsed="0"/>
-    <w:lsdException w:name="Medium Shading 2 Accent 6" w:semiHidden="0" w:uiPriority="64" w:unhideWhenUsed="0"/>
-    <w:lsdException w:name="Medium List 1 Accent 6" w:semiHidden="0" w:uiPriority="65" w:unhideWhenUsed="0"/>
-    <w:lsdException w:name="Medium List 2 Accent 6" w:semiHidden="0" w:uiPriority="66" w:unhideWhenUsed="0"/>
-    <w:lsdException w:name="Medium Grid 1 Accent 6" w:semiHidden="0" w:uiPriority="67" w:unhideWhenUsed="0"/>
-    <w:lsdException w:name="Medium Grid 2 Accent 6" w:semiHidden="0" w:uiPriority="68" w:unhideWhenUsed="0"/>
-    <w:lsdException w:name="Medium Grid 3 Accent 6" w:semiHidden="0" w:uiPriority="69" w:unhideWhenUsed="0"/>
-    <w:lsdException w:name="Dark List Accent 6" w:semiHidden="0" w:uiPriority="70" w:unhideWhenUsed="0"/>
-    <w:lsdException w:name="Colorful Shading Accent 6" w:semiHidden="0" w:uiPriority="71" w:unhideWhenUsed="0"/>
-    <w:lsdException w:name="Colorful List Accent 6" w:semiHidden="0" w:uiPriority="72" w:unhideWhenUsed="0"/>
-    <w:lsdException w:name="Colorful Grid Accent 6" w:semiHidden="0" w:uiPriority="73" w:unhideWhenUsed="0"/>
-    <w:lsdException w:name="Subtle Emphasis" w:semiHidden="0" w:uiPriority="19" w:unhideWhenUsed="0" w:qFormat="1"/>
-    <w:lsdException w:name="Intense Emphasis" w:semiHidden="0" w:uiPriority="21" w:unhideWhenUsed="0" w:qFormat="1"/>
-    <w:lsdException w:name="Subtle Reference" w:semiHidden="0" w:uiPriority="31" w:unhideWhenUsed="0" w:qFormat="1"/>
-    <w:lsdException w:name="Intense Reference" w:semiHidden="0" w:uiPriority="32" w:unhideWhenUsed="0" w:qFormat="1"/>
-    <w:lsdException w:name="Book Title" w:semiHidden="0" w:uiPriority="33" w:unhideWhenUsed="0" w:qFormat="1"/>
-    <w:lsdException w:name="Bibliography" w:uiPriority="37"/>
-    <w:lsdException w:name="TOC Heading" w:uiPriority="39" w:qFormat="1"/>
+  <w:latentStyles w:defLockedState="0" w:defUIPriority="99" w:defSemiHidden="0" w:defUnhideWhenUsed="0" w:defQFormat="0" w:count="376">
+    <w:lsdException w:name="Normal" w:uiPriority="0" w:qFormat="1"/>
+    <w:lsdException w:name="heading 1" w:uiPriority="9" w:qFormat="1"/>
+    <w:lsdException w:name="heading 2" w:semiHidden="1" w:uiPriority="9" w:unhideWhenUsed="1" w:qFormat="1"/>
+    <w:lsdException w:name="heading 3" w:semiHidden="1" w:uiPriority="9" w:unhideWhenUsed="1" w:qFormat="1"/>
+    <w:lsdException w:name="heading 4" w:semiHidden="1" w:uiPriority="9" w:unhideWhenUsed="1" w:qFormat="1"/>
+    <w:lsdException w:name="heading 5" w:semiHidden="1" w:uiPriority="9" w:unhideWhenUsed="1" w:qFormat="1"/>
+    <w:lsdException w:name="heading 6" w:semiHidden="1" w:uiPriority="9" w:unhideWhenUsed="1" w:qFormat="1"/>
+    <w:lsdException w:name="heading 7" w:semiHidden="1" w:uiPriority="9" w:unhideWhenUsed="1" w:qFormat="1"/>
+    <w:lsdException w:name="heading 8" w:semiHidden="1" w:uiPriority="9" w:unhideWhenUsed="1" w:qFormat="1"/>
+    <w:lsdException w:name="heading 9" w:semiHidden="1" w:uiPriority="9" w:unhideWhenUsed="1" w:qFormat="1"/>
+    <w:lsdException w:name="index 1" w:semiHidden="1" w:unhideWhenUsed="1"/>
+    <w:lsdException w:name="index 2" w:semiHidden="1" w:unhideWhenUsed="1"/>
+    <w:lsdException w:name="index 3" w:semiHidden="1" w:unhideWhenUsed="1"/>
+    <w:lsdException w:name="index 4" w:semiHidden="1" w:unhideWhenUsed="1"/>
+    <w:lsdException w:name="index 5" w:semiHidden="1" w:unhideWhenUsed="1"/>
+    <w:lsdException w:name="index 6" w:semiHidden="1" w:unhideWhenUsed="1"/>
+    <w:lsdException w:name="index 7" w:semiHidden="1" w:unhideWhenUsed="1"/>
+    <w:lsdException w:name="index 8" w:semiHidden="1" w:unhideWhenUsed="1"/>
+    <w:lsdException w:name="index 9" w:semiHidden="1" w:unhideWhenUsed="1"/>
+    <w:lsdException w:name="toc 1" w:semiHidden="1" w:uiPriority="39" w:unhideWhenUsed="1"/>
+    <w:lsdException w:name="toc 2" w:semiHidden="1" w:uiPriority="39" w:unhideWhenUsed="1"/>
+    <w:lsdException w:name="toc 3" w:semiHidden="1" w:uiPriority="39" w:unhideWhenUsed="1"/>
+    <w:lsdException w:name="toc 4" w:semiHidden="1" w:uiPriority="39" w:unhideWhenUsed="1"/>
+    <w:lsdException w:name="toc 5" w:semiHidden="1" w:uiPriority="39" w:unhideWhenUsed="1"/>
+    <w:lsdException w:name="toc 6" w:semiHidden="1" w:uiPriority="39" w:unhideWhenUsed="1"/>
+    <w:lsdException w:name="toc 7" w:semiHidden="1" w:uiPriority="39" w:unhideWhenUsed="1"/>
+    <w:lsdException w:name="toc 8" w:semiHidden="1" w:uiPriority="39" w:unhideWhenUsed="1"/>
+    <w:lsdException w:name="toc 9" w:semiHidden="1" w:uiPriority="39" w:unhideWhenUsed="1"/>
+    <w:lsdException w:name="Normal Indent" w:semiHidden="1" w:unhideWhenUsed="1"/>
+    <w:lsdException w:name="footnote text" w:semiHidden="1" w:unhideWhenUsed="1"/>
+    <w:lsdException w:name="annotation text" w:semiHidden="1" w:unhideWhenUsed="1"/>
+    <w:lsdException w:name="header" w:semiHidden="1" w:unhideWhenUsed="1"/>
+    <w:lsdException w:name="footer" w:semiHidden="1" w:unhideWhenUsed="1"/>
+    <w:lsdException w:name="index heading" w:semiHidden="1" w:unhideWhenUsed="1"/>
+    <w:lsdException w:name="caption" w:semiHidden="1" w:uiPriority="35" w:unhideWhenUsed="1" w:qFormat="1"/>
+    <w:lsdException w:name="table of figures" w:semiHidden="1" w:unhideWhenUsed="1"/>
+    <w:lsdException w:name="envelope address" w:semiHidden="1" w:unhideWhenUsed="1"/>
+    <w:lsdException w:name="envelope return" w:semiHidden="1" w:unhideWhenUsed="1"/>
+    <w:lsdException w:name="footnote reference" w:semiHidden="1" w:unhideWhenUsed="1"/>
+    <w:lsdException w:name="annotation reference" w:semiHidden="1" w:unhideWhenUsed="1"/>
+    <w:lsdException w:name="line number" w:semiHidden="1" w:unhideWhenUsed="1"/>
+    <w:lsdException w:name="page number" w:semiHidden="1" w:unhideWhenUsed="1"/>
+    <w:lsdException w:name="endnote reference" w:semiHidden="1" w:unhideWhenUsed="1"/>
+    <w:lsdException w:name="endnote text" w:semiHidden="1" w:unhideWhenUsed="1"/>
+    <w:lsdException w:name="table of authorities" w:semiHidden="1" w:unhideWhenUsed="1"/>
+    <w:lsdException w:name="macro" w:semiHidden="1" w:unhideWhenUsed="1"/>
+    <w:lsdException w:name="toa heading" w:semiHidden="1" w:unhideWhenUsed="1"/>
+    <w:lsdException w:name="List" w:semiHidden="1" w:unhideWhenUsed="1"/>
+    <w:lsdException w:name="List Bullet" w:semiHidden="1" w:unhideWhenUsed="1"/>
+    <w:lsdException w:name="List Number" w:semiHidden="1" w:unhideWhenUsed="1"/>
+    <w:lsdException w:name="List 2" w:semiHidden="1" w:unhideWhenUsed="1"/>
+    <w:lsdException w:name="List 3" w:semiHidden="1" w:unhideWhenUsed="1"/>
+    <w:lsdException w:name="List 4" w:semiHidden="1" w:unhideWhenUsed="1"/>
+    <w:lsdException w:name="List 5" w:semiHidden="1" w:unhideWhenUsed="1"/>
+    <w:lsdException w:name="List Bullet 2" w:semiHidden="1" w:unhideWhenUsed="1"/>
+    <w:lsdException w:name="List Bullet 3" w:semiHidden="1" w:unhideWhenUsed="1"/>
+    <w:lsdException w:name="List Bullet 4" w:semiHidden="1" w:unhideWhenUsed="1"/>
+    <w:lsdException w:name="List Bullet 5" w:semiHidden="1" w:unhideWhenUsed="1"/>
+    <w:lsdException w:name="List Number 2" w:semiHidden="1" w:unhideWhenUsed="1"/>
+    <w:lsdException w:name="List Number 3" w:semiHidden="1" w:unhideWhenUsed="1"/>
+    <w:lsdException w:name="List Number 4" w:semiHidden="1" w:unhideWhenUsed="1"/>
+    <w:lsdException w:name="List Number 5" w:semiHidden="1" w:unhideWhenUsed="1"/>
+    <w:lsdException w:name="Title" w:uiPriority="10" w:qFormat="1"/>
+    <w:lsdException w:name="Closing" w:semiHidden="1" w:unhideWhenUsed="1"/>
+    <w:lsdException w:name="Signature" w:semiHidden="1" w:unhideWhenUsed="1"/>
+    <w:lsdException w:name="Default Paragraph Font" w:semiHidden="1" w:uiPriority="1" w:unhideWhenUsed="1"/>
+    <w:lsdException w:name="Body Text" w:semiHidden="1" w:unhideWhenUsed="1"/>
+    <w:lsdException w:name="Body Text Indent" w:semiHidden="1" w:unhideWhenUsed="1"/>
+    <w:lsdException w:name="List Continue" w:semiHidden="1" w:unhideWhenUsed="1"/>
+    <w:lsdException w:name="List Continue 2" w:semiHidden="1" w:unhideWhenUsed="1"/>
+    <w:lsdException w:name="List Continue 3" w:semiHidden="1" w:unhideWhenUsed="1"/>
+    <w:lsdException w:name="List Continue 4" w:semiHidden="1" w:unhideWhenUsed="1"/>
+    <w:lsdException w:name="List Continue 5" w:semiHidden="1" w:unhideWhenUsed="1"/>
+    <w:lsdException w:name="Message Header" w:semiHidden="1" w:unhideWhenUsed="1"/>
+    <w:lsdException w:name="Subtitle" w:uiPriority="11" w:qFormat="1"/>
+    <w:lsdException w:name="Salutation" w:semiHidden="1" w:unhideWhenUsed="1"/>
+    <w:lsdException w:name="Date" w:semiHidden="1" w:unhideWhenUsed="1"/>
+    <w:lsdException w:name="Body Text First Indent" w:semiHidden="1" w:unhideWhenUsed="1"/>
+    <w:lsdException w:name="Body Text First Indent 2" w:semiHidden="1" w:unhideWhenUsed="1"/>
+    <w:lsdException w:name="Note Heading" w:semiHidden="1" w:unhideWhenUsed="1"/>
+    <w:lsdException w:name="Body Text 2" w:semiHidden="1" w:unhideWhenUsed="1"/>
+    <w:lsdException w:name="Body Text 3" w:semiHidden="1" w:unhideWhenUsed="1"/>
+    <w:lsdException w:name="Body Text Indent 2" w:semiHidden="1" w:unhideWhenUsed="1"/>
+    <w:lsdException w:name="Body Text Indent 3" w:semiHidden="1" w:unhideWhenUsed="1"/>
+    <w:lsdException w:name="Block Text" w:semiHidden="1" w:unhideWhenUsed="1"/>
+    <w:lsdException w:name="Hyperlink" w:semiHidden="1" w:unhideWhenUsed="1"/>
+    <w:lsdException w:name="FollowedHyperlink" w:semiHidden="1" w:unhideWhenUsed="1"/>
+    <w:lsdException w:name="Strong" w:uiPriority="22" w:qFormat="1"/>
+    <w:lsdException w:name="Emphasis" w:uiPriority="20" w:qFormat="1"/>
+    <w:lsdException w:name="Document Map" w:semiHidden="1" w:unhideWhenUsed="1"/>
+    <w:lsdException w:name="Plain Text" w:semiHidden="1" w:unhideWhenUsed="1"/>
+    <w:lsdException w:name="E-mail Signature" w:semiHidden="1" w:unhideWhenUsed="1"/>
+    <w:lsdException w:name="HTML Top of Form" w:semiHidden="1" w:unhideWhenUsed="1"/>
+    <w:lsdException w:name="HTML Bottom of Form" w:semiHidden="1" w:unhideWhenUsed="1"/>
+    <w:lsdException w:name="Normal (Web)" w:semiHidden="1" w:unhideWhenUsed="1"/>
+    <w:lsdException w:name="HTML Acronym" w:semiHidden="1" w:unhideWhenUsed="1"/>
+    <w:lsdException w:name="HTML Address" w:semiHidden="1" w:unhideWhenUsed="1"/>
+    <w:lsdException w:name="HTML Cite" w:semiHidden="1" w:unhideWhenUsed="1"/>
+    <w:lsdException w:name="HTML Code" w:semiHidden="1" w:unhideWhenUsed="1"/>
+    <w:lsdException w:name="HTML Definition" w:semiHidden="1" w:unhideWhenUsed="1"/>
+    <w:lsdException w:name="HTML Keyboard" w:semiHidden="1" w:unhideWhenUsed="1"/>
+    <w:lsdException w:name="HTML Preformatted" w:semiHidden="1" w:unhideWhenUsed="1"/>
+    <w:lsdException w:name="HTML Sample" w:semiHidden="1" w:unhideWhenUsed="1"/>
+    <w:lsdException w:name="HTML Typewriter" w:semiHidden="1" w:unhideWhenUsed="1"/>
+    <w:lsdException w:name="HTML Variable" w:semiHidden="1" w:unhideWhenUsed="1"/>
+    <w:lsdException w:name="Normal Table" w:semiHidden="1" w:unhideWhenUsed="1"/>
+    <w:lsdException w:name="annotation subject" w:semiHidden="1" w:unhideWhenUsed="1"/>
+    <w:lsdException w:name="No List" w:semiHidden="1" w:unhideWhenUsed="1"/>
+    <w:lsdException w:name="Outline List 1" w:semiHidden="1" w:unhideWhenUsed="1"/>
+    <w:lsdException w:name="Outline List 2" w:semiHidden="1" w:unhideWhenUsed="1"/>
+    <w:lsdException w:name="Outline List 3" w:semiHidden="1" w:unhideWhenUsed="1"/>
+    <w:lsdException w:name="Table Simple 1" w:semiHidden="1" w:unhideWhenUsed="1"/>
+    <w:lsdException w:name="Table Simple 2" w:semiHidden="1" w:unhideWhenUsed="1"/>
+    <w:lsdException w:name="Table Simple 3" w:semiHidden="1" w:unhideWhenUsed="1"/>
+    <w:lsdException w:name="Table Classic 1" w:semiHidden="1" w:unhideWhenUsed="1"/>
+    <w:lsdException w:name="Table Classic 2" w:semiHidden="1" w:unhideWhenUsed="1"/>
+    <w:lsdException w:name="Table Classic 3" w:semiHidden="1" w:unhideWhenUsed="1"/>
+    <w:lsdException w:name="Table Classic 4" w:semiHidden="1" w:unhideWhenUsed="1"/>
+    <w:lsdException w:name="Table Colorful 1" w:semiHidden="1" w:unhideWhenUsed="1"/>
+    <w:lsdException w:name="Table Colorful 2" w:semiHidden="1" w:unhideWhenUsed="1"/>
+    <w:lsdException w:name="Table Colorful 3" w:semiHidden="1" w:unhideWhenUsed="1"/>
+    <w:lsdException w:name="Table Columns 1" w:semiHidden="1" w:unhideWhenUsed="1"/>
+    <w:lsdException w:name="Table Columns 2" w:semiHidden="1" w:unhideWhenUsed="1"/>
+    <w:lsdException w:name="Table Columns 3" w:semiHidden="1" w:unhideWhenUsed="1"/>
+    <w:lsdException w:name="Table Columns 4" w:semiHidden="1" w:unhideWhenUsed="1"/>
+    <w:lsdException w:name="Table Columns 5" w:semiHidden="1" w:unhideWhenUsed="1"/>
+    <w:lsdException w:name="Table Grid 1" w:semiHidden="1" w:unhideWhenUsed="1"/>
+    <w:lsdException w:name="Table Grid 2" w:semiHidden="1" w:unhideWhenUsed="1"/>
+    <w:lsdException w:name="Table Grid 3" w:semiHidden="1" w:unhideWhenUsed="1"/>
+    <w:lsdException w:name="Table Grid 4" w:semiHidden="1" w:unhideWhenUsed="1"/>
+    <w:lsdException w:name="Table Grid 5" w:semiHidden="1" w:unhideWhenUsed="1"/>
+    <w:lsdException w:name="Table Grid 6" w:semiHidden="1" w:unhideWhenUsed="1"/>
+    <w:lsdException w:name="Table Grid 7" w:semiHidden="1" w:unhideWhenUsed="1"/>
+    <w:lsdException w:name="Table Grid 8" w:semiHidden="1" w:unhideWhenUsed="1"/>
+    <w:lsdException w:name="Table List 1" w:semiHidden="1" w:unhideWhenUsed="1"/>
+    <w:lsdException w:name="Table List 2" w:semiHidden="1" w:unhideWhenUsed="1"/>
+    <w:lsdException w:name="Table List 3" w:semiHidden="1" w:unhideWhenUsed="1"/>
+    <w:lsdException w:name="Table List 4" w:semiHidden="1" w:unhideWhenUsed="1"/>
+    <w:lsdException w:name="Table List 5" w:semiHidden="1" w:unhideWhenUsed="1"/>
+    <w:lsdException w:name="Table List 6" w:semiHidden="1" w:unhideWhenUsed="1"/>
+    <w:lsdException w:name="Table List 7" w:semiHidden="1" w:unhideWhenUsed="1"/>
+    <w:lsdException w:name="Table List 8" w:semiHidden="1" w:unhideWhenUsed="1"/>
+    <w:lsdException w:name="Table 3D effects 1" w:semiHidden="1" w:unhideWhenUsed="1"/>
+    <w:lsdException w:name="Table 3D effects 2" w:semiHidden="1" w:unhideWhenUsed="1"/>
+    <w:lsdException w:name="Table 3D effects 3" w:semiHidden="1" w:unhideWhenUsed="1"/>
+    <w:lsdException w:name="Table Contemporary" w:semiHidden="1" w:unhideWhenUsed="1"/>
+    <w:lsdException w:name="Table Elegant" w:semiHidden="1" w:unhideWhenUsed="1"/>
+    <w:lsdException w:name="Table Professional" w:semiHidden="1" w:unhideWhenUsed="1"/>
+    <w:lsdException w:name="Table Subtle 1" w:semiHidden="1" w:unhideWhenUsed="1"/>
+    <w:lsdException w:name="Table Subtle 2" w:semiHidden="1" w:unhideWhenUsed="1"/>
+    <w:lsdException w:name="Table Web 1" w:semiHidden="1" w:unhideWhenUsed="1"/>
+    <w:lsdException w:name="Table Web 2" w:semiHidden="1" w:unhideWhenUsed="1"/>
+    <w:lsdException w:name="Table Web 3" w:semiHidden="1" w:unhideWhenUsed="1"/>
+    <w:lsdException w:name="Balloon Text" w:semiHidden="1" w:unhideWhenUsed="1"/>
+    <w:lsdException w:name="Table Grid" w:uiPriority="59"/>
+    <w:lsdException w:name="Table Theme" w:semiHidden="1" w:unhideWhenUsed="1"/>
+    <w:lsdException w:name="Placeholder Text" w:semiHidden="1"/>
+    <w:lsdException w:name="No Spacing" w:uiPriority="1" w:qFormat="1"/>
+    <w:lsdException w:name="Light Shading" w:uiPriority="60"/>
+    <w:lsdException w:name="Light List" w:uiPriority="61"/>
+    <w:lsdException w:name="Light Grid" w:uiPriority="62"/>
+    <w:lsdException w:name="Medium Shading 1" w:uiPriority="63"/>
+    <w:lsdException w:name="Medium Shading 2" w:uiPriority="64"/>
+    <w:lsdException w:name="Medium List 1" w:uiPriority="65"/>
+    <w:lsdException w:name="Medium List 2" w:uiPriority="66"/>
+    <w:lsdException w:name="Medium Grid 1" w:uiPriority="67"/>
+    <w:lsdException w:name="Medium Grid 2" w:uiPriority="68"/>
+    <w:lsdException w:name="Medium Grid 3" w:uiPriority="69"/>
+    <w:lsdException w:name="Dark List" w:uiPriority="70"/>
+    <w:lsdException w:name="Colorful Shading" w:uiPriority="71"/>
+    <w:lsdException w:name="Colorful List" w:uiPriority="72"/>
+    <w:lsdException w:name="Colorful Grid" w:uiPriority="73"/>
+    <w:lsdException w:name="Light Shading Accent 1" w:uiPriority="60"/>
+    <w:lsdException w:name="Light List Accent 1" w:uiPriority="61"/>
+    <w:lsdException w:name="Light Grid Accent 1" w:uiPriority="62"/>
+    <w:lsdException w:name="Medium Shading 1 Accent 1" w:uiPriority="63"/>
+    <w:lsdException w:name="Medium Shading 2 Accent 1" w:uiPriority="64"/>
+    <w:lsdException w:name="Medium List 1 Accent 1" w:uiPriority="65"/>
+    <w:lsdException w:name="Revision" w:semiHidden="1"/>
+    <w:lsdException w:name="List Paragraph" w:uiPriority="34" w:qFormat="1"/>
+    <w:lsdException w:name="Quote" w:uiPriority="29" w:qFormat="1"/>
+    <w:lsdException w:name="Intense Quote" w:uiPriority="30" w:qFormat="1"/>
+    <w:lsdException w:name="Medium List 2 Accent 1" w:uiPriority="66"/>
+    <w:lsdException w:name="Medium Grid 1 Accent 1" w:uiPriority="67"/>
+    <w:lsdException w:name="Medium Grid 2 Accent 1" w:uiPriority="68"/>
+    <w:lsdException w:name="Medium Grid 3 Accent 1" w:uiPriority="69"/>
+    <w:lsdException w:name="Dark List Accent 1" w:uiPriority="70"/>
+    <w:lsdException w:name="Colorful Shading Accent 1" w:uiPriority="71"/>
+    <w:lsdException w:name="Colorful List Accent 1" w:uiPriority="72"/>
+    <w:lsdException w:name="Colorful Grid Accent 1" w:uiPriority="73"/>
+    <w:lsdException w:name="Light Shading Accent 2" w:uiPriority="60"/>
+    <w:lsdException w:name="Light List Accent 2" w:uiPriority="61"/>
+    <w:lsdException w:name="Light Grid Accent 2" w:uiPriority="62"/>
+    <w:lsdException w:name="Medium Shading 1 Accent 2" w:uiPriority="63"/>
+    <w:lsdException w:name="Medium Shading 2 Accent 2" w:uiPriority="64"/>
+    <w:lsdException w:name="Medium List 1 Accent 2" w:uiPriority="65"/>
+    <w:lsdException w:name="Medium List 2 Accent 2" w:uiPriority="66"/>
+    <w:lsdException w:name="Medium Grid 1 Accent 2" w:uiPriority="67"/>
+    <w:lsdException w:name="Medium Grid 2 Accent 2" w:uiPriority="68"/>
+    <w:lsdException w:name="Medium Grid 3 Accent 2" w:uiPriority="69"/>
+    <w:lsdException w:name="Dark List Accent 2" w:uiPriority="70"/>
+    <w:lsdException w:name="Colorful Shading Accent 2" w:uiPriority="71"/>
+    <w:lsdException w:name="Colorful List Accent 2" w:uiPriority="72"/>
+    <w:lsdException w:name="Colorful Grid Accent 2" w:uiPriority="73"/>
+    <w:lsdException w:name="Light Shading Accent 3" w:uiPriority="60"/>
+    <w:lsdException w:name="Light List Accent 3" w:uiPriority="61"/>
+    <w:lsdException w:name="Light Grid Accent 3" w:uiPriority="62"/>
+    <w:lsdException w:name="Medium Shading 1 Accent 3" w:uiPriority="63"/>
+    <w:lsdException w:name="Medium Shading 2 Accent 3" w:uiPriority="64"/>
+    <w:lsdException w:name="Medium List 1 Accent 3" w:uiPriority="65"/>
+    <w:lsdException w:name="Medium List 2 Accent 3" w:uiPriority="66"/>
+    <w:lsdException w:name="Medium Grid 1 Accent 3" w:uiPriority="67"/>
+    <w:lsdException w:name="Medium Grid 2 Accent 3" w:uiPriority="68"/>
+    <w:lsdException w:name="Medium Grid 3 Accent 3" w:uiPriority="69"/>
+    <w:lsdException w:name="Dark List Accent 3" w:uiPriority="70"/>
+    <w:lsdException w:name="Colorful Shading Accent 3" w:uiPriority="71"/>
+    <w:lsdException w:name="Colorful List Accent 3" w:uiPriority="72"/>
+    <w:lsdException w:name="Colorful Grid Accent 3" w:uiPriority="73"/>
+    <w:lsdException w:name="Light Shading Accent 4" w:uiPriority="60"/>
+    <w:lsdException w:name="Light List Accent 4" w:uiPriority="61"/>
+    <w:lsdException w:name="Light Grid Accent 4" w:uiPriority="62"/>
+    <w:lsdException w:name="Medium Shading 1 Accent 4" w:uiPriority="63"/>
+    <w:lsdException w:name="Medium Shading 2 Accent 4" w:uiPriority="64"/>
+    <w:lsdException w:name="Medium List 1 Accent 4" w:uiPriority="65"/>
+    <w:lsdException w:name="Medium List 2 Accent 4" w:uiPriority="66"/>
+    <w:lsdException w:name="Medium Grid 1 Accent 4" w:uiPriority="67"/>
+    <w:lsdException w:name="Medium Grid 2 Accent 4" w:uiPriority="68"/>
+    <w:lsdException w:name="Medium Grid 3 Accent 4" w:uiPriority="69"/>
+    <w:lsdException w:name="Dark List Accent 4" w:uiPriority="70"/>
+    <w:lsdException w:name="Colorful Shading Accent 4" w:uiPriority="71"/>
+    <w:lsdException w:name="Colorful List Accent 4" w:uiPriority="72"/>
+    <w:lsdException w:name="Colorful Grid Accent 4" w:uiPriority="73"/>
+    <w:lsdException w:name="Light Shading Accent 5" w:uiPriority="60"/>
+    <w:lsdException w:name="Light List Accent 5" w:uiPriority="61"/>
+    <w:lsdException w:name="Light Grid Accent 5" w:uiPriority="62"/>
+    <w:lsdException w:name="Medium Shading 1 Accent 5" w:uiPriority="63"/>
+    <w:lsdException w:name="Medium Shading 2 Accent 5" w:uiPriority="64"/>
+    <w:lsdException w:name="Medium List 1 Accent 5" w:uiPriority="65"/>
+    <w:lsdException w:name="Medium List 2 Accent 5" w:uiPriority="66"/>
+    <w:lsdException w:name="Medium Grid 1 Accent 5" w:uiPriority="67"/>
+    <w:lsdException w:name="Medium Grid 2 Accent 5" w:uiPriority="68"/>
+    <w:lsdException w:name="Medium Grid 3 Accent 5" w:uiPriority="69"/>
+    <w:lsdException w:name="Dark List Accent 5" w:uiPriority="70"/>
+    <w:lsdException w:name="Colorful Shading Accent 5" w:uiPriority="71"/>
+    <w:lsdException w:name="Colorful List Accent 5" w:uiPriority="72"/>
+    <w:lsdException w:name="Colorful Grid Accent 5" w:uiPriority="73"/>
+    <w:lsdException w:name="Light Shading Accent 6" w:uiPriority="60"/>
+    <w:lsdException w:name="Light List Accent 6" w:uiPriority="61"/>
+    <w:lsdException w:name="Light Grid Accent 6" w:uiPriority="62"/>
+    <w:lsdException w:name="Medium Shading 1 Accent 6" w:uiPriority="63"/>
+    <w:lsdException w:name="Medium Shading 2 Accent 6" w:uiPriority="64"/>
+    <w:lsdException w:name="Medium List 1 Accent 6" w:uiPriority="65"/>
+    <w:lsdException w:name="Medium List 2 Accent 6" w:uiPriority="66"/>
+    <w:lsdException w:name="Medium Grid 1 Accent 6" w:uiPriority="67"/>
+    <w:lsdException w:name="Medium Grid 2 Accent 6" w:uiPriority="68"/>
+    <w:lsdException w:name="Medium Grid 3 Accent 6" w:uiPriority="69"/>
+    <w:lsdException w:name="Dark List Accent 6" w:uiPriority="70"/>
+    <w:lsdException w:name="Colorful Shading Accent 6" w:uiPriority="71"/>
+    <w:lsdException w:name="Colorful List Accent 6" w:uiPriority="72"/>
+    <w:lsdException w:name="Colorful Grid Accent 6" w:uiPriority="73"/>
+    <w:lsdException w:name="Subtle Emphasis" w:uiPriority="19" w:qFormat="1"/>
+    <w:lsdException w:name="Intense Emphasis" w:uiPriority="21" w:qFormat="1"/>
+    <w:lsdException w:name="Subtle Reference" w:uiPriority="31" w:qFormat="1"/>
+    <w:lsdException w:name="Intense Reference" w:uiPriority="32" w:qFormat="1"/>
+    <w:lsdException w:name="Book Title" w:uiPriority="33" w:qFormat="1"/>
+    <w:lsdException w:name="Bibliography" w:semiHidden="1" w:uiPriority="37" w:unhideWhenUsed="1"/>
+    <w:lsdException w:name="TOC Heading" w:semiHidden="1" w:uiPriority="39" w:unhideWhenUsed="1" w:qFormat="1"/>
+    <w:lsdException w:name="Plain Table 1" w:uiPriority="41"/>
+    <w:lsdException w:name="Plain Table 2" w:uiPriority="42"/>
+    <w:lsdException w:name="Plain Table 3" w:uiPriority="43"/>
+    <w:lsdException w:name="Plain Table 4" w:uiPriority="44"/>
+    <w:lsdException w:name="Plain Table 5" w:uiPriority="45"/>
+    <w:lsdException w:name="Grid Table Light" w:uiPriority="40"/>
+    <w:lsdException w:name="Grid Table 1 Light" w:uiPriority="46"/>
+    <w:lsdException w:name="Grid Table 2" w:uiPriority="47"/>
+    <w:lsdException w:name="Grid Table 3" w:uiPriority="48"/>
+    <w:lsdException w:name="Grid Table 4" w:uiPriority="49"/>
+    <w:lsdException w:name="Grid Table 5 Dark" w:uiPriority="50"/>
+    <w:lsdException w:name="Grid Table 6 Colorful" w:uiPriority="51"/>
+    <w:lsdException w:name="Grid Table 7 Colorful" w:uiPriority="52"/>
+    <w:lsdException w:name="Grid Table 1 Light Accent 1" w:uiPriority="46"/>
+    <w:lsdException w:name="Grid Table 2 Accent 1" w:uiPriority="47"/>
+    <w:lsdException w:name="Grid Table 3 Accent 1" w:uiPriority="48"/>
+    <w:lsdException w:name="Grid Table 4 Accent 1" w:uiPriority="49"/>
+    <w:lsdException w:name="Grid Table 5 Dark Accent 1" w:uiPriority="50"/>
+    <w:lsdException w:name="Grid Table 6 Colorful Accent 1" w:uiPriority="51"/>
+    <w:lsdException w:name="Grid Table 7 Colorful Accent 1" w:uiPriority="52"/>
+    <w:lsdException w:name="Grid Table 1 Light Accent 2" w:uiPriority="46"/>
+    <w:lsdException w:name="Grid Table 2 Accent 2" w:uiPriority="47"/>
+    <w:lsdException w:name="Grid Table 3 Accent 2" w:uiPriority="48"/>
+    <w:lsdException w:name="Grid Table 4 Accent 2" w:uiPriority="49"/>
+    <w:lsdException w:name="Grid Table 5 Dark Accent 2" w:uiPriority="50"/>
+    <w:lsdException w:name="Grid Table 6 Colorful Accent 2" w:uiPriority="51"/>
+    <w:lsdException w:name="Grid Table 7 Colorful Accent 2" w:uiPriority="52"/>
+    <w:lsdException w:name="Grid Table 1 Light Accent 3" w:uiPriority="46"/>
+    <w:lsdException w:name="Grid Table 2 Accent 3" w:uiPriority="47"/>
+    <w:lsdException w:name="Grid Table 3 Accent 3" w:uiPriority="48"/>
+    <w:lsdException w:name="Grid Table 4 Accent 3" w:uiPriority="49"/>
+    <w:lsdException w:name="Grid Table 5 Dark Accent 3" w:uiPriority="50"/>
+    <w:lsdException w:name="Grid Table 6 Colorful Accent 3" w:uiPriority="51"/>
+    <w:lsdException w:name="Grid Table 7 Colorful Accent 3" w:uiPriority="52"/>
+    <w:lsdException w:name="Grid Table 1 Light Accent 4" w:uiPriority="46"/>
+    <w:lsdException w:name="Grid Table 2 Accent 4" w:uiPriority="47"/>
+    <w:lsdException w:name="Grid Table 3 Accent 4" w:uiPriority="48"/>
+    <w:lsdException w:name="Grid Table 4 Accent 4" w:uiPriority="49"/>
+    <w:lsdException w:name="Grid Table 5 Dark Accent 4" w:uiPriority="50"/>
+    <w:lsdException w:name="Grid Table 6 Colorful Accent 4" w:uiPriority="51"/>
+    <w:lsdException w:name="Grid Table 7 Colorful Accent 4" w:uiPriority="52"/>
+    <w:lsdException w:name="Grid Table 1 Light Accent 5" w:uiPriority="46"/>
+    <w:lsdException w:name="Grid Table 2 Accent 5" w:uiPriority="47"/>
+    <w:lsdException w:name="Grid Table 3 Accent 5" w:uiPriority="48"/>
+    <w:lsdException w:name="Grid Table 4 Accent 5" w:uiPriority="49"/>
+    <w:lsdException w:name="Grid Table 5 Dark Accent 5" w:uiPriority="50"/>
+    <w:lsdException w:name="Grid Table 6 Colorful Accent 5" w:uiPriority="51"/>
+    <w:lsdException w:name="Grid Table 7 Colorful Accent 5" w:uiPriority="52"/>
+    <w:lsdException w:name="Grid Table 1 Light Accent 6" w:uiPriority="46"/>
+    <w:lsdException w:name="Grid Table 2 Accent 6" w:uiPriority="47"/>
+    <w:lsdException w:name="Grid Table 3 Accent 6" w:uiPriority="48"/>
+    <w:lsdException w:name="Grid Table 4 Accent 6" w:uiPriority="49"/>
+    <w:lsdException w:name="Grid Table 5 Dark Accent 6" w:uiPriority="50"/>
+    <w:lsdException w:name="Grid Table 6 Colorful Accent 6" w:uiPriority="51"/>
+    <w:lsdException w:name="Grid Table 7 Colorful Accent 6" w:uiPriority="52"/>
+    <w:lsdException w:name="List Table 1 Light" w:uiPriority="46"/>
+    <w:lsdException w:name="List Table 2" w:uiPriority="47"/>
+    <w:lsdException w:name="List Table 3" w:uiPriority="48"/>
+    <w:lsdException w:name="List Table 4" w:uiPriority="49"/>
+    <w:lsdException w:name="List Table 5 Dark" w:uiPriority="50"/>
+    <w:lsdException w:name="List Table 6 Colorful" w:uiPriority="51"/>
+    <w:lsdException w:name="List Table 7 Colorful" w:uiPriority="52"/>
+    <w:lsdException w:name="List Table 1 Light Accent 1" w:uiPriority="46"/>
+    <w:lsdException w:name="List Table 2 Accent 1" w:uiPriority="47"/>
+    <w:lsdException w:name="List Table 3 Accent 1" w:uiPriority="48"/>
+    <w:lsdException w:name="List Table 4 Accent 1" w:uiPriority="49"/>
+    <w:lsdException w:name="List Table 5 Dark Accent 1" w:uiPriority="50"/>
+    <w:lsdException w:name="List Table 6 Colorful Accent 1" w:uiPriority="51"/>
+    <w:lsdException w:name="List Table 7 Colorful Accent 1" w:uiPriority="52"/>
+    <w:lsdException w:name="List Table 1 Light Accent 2" w:uiPriority="46"/>
+    <w:lsdException w:name="List Table 2 Accent 2" w:uiPriority="47"/>
+    <w:lsdException w:name="List Table 3 Accent 2" w:uiPriority="48"/>
+    <w:lsdException w:name="List Table 4 Accent 2" w:uiPriority="49"/>
+    <w:lsdException w:name="List Table 5 Dark Accent 2" w:uiPriority="50"/>
+    <w:lsdException w:name="List Table 6 Colorful Accent 2" w:uiPriority="51"/>
+    <w:lsdException w:name="List Table 7 Colorful Accent 2" w:uiPriority="52"/>
+    <w:lsdException w:name="List Table 1 Light Accent 3" w:uiPriority="46"/>
+    <w:lsdException w:name="List Table 2 Accent 3" w:uiPriority="47"/>
+    <w:lsdException w:name="List Table 3 Accent 3" w:uiPriority="48"/>
+    <w:lsdException w:name="List Table 4 Accent 3" w:uiPriority="49"/>
+    <w:lsdException w:name="List Table 5 Dark Accent 3" w:uiPriority="50"/>
+    <w:lsdException w:name="List Table 6 Colorful Accent 3" w:uiPriority="51"/>
+    <w:lsdException w:name="List Table 7 Colorful Accent 3" w:uiPriority="52"/>
+    <w:lsdException w:name="List Table 1 Light Accent 4" w:uiPriority="46"/>
+    <w:lsdException w:name="List Table 2 Accent 4" w:uiPriority="47"/>
+    <w:lsdException w:name="List Table 3 Accent 4" w:uiPriority="48"/>
+    <w:lsdException w:name="List Table 4 Accent 4" w:uiPriority="49"/>
+    <w:lsdException w:name="List Table 5 Dark Accent 4" w:uiPriority="50"/>
+    <w:lsdException w:name="List Table 6 Colorful Accent 4" w:uiPriority="51"/>
+    <w:lsdException w:name="List Table 7 Colorful Accent 4" w:uiPriority="52"/>
+    <w:lsdException w:name="List Table 1 Light Accent 5" w:uiPriority="46"/>
+    <w:lsdException w:name="List Table 2 Accent 5" w:uiPriority="47"/>
+    <w:lsdException w:name="List Table 3 Accent 5" w:uiPriority="48"/>
+    <w:lsdException w:name="List Table 4 Accent 5" w:uiPriority="49"/>
+    <w:lsdException w:name="List Table 5 Dark Accent 5" w:uiPriority="50"/>
+    <w:lsdException w:name="List Table 6 Colorful Accent 5" w:uiPriority="51"/>
+    <w:lsdException w:name="List Table 7 Colorful Accent 5" w:uiPriority="52"/>
+    <w:lsdException w:name="List Table 1 Light Accent 6" w:uiPriority="46"/>
+    <w:lsdException w:name="List Table 2 Accent 6" w:uiPriority="47"/>
+    <w:lsdException w:name="List Table 3 Accent 6" w:uiPriority="48"/>
+    <w:lsdException w:name="List Table 4 Accent 6" w:uiPriority="49"/>
+    <w:lsdException w:name="List Table 5 Dark Accent 6" w:uiPriority="50"/>
+    <w:lsdException w:name="List Table 6 Colorful Accent 6" w:uiPriority="51"/>
+    <w:lsdException w:name="List Table 7 Colorful Accent 6" w:uiPriority="52"/>
+    <w:lsdException w:name="Mention" w:semiHidden="1" w:unhideWhenUsed="1"/>
+    <w:lsdException w:name="Smart Hyperlink" w:semiHidden="1" w:unhideWhenUsed="1"/>
+    <w:lsdException w:name="Hashtag" w:semiHidden="1" w:unhideWhenUsed="1"/>
+    <w:lsdException w:name="Unresolved Mention" w:semiHidden="1" w:unhideWhenUsed="1"/>
+    <w:lsdException w:name="Smart Link" w:semiHidden="1" w:unhideWhenUsed="1"/>
   </w:latentStyles>
   <w:style w:type="paragraph" w:default="1" w:styleId="Normal">
     <w:name w:val="Normal"/>

--- a/vscode.docx
+++ b/vscode.docx
@@ -609,13 +609,7 @@
         <w:rPr>
           <w:lang w:val="en-US"/>
         </w:rPr>
-        <w:t xml:space="preserve">&lt;Lệnh </w:t>
-      </w:r>
-      <w:r>
-        <w:rPr>
-          <w:lang w:val="en-US"/>
-        </w:rPr>
-        <w:t>2&gt;</w:t>
+        <w:t>&lt;Lệnh 2&gt;</w:t>
       </w:r>
       <w:r>
         <w:rPr>
@@ -1392,13 +1386,7 @@
         <w:rPr>
           <w:lang w:val="en-US"/>
         </w:rPr>
-        <w:t xml:space="preserve">Tại cửa sổ phím tắt + Click biểu tượng “Record Keys” góc phải trên + ấn tổ hợp phím nào đó + Click lại biểu tượng </w:t>
-      </w:r>
-      <w:r>
-        <w:rPr>
-          <w:lang w:val="en-US"/>
-        </w:rPr>
-        <w:t>“Record Keys”</w:t>
+        <w:t>Tại cửa sổ phím tắt + Click biểu tượng “Record Keys” góc phải trên + ấn tổ hợp phím nào đó + Click lại biểu tượng “Record Keys”</w:t>
       </w:r>
     </w:p>
     <w:p>
@@ -1749,19 +1737,7 @@
         <w:rPr>
           <w:lang w:val="en-US"/>
         </w:rPr>
-        <w:t xml:space="preserve">&lt;Tổ Hợp Phím </w:t>
-      </w:r>
-      <w:r>
-        <w:rPr>
-          <w:lang w:val="en-US"/>
-        </w:rPr>
-        <w:t>2</w:t>
-      </w:r>
-      <w:r>
-        <w:rPr>
-          <w:lang w:val="en-US"/>
-        </w:rPr>
-        <w:t>&gt;</w:t>
+        <w:t>&lt;Tổ Hợp Phím 2&gt;</w:t>
       </w:r>
       <w:r>
         <w:rPr>
@@ -1794,19 +1770,7 @@
         <w:rPr>
           <w:lang w:val="en-US"/>
         </w:rPr>
-        <w:t xml:space="preserve">&lt;Lệnh </w:t>
-      </w:r>
-      <w:r>
-        <w:rPr>
-          <w:lang w:val="en-US"/>
-        </w:rPr>
-        <w:t>2</w:t>
-      </w:r>
-      <w:r>
-        <w:rPr>
-          <w:lang w:val="en-US"/>
-        </w:rPr>
-        <w:t>&gt;</w:t>
+        <w:t>&lt;Lệnh 2&gt;</w:t>
       </w:r>
       <w:r>
         <w:rPr>
@@ -1857,19 +1821,7 @@
         <w:rPr>
           <w:lang w:val="en-US"/>
         </w:rPr>
-        <w:t xml:space="preserve">: &lt;Các Tham Số Cho Lệnh </w:t>
-      </w:r>
-      <w:r>
-        <w:rPr>
-          <w:lang w:val="en-US"/>
-        </w:rPr>
-        <w:t>2</w:t>
-      </w:r>
-      <w:r>
-        <w:rPr>
-          <w:lang w:val="en-US"/>
-        </w:rPr>
-        <w:t>&gt;,</w:t>
+        <w:t>: &lt;Các Tham Số Cho Lệnh 2&gt;,</w:t>
       </w:r>
     </w:p>
     <w:p>
@@ -1896,19 +1848,7 @@
         <w:rPr>
           <w:lang w:val="en-US"/>
         </w:rPr>
-        <w:t xml:space="preserve">&lt;Khi Nào Có Tác Dụng </w:t>
-      </w:r>
-      <w:r>
-        <w:rPr>
-          <w:lang w:val="en-US"/>
-        </w:rPr>
-        <w:t>2</w:t>
-      </w:r>
-      <w:r>
-        <w:rPr>
-          <w:lang w:val="en-US"/>
-        </w:rPr>
-        <w:t>&gt;</w:t>
+        <w:t>&lt;Khi Nào Có Tác Dụng 2&gt;</w:t>
       </w:r>
     </w:p>
     <w:p>
@@ -2618,13 +2558,7 @@
         <w:rPr>
           <w:lang w:val="en-US"/>
         </w:rPr>
-        <w:t>editorTextFocus</w:t>
-      </w:r>
-      <w:r>
-        <w:rPr>
-          <w:lang w:val="en-US"/>
-        </w:rPr>
-        <w:t xml:space="preserve"> &amp;&amp; !false</w:t>
+        <w:t>editorTextFocus &amp;&amp; !false</w:t>
       </w:r>
       <w:r>
         <w:rPr>
@@ -3277,6 +3211,42 @@
         </w:rPr>
         <w:lastRenderedPageBreak/>
         <w:t>2 Terminal con này có kiểu giống Terminal ban đầu, hoạt động riêng biệt, và khi chọn 1 trong 2 Terminal con thì sẽ hiện cả 2 cửa sổ Terminal</w:t>
+      </w:r>
+    </w:p>
+    <w:p>
+      <w:pPr>
+        <w:pStyle w:val="ListParagraph"/>
+        <w:numPr>
+          <w:ilvl w:val="0"/>
+          <w:numId w:val="1"/>
+        </w:numPr>
+        <w:rPr>
+          <w:lang w:val="en-US"/>
+        </w:rPr>
+      </w:pPr>
+      <w:r>
+        <w:rPr>
+          <w:lang w:val="en-US"/>
+        </w:rPr>
+        <w:t>Chạy Ngay File Đang Chọn?</w:t>
+      </w:r>
+    </w:p>
+    <w:p>
+      <w:pPr>
+        <w:pStyle w:val="ListParagraph"/>
+        <w:numPr>
+          <w:ilvl w:val="0"/>
+          <w:numId w:val="2"/>
+        </w:numPr>
+        <w:rPr>
+          <w:lang w:val="en-US"/>
+        </w:rPr>
+      </w:pPr>
+      <w:r>
+        <w:rPr>
+          <w:lang w:val="en-US"/>
+        </w:rPr>
+        <w:t>Vào Tab “Terminal” + chọn “Run Active File”</w:t>
       </w:r>
     </w:p>
     <w:sectPr>

--- a/vscode.docx
+++ b/vscode.docx
@@ -102,25 +102,25 @@
         <w:rPr>
           <w:lang w:val="en-US"/>
         </w:rPr>
-        <w:t>Mở cửa sổ Settings + Click biểu tượng “Open Settings (JSON)” góc phải trên + đóng File “settings.json” và cửa sổ Settings lại</w:t>
-      </w:r>
-    </w:p>
-    <w:p>
-      <w:pPr>
-        <w:pStyle w:val="ListParagraph"/>
-        <w:numPr>
-          <w:ilvl w:val="0"/>
-          <w:numId w:val="8"/>
-        </w:numPr>
-        <w:rPr>
-          <w:lang w:val="en-US"/>
-        </w:rPr>
-      </w:pPr>
-      <w:r>
-        <w:rPr>
-          <w:lang w:val="en-US"/>
-        </w:rPr>
-        <w:t xml:space="preserve">Khi này tại thư mục dự án sẽ xuất hiện thư mục “.vscode” chứa </w:t>
+        <w:t>Tạo 1 File C++ rỗng</w:t>
+      </w:r>
+      <w:r>
+        <w:rPr>
+          <w:lang w:val="en-US"/>
+        </w:rPr>
+        <w:t xml:space="preserve"> rồi xóa đi</w:t>
+      </w:r>
+      <w:r>
+        <w:rPr>
+          <w:lang w:val="en-US"/>
+        </w:rPr>
+        <w:t>, k</w:t>
+      </w:r>
+      <w:r>
+        <w:rPr>
+          <w:lang w:val="en-US"/>
+        </w:rPr>
+        <w:t xml:space="preserve">hi này tại thư mục dự án sẽ xuất hiện thư mục “.vscode” chứa </w:t>
       </w:r>
       <w:r>
         <w:rPr>
@@ -971,73 +971,73 @@
         <w:rPr>
           <w:lang w:val="en-US"/>
         </w:rPr>
+        <w:t>Đặt “#region” ở phía trên đoạn Code 1 dòng, “#endregion” ở dưới đoạn Code 1 dòng, khi đó bên trái “#region” sẽ có mũi tên thu gọn</w:t>
+      </w:r>
+    </w:p>
+    <w:p>
+      <w:pPr>
+        <w:pStyle w:val="ListParagraph"/>
+        <w:numPr>
+          <w:ilvl w:val="0"/>
+          <w:numId w:val="3"/>
+        </w:numPr>
+        <w:rPr>
+          <w:lang w:val="en-US"/>
+        </w:rPr>
+      </w:pPr>
+      <w:r>
+        <w:rPr>
+          <w:lang w:val="en-US"/>
+        </w:rPr>
+        <w:t>Comment</w:t>
+      </w:r>
+      <w:r>
+        <w:rPr>
+          <w:lang w:val="en-US"/>
+        </w:rPr>
+        <w:t xml:space="preserve"> Và Uncomment </w:t>
+      </w:r>
+      <w:r>
+        <w:rPr>
+          <w:lang w:val="en-US"/>
+        </w:rPr>
+        <w:t xml:space="preserve">Nhanh </w:t>
+      </w:r>
+      <w:r>
+        <w:rPr>
+          <w:lang w:val="en-US"/>
+        </w:rPr>
+        <w:t xml:space="preserve">1 </w:t>
+      </w:r>
+      <w:r>
+        <w:rPr>
+          <w:lang w:val="en-US"/>
+        </w:rPr>
+        <w:t>Đoạn Code</w:t>
+      </w:r>
+      <w:r>
+        <w:rPr>
+          <w:lang w:val="en-US"/>
+        </w:rPr>
+        <w:t xml:space="preserve"> Bất Kì?</w:t>
+      </w:r>
+    </w:p>
+    <w:p>
+      <w:pPr>
+        <w:pStyle w:val="ListParagraph"/>
+        <w:numPr>
+          <w:ilvl w:val="0"/>
+          <w:numId w:val="4"/>
+        </w:numPr>
+        <w:rPr>
+          <w:lang w:val="en-US"/>
+        </w:rPr>
+      </w:pPr>
+      <w:r>
+        <w:rPr>
+          <w:lang w:val="en-US"/>
+        </w:rPr>
         <w:lastRenderedPageBreak/>
-        <w:t>Đặt “#region” ở phía trên đoạn Code 1 dòng, “#endregion” ở dưới đoạn Code 1 dòng, khi đó bên trái “#region” sẽ có mũi tên thu gọn</w:t>
-      </w:r>
-    </w:p>
-    <w:p>
-      <w:pPr>
-        <w:pStyle w:val="ListParagraph"/>
-        <w:numPr>
-          <w:ilvl w:val="0"/>
-          <w:numId w:val="3"/>
-        </w:numPr>
-        <w:rPr>
-          <w:lang w:val="en-US"/>
-        </w:rPr>
-      </w:pPr>
-      <w:r>
-        <w:rPr>
-          <w:lang w:val="en-US"/>
-        </w:rPr>
-        <w:t>Comment</w:t>
-      </w:r>
-      <w:r>
-        <w:rPr>
-          <w:lang w:val="en-US"/>
-        </w:rPr>
-        <w:t xml:space="preserve"> Và Uncomment </w:t>
-      </w:r>
-      <w:r>
-        <w:rPr>
-          <w:lang w:val="en-US"/>
-        </w:rPr>
-        <w:t xml:space="preserve">Nhanh </w:t>
-      </w:r>
-      <w:r>
-        <w:rPr>
-          <w:lang w:val="en-US"/>
-        </w:rPr>
-        <w:t xml:space="preserve">1 </w:t>
-      </w:r>
-      <w:r>
-        <w:rPr>
-          <w:lang w:val="en-US"/>
-        </w:rPr>
-        <w:t>Đoạn Code</w:t>
-      </w:r>
-      <w:r>
-        <w:rPr>
-          <w:lang w:val="en-US"/>
-        </w:rPr>
-        <w:t xml:space="preserve"> Bất Kì?</w:t>
-      </w:r>
-    </w:p>
-    <w:p>
-      <w:pPr>
-        <w:pStyle w:val="ListParagraph"/>
-        <w:numPr>
-          <w:ilvl w:val="0"/>
-          <w:numId w:val="4"/>
-        </w:numPr>
-        <w:rPr>
-          <w:lang w:val="en-US"/>
-        </w:rPr>
-      </w:pPr>
-      <w:r>
-        <w:rPr>
-          <w:lang w:val="en-US"/>
-        </w:rPr>
         <w:t>Bôi đen đoạn Code rồi nhấn “Ctrl” + “/”</w:t>
       </w:r>
     </w:p>
@@ -1935,7 +1935,6 @@
         <w:rPr>
           <w:lang w:val="en-US"/>
         </w:rPr>
-        <w:lastRenderedPageBreak/>
         <w:t>&lt;Tổ Hợp Phím&gt; là 1 String, viết liền và viết thường</w:t>
       </w:r>
     </w:p>
@@ -2005,6 +2004,7 @@
         <w:rPr>
           <w:lang w:val="en-US"/>
         </w:rPr>
+        <w:lastRenderedPageBreak/>
         <w:t>&lt;Khi Nào Có Tác Dụng&gt; là 1 String, biểu thức trong String này sẽ được tính khi bạn nhất &lt;Tổ Hợp Phím&gt;, nếu trả về True thì thực hiện &lt;Lệnh&gt;, ngược lại thì không</w:t>
       </w:r>
     </w:p>
@@ -3209,7 +3209,6 @@
         <w:rPr>
           <w:lang w:val="en-US"/>
         </w:rPr>
-        <w:lastRenderedPageBreak/>
         <w:t>2 Terminal con này có kiểu giống Terminal ban đầu, hoạt động riêng biệt, và khi chọn 1 trong 2 Terminal con thì sẽ hiện cả 2 cửa sổ Terminal</w:t>
       </w:r>
     </w:p>

--- a/vscode.docx
+++ b/vscode.docx
@@ -2945,6 +2945,287 @@
         <w:rPr>
           <w:lang w:val="en-US"/>
         </w:rPr>
+        <w:t>Search:</w:t>
+      </w:r>
+    </w:p>
+    <w:p>
+      <w:pPr>
+        <w:pStyle w:val="ListParagraph"/>
+        <w:numPr>
+          <w:ilvl w:val="0"/>
+          <w:numId w:val="9"/>
+        </w:numPr>
+        <w:rPr>
+          <w:lang w:val="en-US"/>
+        </w:rPr>
+      </w:pPr>
+      <w:r>
+        <w:rPr>
+          <w:lang w:val="en-US"/>
+        </w:rPr>
+        <w:t>Mở thanh Search?</w:t>
+      </w:r>
+    </w:p>
+    <w:p>
+      <w:pPr>
+        <w:pStyle w:val="ListParagraph"/>
+        <w:numPr>
+          <w:ilvl w:val="0"/>
+          <w:numId w:val="4"/>
+        </w:numPr>
+        <w:rPr>
+          <w:lang w:val="en-US"/>
+        </w:rPr>
+      </w:pPr>
+      <w:r>
+        <w:rPr>
+          <w:lang w:val="en-US"/>
+        </w:rPr>
+        <w:t>Click thanh trên cùng ở chính giữa</w:t>
+      </w:r>
+    </w:p>
+    <w:p>
+      <w:pPr>
+        <w:pStyle w:val="ListParagraph"/>
+        <w:numPr>
+          <w:ilvl w:val="0"/>
+          <w:numId w:val="9"/>
+        </w:numPr>
+        <w:rPr>
+          <w:lang w:val="en-US"/>
+        </w:rPr>
+      </w:pPr>
+      <w:r>
+        <w:rPr>
+          <w:lang w:val="en-US"/>
+        </w:rPr>
+        <w:t>Command Palette?</w:t>
+      </w:r>
+    </w:p>
+    <w:p>
+      <w:pPr>
+        <w:pStyle w:val="ListParagraph"/>
+        <w:numPr>
+          <w:ilvl w:val="0"/>
+          <w:numId w:val="4"/>
+        </w:numPr>
+        <w:rPr>
+          <w:lang w:val="en-US"/>
+        </w:rPr>
+      </w:pPr>
+      <w:r>
+        <w:rPr>
+          <w:lang w:val="en-US"/>
+        </w:rPr>
+        <w:t>Gõ &gt; vào thanh Search = nhấn “Ctrl” + “</w:t>
+      </w:r>
+      <w:r>
+        <w:rPr>
+          <w:lang w:val="en-US"/>
+        </w:rPr>
+        <w:t>Shift” + “P”</w:t>
+      </w:r>
+      <w:r>
+        <w:rPr>
+          <w:lang w:val="en-US"/>
+        </w:rPr>
+        <w:t>, nó sẽ hiện các lệnh</w:t>
+      </w:r>
+    </w:p>
+    <w:p>
+      <w:pPr>
+        <w:rPr>
+          <w:lang w:val="en-US"/>
+        </w:rPr>
+      </w:pPr>
+    </w:p>
+    <w:p>
+      <w:pPr>
+        <w:rPr>
+          <w:lang w:val="en-US"/>
+        </w:rPr>
+      </w:pPr>
+      <w:r>
+        <w:rPr>
+          <w:lang w:val="en-US"/>
+        </w:rPr>
+        <w:t>Extension:</w:t>
+      </w:r>
+    </w:p>
+    <w:p>
+      <w:pPr>
+        <w:pStyle w:val="ListParagraph"/>
+        <w:numPr>
+          <w:ilvl w:val="0"/>
+          <w:numId w:val="10"/>
+        </w:numPr>
+        <w:rPr>
+          <w:lang w:val="en-US"/>
+        </w:rPr>
+      </w:pPr>
+      <w:r>
+        <w:rPr>
+          <w:lang w:val="en-US"/>
+        </w:rPr>
+        <w:t>Bảng ASCII?</w:t>
+      </w:r>
+    </w:p>
+    <w:p>
+      <w:pPr>
+        <w:pStyle w:val="ListParagraph"/>
+        <w:numPr>
+          <w:ilvl w:val="0"/>
+          <w:numId w:val="4"/>
+        </w:numPr>
+        <w:rPr>
+          <w:lang w:val="en-US"/>
+        </w:rPr>
+      </w:pPr>
+      <w:r>
+        <w:rPr>
+          <w:lang w:val="en-US"/>
+        </w:rPr>
+        <w:t>Cài đặt Extension “ASCII Table”</w:t>
+      </w:r>
+    </w:p>
+    <w:p>
+      <w:pPr>
+        <w:pStyle w:val="ListParagraph"/>
+        <w:numPr>
+          <w:ilvl w:val="0"/>
+          <w:numId w:val="4"/>
+        </w:numPr>
+        <w:rPr>
+          <w:lang w:val="en-US"/>
+        </w:rPr>
+      </w:pPr>
+      <w:r>
+        <w:rPr>
+          <w:lang w:val="en-US"/>
+        </w:rPr>
+        <w:t xml:space="preserve">Vào Command Palette + gõ “ASCII: </w:t>
+      </w:r>
+      <w:r>
+        <w:rPr>
+          <w:lang w:val="en-US"/>
+        </w:rPr>
+        <w:t>All characters” nó sẽ liệt kê tất cả kí tự ASCII với kí hiệu, số thứ tự, tên gọi</w:t>
+      </w:r>
+    </w:p>
+    <w:p>
+      <w:pPr>
+        <w:pStyle w:val="ListParagraph"/>
+        <w:numPr>
+          <w:ilvl w:val="0"/>
+          <w:numId w:val="4"/>
+        </w:numPr>
+        <w:rPr>
+          <w:lang w:val="en-US"/>
+        </w:rPr>
+      </w:pPr>
+      <w:r>
+        <w:rPr>
+          <w:lang w:val="en-US"/>
+        </w:rPr>
+        <w:t>Để chỉ liệt kê các kí tự có thể in được, nghĩa là mấy kí tự khi in ra sẽ không hiện gì cả sẽ không được liệt kê</w:t>
+      </w:r>
+    </w:p>
+    <w:p>
+      <w:pPr>
+        <w:pStyle w:val="ListParagraph"/>
+        <w:numPr>
+          <w:ilvl w:val="0"/>
+          <w:numId w:val="4"/>
+        </w:numPr>
+        <w:rPr>
+          <w:lang w:val="en-US"/>
+        </w:rPr>
+      </w:pPr>
+      <w:r>
+        <w:rPr>
+          <w:lang w:val="en-US"/>
+        </w:rPr>
+        <w:t>Vào Command Palette + gõ “ASCII: Printable characters” nó sẽ liệt kê tất cả kí tự ASCII với kí hiệu, số thứ tự, tên gọi</w:t>
+      </w:r>
+    </w:p>
+    <w:p>
+      <w:pPr>
+        <w:pStyle w:val="ListParagraph"/>
+        <w:numPr>
+          <w:ilvl w:val="0"/>
+          <w:numId w:val="10"/>
+        </w:numPr>
+        <w:rPr>
+          <w:lang w:val="en-US"/>
+        </w:rPr>
+      </w:pPr>
+      <w:r>
+        <w:rPr>
+          <w:lang w:val="en-US"/>
+        </w:rPr>
+        <w:t xml:space="preserve">Chuyển </w:t>
+      </w:r>
+      <w:r>
+        <w:rPr>
+          <w:lang w:val="en-US"/>
+        </w:rPr>
+        <w:t>Nhị Phân Sang Thập Phân?</w:t>
+      </w:r>
+    </w:p>
+    <w:p>
+      <w:pPr>
+        <w:pStyle w:val="ListParagraph"/>
+        <w:numPr>
+          <w:ilvl w:val="0"/>
+          <w:numId w:val="4"/>
+        </w:numPr>
+        <w:rPr>
+          <w:lang w:val="en-US"/>
+        </w:rPr>
+      </w:pPr>
+      <w:r>
+        <w:rPr>
+          <w:lang w:val="en-US"/>
+        </w:rPr>
+        <w:t>Cài đặt Extension “Data Converter”</w:t>
+      </w:r>
+    </w:p>
+    <w:p>
+      <w:pPr>
+        <w:pStyle w:val="ListParagraph"/>
+        <w:numPr>
+          <w:ilvl w:val="0"/>
+          <w:numId w:val="4"/>
+        </w:numPr>
+        <w:rPr>
+          <w:lang w:val="en-US"/>
+        </w:rPr>
+      </w:pPr>
+      <w:r>
+        <w:rPr>
+          <w:lang w:val="en-US"/>
+        </w:rPr>
+        <w:lastRenderedPageBreak/>
+        <w:t>Bôi đen các số cần chuyển đổi + nhấn “Alt” + “D” + chọn loại chuyển đổi từ thanh bảng chọn, ví dụ nhị phân sang thập phân, khi này các số bị bôi đen sẽ chuyển từ nhị phân sang thập phân</w:t>
+      </w:r>
+    </w:p>
+    <w:p>
+      <w:pPr>
+        <w:rPr>
+          <w:lang w:val="en-US"/>
+        </w:rPr>
+      </w:pPr>
+    </w:p>
+    <w:p>
+      <w:pPr>
+        <w:rPr>
+          <w:lang w:val="en-US"/>
+        </w:rPr>
+      </w:pPr>
+      <w:r>
+        <w:rPr>
+          <w:lang w:val="en-US"/>
+        </w:rPr>
         <w:t>Terminal:</w:t>
       </w:r>
     </w:p>
@@ -3778,6 +4059,95 @@
     </w:lvl>
   </w:abstractNum>
   <w:abstractNum w:abstractNumId="5" w15:restartNumberingAfterBreak="0">
+    <w:nsid w:val="4919090D"/>
+    <w:multiLevelType w:val="hybridMultilevel"/>
+    <w:tmpl w:val="9D86B696"/>
+    <w:lvl w:ilvl="0" w:tplc="A9DAA68A">
+      <w:start w:val="1"/>
+      <w:numFmt w:val="decimal"/>
+      <w:lvlText w:val="%1."/>
+      <w:lvlJc w:val="left"/>
+      <w:pPr>
+        <w:ind w:left="1080" w:hanging="360"/>
+      </w:pPr>
+      <w:rPr>
+        <w:rFonts w:hint="default"/>
+      </w:rPr>
+    </w:lvl>
+    <w:lvl w:ilvl="1" w:tplc="04090019" w:tentative="1">
+      <w:start w:val="1"/>
+      <w:numFmt w:val="lowerLetter"/>
+      <w:lvlText w:val="%2."/>
+      <w:lvlJc w:val="left"/>
+      <w:pPr>
+        <w:ind w:left="1800" w:hanging="360"/>
+      </w:pPr>
+    </w:lvl>
+    <w:lvl w:ilvl="2" w:tplc="0409001B" w:tentative="1">
+      <w:start w:val="1"/>
+      <w:numFmt w:val="lowerRoman"/>
+      <w:lvlText w:val="%3."/>
+      <w:lvlJc w:val="right"/>
+      <w:pPr>
+        <w:ind w:left="2520" w:hanging="180"/>
+      </w:pPr>
+    </w:lvl>
+    <w:lvl w:ilvl="3" w:tplc="0409000F" w:tentative="1">
+      <w:start w:val="1"/>
+      <w:numFmt w:val="decimal"/>
+      <w:lvlText w:val="%4."/>
+      <w:lvlJc w:val="left"/>
+      <w:pPr>
+        <w:ind w:left="3240" w:hanging="360"/>
+      </w:pPr>
+    </w:lvl>
+    <w:lvl w:ilvl="4" w:tplc="04090019" w:tentative="1">
+      <w:start w:val="1"/>
+      <w:numFmt w:val="lowerLetter"/>
+      <w:lvlText w:val="%5."/>
+      <w:lvlJc w:val="left"/>
+      <w:pPr>
+        <w:ind w:left="3960" w:hanging="360"/>
+      </w:pPr>
+    </w:lvl>
+    <w:lvl w:ilvl="5" w:tplc="0409001B" w:tentative="1">
+      <w:start w:val="1"/>
+      <w:numFmt w:val="lowerRoman"/>
+      <w:lvlText w:val="%6."/>
+      <w:lvlJc w:val="right"/>
+      <w:pPr>
+        <w:ind w:left="4680" w:hanging="180"/>
+      </w:pPr>
+    </w:lvl>
+    <w:lvl w:ilvl="6" w:tplc="0409000F" w:tentative="1">
+      <w:start w:val="1"/>
+      <w:numFmt w:val="decimal"/>
+      <w:lvlText w:val="%7."/>
+      <w:lvlJc w:val="left"/>
+      <w:pPr>
+        <w:ind w:left="5400" w:hanging="360"/>
+      </w:pPr>
+    </w:lvl>
+    <w:lvl w:ilvl="7" w:tplc="04090019" w:tentative="1">
+      <w:start w:val="1"/>
+      <w:numFmt w:val="lowerLetter"/>
+      <w:lvlText w:val="%8."/>
+      <w:lvlJc w:val="left"/>
+      <w:pPr>
+        <w:ind w:left="6120" w:hanging="360"/>
+      </w:pPr>
+    </w:lvl>
+    <w:lvl w:ilvl="8" w:tplc="0409001B" w:tentative="1">
+      <w:start w:val="1"/>
+      <w:numFmt w:val="lowerRoman"/>
+      <w:lvlText w:val="%9."/>
+      <w:lvlJc w:val="right"/>
+      <w:pPr>
+        <w:ind w:left="6840" w:hanging="180"/>
+      </w:pPr>
+    </w:lvl>
+  </w:abstractNum>
+  <w:abstractNum w:abstractNumId="6" w15:restartNumberingAfterBreak="0">
     <w:nsid w:val="539A73B5"/>
     <w:multiLevelType w:val="hybridMultilevel"/>
     <w:tmpl w:val="FF60ADCA"/>
@@ -3890,7 +4260,7 @@
       </w:rPr>
     </w:lvl>
   </w:abstractNum>
-  <w:abstractNum w:abstractNumId="6" w15:restartNumberingAfterBreak="0">
+  <w:abstractNum w:abstractNumId="7" w15:restartNumberingAfterBreak="0">
     <w:nsid w:val="72FF76A1"/>
     <w:multiLevelType w:val="hybridMultilevel"/>
     <w:tmpl w:val="7460F386"/>
@@ -3979,7 +4349,96 @@
       </w:pPr>
     </w:lvl>
   </w:abstractNum>
-  <w:abstractNum w:abstractNumId="7" w15:restartNumberingAfterBreak="0">
+  <w:abstractNum w:abstractNumId="8" w15:restartNumberingAfterBreak="0">
+    <w:nsid w:val="7A1F3A46"/>
+    <w:multiLevelType w:val="hybridMultilevel"/>
+    <w:tmpl w:val="2C68035C"/>
+    <w:lvl w:ilvl="0" w:tplc="AEE639A8">
+      <w:start w:val="1"/>
+      <w:numFmt w:val="decimal"/>
+      <w:lvlText w:val="%1."/>
+      <w:lvlJc w:val="left"/>
+      <w:pPr>
+        <w:ind w:left="1080" w:hanging="360"/>
+      </w:pPr>
+      <w:rPr>
+        <w:rFonts w:hint="default"/>
+      </w:rPr>
+    </w:lvl>
+    <w:lvl w:ilvl="1" w:tplc="04090019" w:tentative="1">
+      <w:start w:val="1"/>
+      <w:numFmt w:val="lowerLetter"/>
+      <w:lvlText w:val="%2."/>
+      <w:lvlJc w:val="left"/>
+      <w:pPr>
+        <w:ind w:left="1800" w:hanging="360"/>
+      </w:pPr>
+    </w:lvl>
+    <w:lvl w:ilvl="2" w:tplc="0409001B" w:tentative="1">
+      <w:start w:val="1"/>
+      <w:numFmt w:val="lowerRoman"/>
+      <w:lvlText w:val="%3."/>
+      <w:lvlJc w:val="right"/>
+      <w:pPr>
+        <w:ind w:left="2520" w:hanging="180"/>
+      </w:pPr>
+    </w:lvl>
+    <w:lvl w:ilvl="3" w:tplc="0409000F" w:tentative="1">
+      <w:start w:val="1"/>
+      <w:numFmt w:val="decimal"/>
+      <w:lvlText w:val="%4."/>
+      <w:lvlJc w:val="left"/>
+      <w:pPr>
+        <w:ind w:left="3240" w:hanging="360"/>
+      </w:pPr>
+    </w:lvl>
+    <w:lvl w:ilvl="4" w:tplc="04090019" w:tentative="1">
+      <w:start w:val="1"/>
+      <w:numFmt w:val="lowerLetter"/>
+      <w:lvlText w:val="%5."/>
+      <w:lvlJc w:val="left"/>
+      <w:pPr>
+        <w:ind w:left="3960" w:hanging="360"/>
+      </w:pPr>
+    </w:lvl>
+    <w:lvl w:ilvl="5" w:tplc="0409001B" w:tentative="1">
+      <w:start w:val="1"/>
+      <w:numFmt w:val="lowerRoman"/>
+      <w:lvlText w:val="%6."/>
+      <w:lvlJc w:val="right"/>
+      <w:pPr>
+        <w:ind w:left="4680" w:hanging="180"/>
+      </w:pPr>
+    </w:lvl>
+    <w:lvl w:ilvl="6" w:tplc="0409000F" w:tentative="1">
+      <w:start w:val="1"/>
+      <w:numFmt w:val="decimal"/>
+      <w:lvlText w:val="%7."/>
+      <w:lvlJc w:val="left"/>
+      <w:pPr>
+        <w:ind w:left="5400" w:hanging="360"/>
+      </w:pPr>
+    </w:lvl>
+    <w:lvl w:ilvl="7" w:tplc="04090019" w:tentative="1">
+      <w:start w:val="1"/>
+      <w:numFmt w:val="lowerLetter"/>
+      <w:lvlText w:val="%8."/>
+      <w:lvlJc w:val="left"/>
+      <w:pPr>
+        <w:ind w:left="6120" w:hanging="360"/>
+      </w:pPr>
+    </w:lvl>
+    <w:lvl w:ilvl="8" w:tplc="0409001B" w:tentative="1">
+      <w:start w:val="1"/>
+      <w:numFmt w:val="lowerRoman"/>
+      <w:lvlText w:val="%9."/>
+      <w:lvlJc w:val="right"/>
+      <w:pPr>
+        <w:ind w:left="6840" w:hanging="180"/>
+      </w:pPr>
+    </w:lvl>
+  </w:abstractNum>
+  <w:abstractNum w:abstractNumId="9" w15:restartNumberingAfterBreak="0">
     <w:nsid w:val="7FBC204C"/>
     <w:multiLevelType w:val="hybridMultilevel"/>
     <w:tmpl w:val="23B645BE"/>
@@ -4069,7 +4528,7 @@
     </w:lvl>
   </w:abstractNum>
   <w:num w:numId="1" w16cid:durableId="889463447">
-    <w:abstractNumId w:val="7"/>
+    <w:abstractNumId w:val="9"/>
   </w:num>
   <w:num w:numId="2" w16cid:durableId="1902060656">
     <w:abstractNumId w:val="1"/>
@@ -4078,10 +4537,10 @@
     <w:abstractNumId w:val="0"/>
   </w:num>
   <w:num w:numId="4" w16cid:durableId="306740157">
-    <w:abstractNumId w:val="5"/>
+    <w:abstractNumId w:val="6"/>
   </w:num>
   <w:num w:numId="5" w16cid:durableId="86124589">
-    <w:abstractNumId w:val="6"/>
+    <w:abstractNumId w:val="7"/>
   </w:num>
   <w:num w:numId="6" w16cid:durableId="1663270610">
     <w:abstractNumId w:val="2"/>
@@ -4091,6 +4550,12 @@
   </w:num>
   <w:num w:numId="8" w16cid:durableId="1119109355">
     <w:abstractNumId w:val="4"/>
+  </w:num>
+  <w:num w:numId="9" w16cid:durableId="1228299358">
+    <w:abstractNumId w:val="5"/>
+  </w:num>
+  <w:num w:numId="10" w16cid:durableId="988092115">
+    <w:abstractNumId w:val="8"/>
   </w:num>
 </w:numbering>
 </file>
